--- a/EXPORTS/DOCX/published/niveau3/Dutch/KoninklijkeDefensieMus.docx
+++ b/EXPORTS/DOCX/published/niveau3/Dutch/KoninklijkeDefensieMus.docx
@@ -198,7 +198,7 @@
           <w:rFonts w:ascii="Charis SIL Regular" w:hAnsi="Charis SIL Regular" w:eastAsia="Charis SIL Regular"/>
           <w:b w:val="0"/>
           <w:i w:val="0"/>
-          <w:color w:val="0066CC"/>
+          <w:color w:val="0000FF"/>
           <w:sz w:val="24"/>
           <w:u w:val="single"/>
         </w:rPr>
@@ -216,7 +216,7 @@
           <w:rFonts w:ascii="Charis SIL Regular" w:hAnsi="Charis SIL Regular" w:eastAsia="Charis SIL Regular"/>
           <w:b w:val="0"/>
           <w:i w:val="0"/>
-          <w:color w:val="0066CC"/>
+          <w:color w:val="0000FF"/>
           <w:sz w:val="24"/>
           <w:u w:val="single"/>
         </w:rPr>
@@ -227,7 +227,7 @@
           <w:rFonts w:ascii="Charis SIL Regular" w:hAnsi="Charis SIL Regular" w:eastAsia="Charis SIL Regular"/>
           <w:b w:val="0"/>
           <w:i w:val="0"/>
-          <w:color w:val="0066CC"/>
+          <w:color w:val="0000FF"/>
           <w:sz w:val="24"/>
           <w:u w:val="single"/>
         </w:rPr>
@@ -262,7 +262,7 @@
       </w:r>
       <w:r>
         <w:rPr>
-          <w:u w:val="single" w:color="0066cc"/>
+          <w:u w:val="single" w:color="0000ff"/>
           <w:rFonts w:ascii="Charis SIL Regular" w:hAnsi="Charis SIL Regular" w:eastAsia="Charis SIL Regular"/>
           <w:b w:val="0"/>
           <w:i w:val="0"/>
@@ -280,7 +280,7 @@
       </w:r>
       <w:r>
         <w:rPr>
-          <w:u w:val="single" w:color="0066cc"/>
+          <w:u w:val="single" w:color="0000ff"/>
           <w:rFonts w:ascii="Charis SIL Regular" w:hAnsi="Charis SIL Regular" w:eastAsia="Charis SIL Regular"/>
           <w:b w:val="0"/>
           <w:i w:val="0"/>
@@ -341,7 +341,7 @@
           <w:rFonts w:ascii="Charis SIL Regular" w:hAnsi="Charis SIL Regular" w:eastAsia="Charis SIL Regular"/>
           <w:b w:val="0"/>
           <w:i w:val="0"/>
-          <w:color w:val="0066CC"/>
+          <w:color w:val="0000FF"/>
           <w:sz w:val="24"/>
           <w:u w:val="single"/>
         </w:rPr>
@@ -376,7 +376,7 @@
       </w:r>
       <w:r>
         <w:rPr>
-          <w:u w:val="single" w:color="0066cc"/>
+          <w:u w:val="single" w:color="0000ff"/>
           <w:rFonts w:ascii="Charis SIL Regular" w:hAnsi="Charis SIL Regular" w:eastAsia="Charis SIL Regular"/>
           <w:b w:val="0"/>
           <w:i w:val="0"/>
@@ -394,7 +394,7 @@
       </w:r>
       <w:r>
         <w:rPr>
-          <w:u w:val="single" w:color="0066cc"/>
+          <w:u w:val="single" w:color="0000ff"/>
           <w:rFonts w:ascii="Charis SIL Regular" w:hAnsi="Charis SIL Regular" w:eastAsia="Charis SIL Regular"/>
           <w:b w:val="0"/>
           <w:i w:val="0"/>
@@ -461,7 +461,7 @@
           <w:rFonts w:ascii="Charis SIL Regular" w:hAnsi="Charis SIL Regular" w:eastAsia="Charis SIL Regular"/>
           <w:b w:val="0"/>
           <w:i w:val="0"/>
-          <w:color w:val="0066CC"/>
+          <w:color w:val="0000FF"/>
           <w:sz w:val="24"/>
           <w:u w:val="single"/>
         </w:rPr>
@@ -479,7 +479,7 @@
           <w:rFonts w:ascii="Charis SIL Regular" w:hAnsi="Charis SIL Regular" w:eastAsia="Charis SIL Regular"/>
           <w:b w:val="0"/>
           <w:i w:val="0"/>
-          <w:color w:val="0066CC"/>
+          <w:color w:val="0000FF"/>
           <w:sz w:val="24"/>
           <w:u w:val="single"/>
         </w:rPr>
@@ -490,7 +490,7 @@
           <w:rFonts w:ascii="Charis SIL Regular" w:hAnsi="Charis SIL Regular" w:eastAsia="Charis SIL Regular"/>
           <w:b w:val="0"/>
           <w:i w:val="0"/>
-          <w:color w:val="0066CC"/>
+          <w:color w:val="0000FF"/>
           <w:sz w:val="24"/>
           <w:u w:val="single"/>
         </w:rPr>
@@ -525,7 +525,7 @@
       </w:r>
       <w:r>
         <w:rPr>
-          <w:u w:val="single" w:color="0066cc"/>
+          <w:u w:val="single" w:color="0000ff"/>
           <w:rFonts w:ascii="Charis SIL Regular" w:hAnsi="Charis SIL Regular" w:eastAsia="Charis SIL Regular"/>
           <w:b w:val="0"/>
           <w:i w:val="0"/>
@@ -543,7 +543,7 @@
       </w:r>
       <w:r>
         <w:rPr>
-          <w:u w:val="single" w:color="0066cc"/>
+          <w:u w:val="single" w:color="0000ff"/>
           <w:rFonts w:ascii="Charis SIL Regular" w:hAnsi="Charis SIL Regular" w:eastAsia="Charis SIL Regular"/>
           <w:b w:val="0"/>
           <w:i w:val="0"/>
@@ -584,7 +584,7 @@
           <w:rFonts w:ascii="Charis SIL Regular" w:hAnsi="Charis SIL Regular" w:eastAsia="Charis SIL Regular"/>
           <w:b w:val="0"/>
           <w:i w:val="0"/>
-          <w:color w:val="0066CC"/>
+          <w:color w:val="0000FF"/>
           <w:sz w:val="24"/>
           <w:u w:val="single"/>
         </w:rPr>
@@ -602,7 +602,7 @@
           <w:rFonts w:ascii="Charis SIL Regular" w:hAnsi="Charis SIL Regular" w:eastAsia="Charis SIL Regular"/>
           <w:b w:val="0"/>
           <w:i w:val="0"/>
-          <w:color w:val="0066CC"/>
+          <w:color w:val="0000FF"/>
           <w:sz w:val="24"/>
           <w:u w:val="single"/>
         </w:rPr>
@@ -613,7 +613,7 @@
           <w:rFonts w:ascii="Charis SIL Regular" w:hAnsi="Charis SIL Regular" w:eastAsia="Charis SIL Regular"/>
           <w:b w:val="0"/>
           <w:i w:val="0"/>
-          <w:color w:val="0066CC"/>
+          <w:color w:val="0000FF"/>
           <w:sz w:val="24"/>
           <w:u w:val="single"/>
         </w:rPr>
@@ -631,7 +631,7 @@
           <w:rFonts w:ascii="Charis SIL Regular" w:hAnsi="Charis SIL Regular" w:eastAsia="Charis SIL Regular"/>
           <w:b w:val="0"/>
           <w:i w:val="0"/>
-          <w:color w:val="0066CC"/>
+          <w:color w:val="0000FF"/>
           <w:sz w:val="24"/>
           <w:u w:val="single"/>
         </w:rPr>
@@ -642,7 +642,7 @@
           <w:rFonts w:ascii="Charis SIL Regular" w:hAnsi="Charis SIL Regular" w:eastAsia="Charis SIL Regular"/>
           <w:b w:val="0"/>
           <w:i w:val="0"/>
-          <w:color w:val="0066CC"/>
+          <w:color w:val="0000FF"/>
           <w:sz w:val="24"/>
           <w:u w:val="single"/>
         </w:rPr>
@@ -660,7 +660,7 @@
           <w:rFonts w:ascii="Charis SIL Regular" w:hAnsi="Charis SIL Regular" w:eastAsia="Charis SIL Regular"/>
           <w:b w:val="0"/>
           <w:i w:val="0"/>
-          <w:color w:val="0066CC"/>
+          <w:color w:val="0000FF"/>
           <w:sz w:val="24"/>
           <w:u w:val="single"/>
         </w:rPr>
@@ -671,7 +671,7 @@
           <w:rFonts w:ascii="Charis SIL Regular" w:hAnsi="Charis SIL Regular" w:eastAsia="Charis SIL Regular"/>
           <w:b w:val="0"/>
           <w:i w:val="0"/>
-          <w:color w:val="0066CC"/>
+          <w:color w:val="0000FF"/>
           <w:sz w:val="24"/>
           <w:u w:val="single"/>
         </w:rPr>
@@ -706,7 +706,7 @@
       </w:r>
       <w:r>
         <w:rPr>
-          <w:u w:val="single" w:color="0066cc"/>
+          <w:u w:val="single" w:color="0000ff"/>
           <w:rFonts w:ascii="Charis SIL Regular" w:hAnsi="Charis SIL Regular" w:eastAsia="Charis SIL Regular"/>
           <w:b w:val="0"/>
           <w:i w:val="0"/>
@@ -724,7 +724,7 @@
       </w:r>
       <w:r>
         <w:rPr>
-          <w:u w:val="single" w:color="0066cc"/>
+          <w:u w:val="single" w:color="0000ff"/>
           <w:rFonts w:ascii="Charis SIL Regular" w:hAnsi="Charis SIL Regular" w:eastAsia="Charis SIL Regular"/>
           <w:b w:val="0"/>
           <w:i w:val="0"/>
@@ -775,7 +775,7 @@
           <w:rFonts w:ascii="Charis SIL Regular" w:hAnsi="Charis SIL Regular" w:eastAsia="Charis SIL Regular"/>
           <w:b w:val="0"/>
           <w:i w:val="0"/>
-          <w:color w:val="0066CC"/>
+          <w:color w:val="0000FF"/>
           <w:sz w:val="24"/>
           <w:u w:val="single"/>
         </w:rPr>
@@ -810,7 +810,7 @@
       </w:r>
       <w:r>
         <w:rPr>
-          <w:u w:val="single" w:color="0066cc"/>
+          <w:u w:val="single" w:color="0000ff"/>
           <w:rFonts w:ascii="Charis SIL Regular" w:hAnsi="Charis SIL Regular" w:eastAsia="Charis SIL Regular"/>
           <w:b w:val="0"/>
           <w:i w:val="0"/>
@@ -934,7 +934,7 @@
           <w:rFonts w:ascii="Charis SIL Regular" w:hAnsi="Charis SIL Regular" w:eastAsia="Charis SIL Regular"/>
           <w:b w:val="0"/>
           <w:i w:val="0"/>
-          <w:color w:val="0066CC"/>
+          <w:color w:val="0000FF"/>
           <w:sz w:val="24"/>
           <w:u w:val="single"/>
         </w:rPr>
@@ -962,7 +962,7 @@
           <w:rFonts w:ascii="Charis SIL Regular" w:hAnsi="Charis SIL Regular" w:eastAsia="Charis SIL Regular"/>
           <w:b w:val="0"/>
           <w:i w:val="0"/>
-          <w:color w:val="0066CC"/>
+          <w:color w:val="0000FF"/>
           <w:sz w:val="24"/>
           <w:u w:val="single"/>
         </w:rPr>
@@ -983,7 +983,7 @@
           <w:rFonts w:ascii="Charis SIL Regular" w:hAnsi="Charis SIL Regular" w:eastAsia="Charis SIL Regular"/>
           <w:b w:val="0"/>
           <w:i w:val="0"/>
-          <w:color w:val="0066CC"/>
+          <w:color w:val="0000FF"/>
           <w:sz w:val="24"/>
           <w:u w:val="single"/>
         </w:rPr>
@@ -1004,11 +1004,60 @@
           <w:color w:val="000000"/>
           <w:sz w:val="24"/>
         </w:rPr>
-        <w:t xml:space="preserve"> dat al was gevestigd in Soesterberg. De samenvoeging vond plaats in </w:t>
+        <w:t xml:space="preserve"> dat al was gevestigd i</w:t>
       </w:r>
       <w:r>
         <w:rPr>
-          <w:u w:val="single" w:color="0066cc"/>
+          <w:u w:val="single" w:color="0000ff"/>
+          <w:rFonts w:ascii="Charis SIL Regular" w:hAnsi="Charis SIL Regular" w:eastAsia="Charis SIL Regular"/>
+          <w:b w:val="0"/>
+          <w:i w:val="0"/>
+          <w:color w:val="000000"/>
+          <w:sz w:val="24"/>
+        </w:rPr>
+        <w:hyperlink r:id="rId14" w:history="1">
+          <w:r>
+            <w:rPr>
+              <w:rStyle w:val="Hyperlink"/>
+            </w:rPr>
+            <w:t>n Soesterberg.</w:t>
+          </w:r>
+        </w:hyperlink>
+      </w:r>
+      <w:r>
+        <w:rPr>
+          <w:rFonts w:ascii="Charis SIL Regular" w:hAnsi="Charis SIL Regular" w:eastAsia="Charis SIL Regular"/>
+          <w:b w:val="0"/>
+          <w:i w:val="0"/>
+          <w:color w:val="000000"/>
+          <w:sz w:val="24"/>
+        </w:rPr>
+        <w:t xml:space="preserve"> De samenvoegi</w:t>
+      </w:r>
+      <w:r>
+        <w:rPr>
+          <w:u w:val="single" w:color="0000ff"/>
+          <w:rFonts w:ascii="Charis SIL Regular" w:hAnsi="Charis SIL Regular" w:eastAsia="Charis SIL Regular"/>
+          <w:b w:val="0"/>
+          <w:i w:val="0"/>
+          <w:color w:val="000000"/>
+          <w:sz w:val="24"/>
+        </w:rPr>
+        <w:t xml:space="preserve">ng vond </w:t>
+      </w:r>
+      <w:r>
+        <w:rPr>
+          <w:rFonts w:ascii="Charis SIL Regular" w:hAnsi="Charis SIL Regular" w:eastAsia="Charis SIL Regular"/>
+          <w:b w:val="0"/>
+          <w:i w:val="0"/>
+          <w:color w:val="000000"/>
+          <w:sz w:val="24"/>
+        </w:rPr>
+        <w:t xml:space="preserve">plaats in </w:t>
+      </w:r>
+      <w:r>
+        <w:rPr>
+          <w:u w:val="single" w:color="0000ff"/>
           <w:rFonts w:ascii="Charis SIL Regular" w:hAnsi="Charis SIL Regular" w:eastAsia="Charis SIL Regular"/>
           <w:b w:val="0"/>
           <w:i w:val="0"/>
@@ -1079,7 +1128,7 @@
           <w:rFonts w:ascii="Charis SIL Regular" w:hAnsi="Charis SIL Regular" w:eastAsia="Charis SIL Regular"/>
           <w:b w:val="0"/>
           <w:i w:val="0"/>
-          <w:color w:val="0066CC"/>
+          <w:color w:val="0000FF"/>
           <w:sz w:val="24"/>
           <w:u w:val="single"/>
         </w:rPr>
@@ -1097,7 +1146,7 @@
           <w:rFonts w:ascii="Charis SIL Regular" w:hAnsi="Charis SIL Regular" w:eastAsia="Charis SIL Regular"/>
           <w:b w:val="0"/>
           <w:i w:val="0"/>
-          <w:color w:val="0066CC"/>
+          <w:color w:val="0000FF"/>
           <w:sz w:val="24"/>
           <w:u w:val="single"/>
         </w:rPr>
@@ -1108,7 +1157,7 @@
           <w:rFonts w:ascii="Charis SIL Regular" w:hAnsi="Charis SIL Regular" w:eastAsia="Charis SIL Regular"/>
           <w:b w:val="0"/>
           <w:i w:val="0"/>
-          <w:color w:val="0066CC"/>
+          <w:color w:val="0000FF"/>
           <w:sz w:val="24"/>
           <w:u w:val="single"/>
         </w:rPr>
@@ -1142,29 +1191,11 @@
           <w:color w:val="000000"/>
           <w:sz w:val="24"/>
         </w:rPr>
-        <w:t>Luchtvaart Museum werd in 1968 opgericht als officieel m</w:t>
+        <w:t>Luchtvaart Museum werd in 1968 opgericht als officieel muse</w:t>
       </w:r>
       <w:r>
         <w:rPr>
-          <w:u w:val="single" w:color="0066cc"/>
-          <w:rFonts w:ascii="Charis SIL Regular" w:hAnsi="Charis SIL Regular" w:eastAsia="Charis SIL Regular"/>
-          <w:b w:val="0"/>
-          <w:i w:val="0"/>
-          <w:color w:val="000000"/>
-          <w:sz w:val="24"/>
-        </w:rPr>
-        <w:hyperlink r:id="rId16" w:history="1">
-          <w:r>
-            <w:rPr>
-              <w:rStyle w:val="Hyperlink"/>
-            </w:rPr>
-            <w:t>use</w:t>
-          </w:r>
-        </w:hyperlink>
-      </w:r>
-      <w:r>
-        <w:rPr>
-          <w:u w:val="single" w:color="0066cc"/>
+          <w:u w:val="single" w:color="0000ff"/>
           <w:rFonts w:ascii="Charis SIL Regular" w:hAnsi="Charis SIL Regular" w:eastAsia="Charis SIL Regular"/>
           <w:b w:val="0"/>
           <w:i w:val="0"/>
@@ -1235,7 +1266,7 @@
           <w:rFonts w:ascii="Charis SIL Regular" w:hAnsi="Charis SIL Regular" w:eastAsia="Charis SIL Regular"/>
           <w:b w:val="0"/>
           <w:i w:val="0"/>
-          <w:color w:val="0066CC"/>
+          <w:color w:val="0000FF"/>
           <w:sz w:val="24"/>
           <w:u w:val="single"/>
         </w:rPr>
@@ -1253,7 +1284,7 @@
           <w:rFonts w:ascii="Charis SIL Regular" w:hAnsi="Charis SIL Regular" w:eastAsia="Charis SIL Regular"/>
           <w:b w:val="0"/>
           <w:i w:val="0"/>
-          <w:color w:val="0066CC"/>
+          <w:color w:val="0000FF"/>
           <w:sz w:val="24"/>
           <w:u w:val="single"/>
         </w:rPr>
@@ -1264,7 +1295,7 @@
           <w:rFonts w:ascii="Charis SIL Regular" w:hAnsi="Charis SIL Regular" w:eastAsia="Charis SIL Regular"/>
           <w:b w:val="0"/>
           <w:i w:val="0"/>
-          <w:color w:val="0066CC"/>
+          <w:color w:val="0000FF"/>
           <w:sz w:val="24"/>
           <w:u w:val="single"/>
         </w:rPr>
@@ -1299,7 +1330,7 @@
       </w:r>
       <w:r>
         <w:rPr>
-          <w:u w:val="single" w:color="0066cc"/>
+          <w:u w:val="single" w:color="0000ff"/>
           <w:rFonts w:ascii="Charis SIL Regular" w:hAnsi="Charis SIL Regular" w:eastAsia="Charis SIL Regular"/>
           <w:b w:val="0"/>
           <w:i w:val="0"/>
@@ -1317,7 +1348,7 @@
       </w:r>
       <w:r>
         <w:rPr>
-          <w:u w:val="single" w:color="0066cc"/>
+          <w:u w:val="single" w:color="0000ff"/>
           <w:rFonts w:ascii="Charis SIL Regular" w:hAnsi="Charis SIL Regular" w:eastAsia="Charis SIL Regular"/>
           <w:b w:val="0"/>
           <w:i w:val="0"/>
@@ -1335,7 +1366,7 @@
       </w:r>
       <w:r>
         <w:rPr>
-          <w:u w:val="single" w:color="0066cc"/>
+          <w:u w:val="single" w:color="0000ff"/>
           <w:rFonts w:ascii="Charis SIL Regular" w:hAnsi="Charis SIL Regular" w:eastAsia="Charis SIL Regular"/>
           <w:b w:val="0"/>
           <w:i w:val="0"/>
@@ -1353,7 +1384,7 @@
       </w:r>
       <w:r>
         <w:rPr>
-          <w:u w:val="single" w:color="0066cc"/>
+          <w:u w:val="single" w:color="0000ff"/>
           <w:rFonts w:ascii="Charis SIL Regular" w:hAnsi="Charis SIL Regular" w:eastAsia="Charis SIL Regular"/>
           <w:b w:val="0"/>
           <w:i w:val="0"/>
@@ -1456,7 +1487,7 @@
           <w:rFonts w:ascii="Charis SIL Regular" w:hAnsi="Charis SIL Regular" w:eastAsia="Charis SIL Regular"/>
           <w:b w:val="0"/>
           <w:i w:val="0"/>
-          <w:color w:val="0066CC"/>
+          <w:color w:val="0000FF"/>
           <w:sz w:val="24"/>
           <w:u w:val="single"/>
         </w:rPr>
@@ -1474,7 +1505,7 @@
           <w:rFonts w:ascii="Charis SIL Regular" w:hAnsi="Charis SIL Regular" w:eastAsia="Charis SIL Regular"/>
           <w:b w:val="0"/>
           <w:i w:val="0"/>
-          <w:color w:val="0066CC"/>
+          <w:color w:val="0000FF"/>
           <w:sz w:val="24"/>
           <w:u w:val="single"/>
         </w:rPr>
@@ -1492,7 +1523,7 @@
           <w:rFonts w:ascii="Charis SIL Regular" w:hAnsi="Charis SIL Regular" w:eastAsia="Charis SIL Regular"/>
           <w:b w:val="0"/>
           <w:i w:val="0"/>
-          <w:color w:val="0066CC"/>
+          <w:color w:val="0000FF"/>
           <w:sz w:val="24"/>
           <w:u w:val="single"/>
         </w:rPr>
@@ -1503,7 +1534,7 @@
           <w:rFonts w:ascii="Charis SIL Regular" w:hAnsi="Charis SIL Regular" w:eastAsia="Charis SIL Regular"/>
           <w:b w:val="0"/>
           <w:i w:val="0"/>
-          <w:color w:val="0066CC"/>
+          <w:color w:val="0000FF"/>
           <w:sz w:val="24"/>
           <w:u w:val="single"/>
         </w:rPr>
@@ -1581,7 +1612,7 @@
           <w:rFonts w:ascii="Charis SIL Regular" w:hAnsi="Charis SIL Regular" w:eastAsia="Charis SIL Regular"/>
           <w:b w:val="0"/>
           <w:i w:val="0"/>
-          <w:color w:val="0066CC"/>
+          <w:color w:val="0000FF"/>
           <w:sz w:val="24"/>
           <w:u w:val="single"/>
         </w:rPr>
@@ -1599,7 +1630,7 @@
           <w:rFonts w:ascii="Charis SIL Regular" w:hAnsi="Charis SIL Regular" w:eastAsia="Charis SIL Regular"/>
           <w:b w:val="0"/>
           <w:i w:val="0"/>
-          <w:color w:val="0066CC"/>
+          <w:color w:val="0000FF"/>
           <w:sz w:val="24"/>
           <w:u w:val="single"/>
         </w:rPr>
@@ -1610,7 +1641,7 @@
           <w:rFonts w:ascii="Charis SIL Regular" w:hAnsi="Charis SIL Regular" w:eastAsia="Charis SIL Regular"/>
           <w:b w:val="0"/>
           <w:i w:val="0"/>
-          <w:color w:val="0066CC"/>
+          <w:color w:val="0000FF"/>
           <w:sz w:val="24"/>
           <w:u w:val="single"/>
         </w:rPr>
@@ -1645,7 +1676,7 @@
       </w:r>
       <w:r>
         <w:rPr>
-          <w:u w:val="single" w:color="0066cc"/>
+          <w:u w:val="single" w:color="0000ff"/>
           <w:rFonts w:ascii="Charis SIL Regular" w:hAnsi="Charis SIL Regular" w:eastAsia="Charis SIL Regular"/>
           <w:b w:val="0"/>
           <w:i w:val="0"/>
@@ -1663,7 +1694,7 @@
       </w:r>
       <w:r>
         <w:rPr>
-          <w:u w:val="single" w:color="0066cc"/>
+          <w:u w:val="single" w:color="0000ff"/>
           <w:rFonts w:ascii="Charis SIL Regular" w:hAnsi="Charis SIL Regular" w:eastAsia="Charis SIL Regular"/>
           <w:b w:val="0"/>
           <w:i w:val="0"/>
@@ -1714,7 +1745,7 @@
           <w:rFonts w:ascii="Charis SIL Regular" w:hAnsi="Charis SIL Regular" w:eastAsia="Charis SIL Regular"/>
           <w:b w:val="0"/>
           <w:i w:val="0"/>
-          <w:color w:val="0066CC"/>
+          <w:color w:val="0000FF"/>
           <w:sz w:val="24"/>
           <w:u w:val="single"/>
         </w:rPr>
@@ -1749,7 +1780,7 @@
       </w:r>
       <w:r>
         <w:rPr>
-          <w:u w:val="single" w:color="0066cc"/>
+          <w:u w:val="single" w:color="0000ff"/>
           <w:rFonts w:ascii="Charis SIL Regular" w:hAnsi="Charis SIL Regular" w:eastAsia="Charis SIL Regular"/>
           <w:b w:val="0"/>
           <w:i w:val="0"/>
@@ -1760,7 +1791,7 @@
       </w:r>
       <w:r>
         <w:rPr>
-          <w:u w:val="single" w:color="0066cc"/>
+          <w:u w:val="single" w:color="0000ff"/>
           <w:rFonts w:ascii="Charis SIL Regular" w:hAnsi="Charis SIL Regular" w:eastAsia="Charis SIL Regular"/>
           <w:b w:val="0"/>
           <w:i w:val="0"/>
@@ -1811,7 +1842,7 @@
           <w:rFonts w:ascii="Charis SIL Regular" w:hAnsi="Charis SIL Regular" w:eastAsia="Charis SIL Regular"/>
           <w:b w:val="0"/>
           <w:i w:val="0"/>
-          <w:color w:val="0066CC"/>
+          <w:color w:val="0000FF"/>
           <w:sz w:val="24"/>
           <w:u w:val="single"/>
         </w:rPr>
@@ -1829,7 +1860,7 @@
           <w:rFonts w:ascii="Charis SIL Regular" w:hAnsi="Charis SIL Regular" w:eastAsia="Charis SIL Regular"/>
           <w:b w:val="0"/>
           <w:i w:val="0"/>
-          <w:color w:val="0066CC"/>
+          <w:color w:val="0000FF"/>
           <w:sz w:val="24"/>
           <w:u w:val="single"/>
         </w:rPr>
@@ -1980,7 +2011,7 @@
           <w:rFonts w:ascii="Charis SIL Regular" w:hAnsi="Charis SIL Regular" w:eastAsia="Charis SIL Regular"/>
           <w:b w:val="0"/>
           <w:i w:val="0"/>
-          <w:color w:val="0066CC"/>
+          <w:color w:val="0000FF"/>
           <w:sz w:val="24"/>
           <w:u w:val="single"/>
         </w:rPr>
@@ -2004,7 +2035,7 @@
           <w:rFonts w:ascii="Charis SIL Regular" w:hAnsi="Charis SIL Regular" w:eastAsia="Charis SIL Regular"/>
           <w:b w:val="0"/>
           <w:i w:val="0"/>
-          <w:color w:val="0066CC"/>
+          <w:color w:val="0000FF"/>
           <w:sz w:val="24"/>
           <w:u w:val="single"/>
         </w:rPr>
@@ -2015,7 +2046,7 @@
           <w:rFonts w:ascii="Charis SIL Regular" w:hAnsi="Charis SIL Regular" w:eastAsia="Charis SIL Regular"/>
           <w:b w:val="0"/>
           <w:i w:val="0"/>
-          <w:color w:val="0066CC"/>
+          <w:color w:val="0000FF"/>
           <w:sz w:val="24"/>
           <w:u w:val="single"/>
         </w:rPr>
@@ -2036,7 +2067,7 @@
           <w:rFonts w:ascii="Charis SIL Regular" w:hAnsi="Charis SIL Regular" w:eastAsia="Charis SIL Regular"/>
           <w:b w:val="0"/>
           <w:i w:val="0"/>
-          <w:color w:val="0066CC"/>
+          <w:color w:val="0000FF"/>
           <w:sz w:val="24"/>
           <w:u w:val="single"/>
         </w:rPr>
@@ -2060,7 +2091,7 @@
           <w:rFonts w:ascii="Charis SIL Regular" w:hAnsi="Charis SIL Regular" w:eastAsia="Charis SIL Regular"/>
           <w:b w:val="0"/>
           <w:i w:val="0"/>
-          <w:color w:val="0066CC"/>
+          <w:color w:val="0000FF"/>
           <w:sz w:val="24"/>
           <w:u w:val="single"/>
         </w:rPr>
@@ -2071,7 +2102,7 @@
           <w:rFonts w:ascii="Charis SIL Regular" w:hAnsi="Charis SIL Regular" w:eastAsia="Charis SIL Regular"/>
           <w:b w:val="0"/>
           <w:i w:val="0"/>
-          <w:color w:val="0066CC"/>
+          <w:color w:val="0000FF"/>
           <w:sz w:val="24"/>
           <w:u w:val="single"/>
         </w:rPr>
@@ -2095,7 +2126,7 @@
           <w:rFonts w:ascii="Charis SIL Regular" w:hAnsi="Charis SIL Regular" w:eastAsia="Charis SIL Regular"/>
           <w:b w:val="0"/>
           <w:i w:val="0"/>
-          <w:color w:val="0066CC"/>
+          <w:color w:val="0000FF"/>
           <w:sz w:val="24"/>
           <w:u w:val="single"/>
         </w:rPr>
@@ -2106,7 +2137,7 @@
           <w:rFonts w:ascii="Charis SIL Regular" w:hAnsi="Charis SIL Regular" w:eastAsia="Charis SIL Regular"/>
           <w:b w:val="0"/>
           <w:i w:val="0"/>
-          <w:color w:val="0066CC"/>
+          <w:color w:val="0000FF"/>
           <w:sz w:val="24"/>
           <w:u w:val="single"/>
         </w:rPr>
@@ -2247,7 +2278,7 @@
           <w:rFonts w:ascii="Charis SIL Regular" w:hAnsi="Charis SIL Regular" w:eastAsia="Charis SIL Regular"/>
           <w:b w:val="0"/>
           <w:i w:val="0"/>
-          <w:color w:val="0066CC"/>
+          <w:color w:val="0000FF"/>
           <w:sz w:val="24"/>
           <w:u w:val="single"/>
         </w:rPr>
@@ -2265,7 +2296,7 @@
           <w:rFonts w:ascii="Charis SIL Regular" w:hAnsi="Charis SIL Regular" w:eastAsia="Charis SIL Regular"/>
           <w:b w:val="0"/>
           <w:i w:val="0"/>
-          <w:color w:val="0066CC"/>
+          <w:color w:val="0000FF"/>
           <w:sz w:val="24"/>
           <w:u w:val="single"/>
         </w:rPr>
@@ -2283,7 +2314,7 @@
           <w:rFonts w:ascii="Charis SIL Regular" w:hAnsi="Charis SIL Regular" w:eastAsia="Charis SIL Regular"/>
           <w:b w:val="0"/>
           <w:i w:val="0"/>
-          <w:color w:val="0066CC"/>
+          <w:color w:val="0000FF"/>
           <w:sz w:val="24"/>
           <w:u w:val="single"/>
         </w:rPr>
@@ -2301,7 +2332,7 @@
           <w:rFonts w:ascii="Charis SIL Regular" w:hAnsi="Charis SIL Regular" w:eastAsia="Charis SIL Regular"/>
           <w:b w:val="0"/>
           <w:i w:val="0"/>
-          <w:color w:val="0066CC"/>
+          <w:color w:val="0000FF"/>
           <w:sz w:val="24"/>
           <w:u w:val="single"/>
         </w:rPr>
@@ -2329,7 +2360,7 @@
           <w:rFonts w:ascii="Charis SIL Regular" w:hAnsi="Charis SIL Regular" w:eastAsia="Charis SIL Regular"/>
           <w:b w:val="0"/>
           <w:i w:val="0"/>
-          <w:color w:val="0066CC"/>
+          <w:color w:val="0000FF"/>
           <w:sz w:val="24"/>
         </w:rPr>
         <w:hyperlink r:id="rId21" w:history="1">
@@ -2346,7 +2377,7 @@
           <w:rFonts w:ascii="Charis SIL Regular" w:hAnsi="Charis SIL Regular" w:eastAsia="Charis SIL Regular"/>
           <w:b w:val="0"/>
           <w:i w:val="0"/>
-          <w:color w:val="0066CC"/>
+          <w:color w:val="0000FF"/>
           <w:sz w:val="24"/>
         </w:rPr>
         <w:hyperlink r:id="rId21" w:history="1">
@@ -2363,7 +2394,7 @@
           <w:rFonts w:ascii="Charis SIL Regular" w:hAnsi="Charis SIL Regular" w:eastAsia="Charis SIL Regular"/>
           <w:b w:val="0"/>
           <w:i w:val="0"/>
-          <w:color w:val="0066CC"/>
+          <w:color w:val="0000FF"/>
           <w:sz w:val="24"/>
         </w:rPr>
         <w:hyperlink r:id="rId21" w:history="1">
@@ -2380,7 +2411,7 @@
           <w:rFonts w:ascii="Charis SIL Regular" w:hAnsi="Charis SIL Regular" w:eastAsia="Charis SIL Regular"/>
           <w:b w:val="0"/>
           <w:i w:val="0"/>
-          <w:color w:val="0066CC"/>
+          <w:color w:val="0000FF"/>
           <w:sz w:val="24"/>
         </w:rPr>
         <w:hyperlink r:id="rId21" w:history="1">
@@ -2397,7 +2428,7 @@
           <w:rFonts w:ascii="Charis SIL Regular" w:hAnsi="Charis SIL Regular" w:eastAsia="Charis SIL Regular"/>
           <w:b w:val="0"/>
           <w:i w:val="0"/>
-          <w:color w:val="0066CC"/>
+          <w:color w:val="0000FF"/>
           <w:sz w:val="24"/>
         </w:rPr>
         <w:hyperlink r:id="rId21" w:history="1">
@@ -2513,7 +2544,7 @@
           <w:rFonts w:ascii="Charis SIL Regular" w:hAnsi="Charis SIL Regular" w:eastAsia="Charis SIL Regular"/>
           <w:b w:val="0"/>
           <w:i w:val="0"/>
-          <w:color w:val="0066CC"/>
+          <w:color w:val="0000FF"/>
           <w:sz w:val="24"/>
           <w:u w:val="single"/>
         </w:rPr>
@@ -2531,7 +2562,7 @@
           <w:rFonts w:ascii="Charis SIL Regular" w:hAnsi="Charis SIL Regular" w:eastAsia="Charis SIL Regular"/>
           <w:b w:val="0"/>
           <w:i w:val="0"/>
-          <w:color w:val="0066CC"/>
+          <w:color w:val="0000FF"/>
           <w:sz w:val="24"/>
           <w:u w:val="single"/>
         </w:rPr>
@@ -2549,7 +2580,7 @@
           <w:rFonts w:ascii="Charis SIL Regular" w:hAnsi="Charis SIL Regular" w:eastAsia="Charis SIL Regular"/>
           <w:b w:val="0"/>
           <w:i w:val="0"/>
-          <w:color w:val="0066CC"/>
+          <w:color w:val="0000FF"/>
           <w:sz w:val="24"/>
           <w:u w:val="single"/>
         </w:rPr>
@@ -2567,7 +2598,7 @@
           <w:rFonts w:ascii="Charis SIL Regular" w:hAnsi="Charis SIL Regular" w:eastAsia="Charis SIL Regular"/>
           <w:b w:val="0"/>
           <w:i w:val="0"/>
-          <w:color w:val="0066CC"/>
+          <w:color w:val="0000FF"/>
           <w:sz w:val="24"/>
           <w:u w:val="single"/>
         </w:rPr>

--- a/EXPORTS/DOCX/published/niveau3/Dutch/KoninklijkeDefensieMus.docx
+++ b/EXPORTS/DOCX/published/niveau3/Dutch/KoninklijkeDefensieMus.docx
@@ -1043,7 +1043,14 @@
           <w:color w:val="000000"/>
           <w:sz w:val="24"/>
         </w:rPr>
-        <w:t xml:space="preserve">ng vond </w:t>
+        <w:hyperlink r:id="rId15" w:history="1">
+          <w:r>
+            <w:rPr>
+              <w:rStyle w:val="Hyperlink"/>
+            </w:rPr>
+            <w:t xml:space="preserve">ng vond </w:t>
+          </w:r>
+        </w:hyperlink>
       </w:r>
       <w:r>
         <w:rPr>
@@ -1191,7 +1198,25 @@
           <w:color w:val="000000"/>
           <w:sz w:val="24"/>
         </w:rPr>
-        <w:t>Luchtvaart Museum werd in 1968 opgericht als officieel muse</w:t>
+        <w:t>Luchtvaart Museum werd in 1968 opgericht als officieel m</w:t>
+      </w:r>
+      <w:r>
+        <w:rPr>
+          <w:u w:val="single" w:color="0000ff"/>
+          <w:rFonts w:ascii="Charis SIL Regular" w:hAnsi="Charis SIL Regular" w:eastAsia="Charis SIL Regular"/>
+          <w:b w:val="0"/>
+          <w:i w:val="0"/>
+          <w:color w:val="000000"/>
+          <w:sz w:val="24"/>
+        </w:rPr>
+        <w:hyperlink r:id="rId16" w:history="1">
+          <w:r>
+            <w:rPr>
+              <w:rStyle w:val="Hyperlink"/>
+            </w:rPr>
+            <w:t>use</w:t>
+          </w:r>
+        </w:hyperlink>
       </w:r>
       <w:r>
         <w:rPr>

--- a/EXPORTS/DOCX/published/niveau3/Dutch/KoninklijkeDefensieMus.docx
+++ b/EXPORTS/DOCX/published/niveau3/Dutch/KoninklijkeDefensieMus.docx
@@ -258,25 +258,7 @@
           <w:color w:val="000000"/>
           <w:sz w:val="24"/>
         </w:rPr>
-        <w:t>onder</w:t>
-      </w:r>
-      <w:r>
-        <w:rPr>
-          <w:u w:val="single" w:color="0000ff"/>
-          <w:rFonts w:ascii="Charis SIL Regular" w:hAnsi="Charis SIL Regular" w:eastAsia="Charis SIL Regular"/>
-          <w:b w:val="0"/>
-          <w:i w:val="0"/>
-          <w:color w:val="000000"/>
-          <w:sz w:val="24"/>
-        </w:rPr>
-        <w:hyperlink r:id="rId9" w:history="1">
-          <w:r>
-            <w:rPr>
-              <w:rStyle w:val="Hyperlink"/>
-            </w:rPr>
-            <w:t xml:space="preserve"> de SKD </w:t>
-          </w:r>
-        </w:hyperlink>
+        <w:t xml:space="preserve">onder de SKD </w:t>
       </w:r>
       <w:r>
         <w:rPr>
@@ -521,25 +503,7 @@
           <w:color w:val="000000"/>
           <w:sz w:val="24"/>
         </w:rPr>
-        <w:t xml:space="preserve">traditiekamers. Om de traditiekamers te bezoeken dien je van </w:t>
-      </w:r>
-      <w:r>
-        <w:rPr>
-          <w:u w:val="single" w:color="0000ff"/>
-          <w:rFonts w:ascii="Charis SIL Regular" w:hAnsi="Charis SIL Regular" w:eastAsia="Charis SIL Regular"/>
-          <w:b w:val="0"/>
-          <w:i w:val="0"/>
-          <w:color w:val="000000"/>
-          <w:sz w:val="24"/>
-        </w:rPr>
-        <w:hyperlink r:id="rId11" w:history="1">
-          <w:r>
-            <w:rPr>
-              <w:rStyle w:val="Hyperlink"/>
-            </w:rPr>
-            <w:t>te voren co</w:t>
-          </w:r>
-        </w:hyperlink>
+        <w:t>traditiekamers. Om de traditiekamers te bezoeken dien je van te voren co</w:t>
       </w:r>
       <w:r>
         <w:rPr>
@@ -1697,25 +1661,7 @@
           <w:color w:val="000000"/>
           <w:sz w:val="24"/>
         </w:rPr>
-        <w:t>zijn. Do</w:t>
-      </w:r>
-      <w:r>
-        <w:rPr>
-          <w:u w:val="single" w:color="0000ff"/>
-          <w:rFonts w:ascii="Charis SIL Regular" w:hAnsi="Charis SIL Regular" w:eastAsia="Charis SIL Regular"/>
-          <w:b w:val="0"/>
-          <w:i w:val="0"/>
-          <w:color w:val="000000"/>
-          <w:sz w:val="24"/>
-        </w:rPr>
-        <w:hyperlink r:id="rId19" w:history="1">
-          <w:r>
-            <w:rPr>
-              <w:rStyle w:val="Hyperlink"/>
-            </w:rPr>
-            <w:t>or de grot</w:t>
-          </w:r>
-        </w:hyperlink>
+        <w:t>zijn. Door de grot</w:t>
       </w:r>
       <w:r>
         <w:rPr>

--- a/EXPORTS/DOCX/published/niveau3/Dutch/KoninklijkeDefensieMus.docx
+++ b/EXPORTS/DOCX/published/niveau3/Dutch/KoninklijkeDefensieMus.docx
@@ -258,7 +258,25 @@
           <w:color w:val="000000"/>
           <w:sz w:val="24"/>
         </w:rPr>
-        <w:t xml:space="preserve">onder de SKD </w:t>
+        <w:t>onder</w:t>
+      </w:r>
+      <w:r>
+        <w:rPr>
+          <w:u w:val="single" w:color="0000ff"/>
+          <w:rFonts w:ascii="Charis SIL Regular" w:hAnsi="Charis SIL Regular" w:eastAsia="Charis SIL Regular"/>
+          <w:b w:val="0"/>
+          <w:i w:val="0"/>
+          <w:color w:val="000000"/>
+          <w:sz w:val="24"/>
+        </w:rPr>
+        <w:hyperlink r:id="rId9" w:history="1">
+          <w:r>
+            <w:rPr>
+              <w:rStyle w:val="Hyperlink"/>
+            </w:rPr>
+            <w:t xml:space="preserve"> de SKD </w:t>
+          </w:r>
+        </w:hyperlink>
       </w:r>
       <w:r>
         <w:rPr>
@@ -503,7 +521,25 @@
           <w:color w:val="000000"/>
           <w:sz w:val="24"/>
         </w:rPr>
-        <w:t>traditiekamers. Om de traditiekamers te bezoeken dien je van te voren co</w:t>
+        <w:t xml:space="preserve">traditiekamers. Om de traditiekamers te bezoeken dien je van </w:t>
+      </w:r>
+      <w:r>
+        <w:rPr>
+          <w:u w:val="single" w:color="0000ff"/>
+          <w:rFonts w:ascii="Charis SIL Regular" w:hAnsi="Charis SIL Regular" w:eastAsia="Charis SIL Regular"/>
+          <w:b w:val="0"/>
+          <w:i w:val="0"/>
+          <w:color w:val="000000"/>
+          <w:sz w:val="24"/>
+        </w:rPr>
+        <w:hyperlink r:id="rId11" w:history="1">
+          <w:r>
+            <w:rPr>
+              <w:rStyle w:val="Hyperlink"/>
+            </w:rPr>
+            <w:t>te voren co</w:t>
+          </w:r>
+        </w:hyperlink>
       </w:r>
       <w:r>
         <w:rPr>
@@ -1661,7 +1697,25 @@
           <w:color w:val="000000"/>
           <w:sz w:val="24"/>
         </w:rPr>
-        <w:t>zijn. Door de grot</w:t>
+        <w:t>zijn. Do</w:t>
+      </w:r>
+      <w:r>
+        <w:rPr>
+          <w:u w:val="single" w:color="0000ff"/>
+          <w:rFonts w:ascii="Charis SIL Regular" w:hAnsi="Charis SIL Regular" w:eastAsia="Charis SIL Regular"/>
+          <w:b w:val="0"/>
+          <w:i w:val="0"/>
+          <w:color w:val="000000"/>
+          <w:sz w:val="24"/>
+        </w:rPr>
+        <w:hyperlink r:id="rId19" w:history="1">
+          <w:r>
+            <w:rPr>
+              <w:rStyle w:val="Hyperlink"/>
+            </w:rPr>
+            <w:t>or de grot</w:t>
+          </w:r>
+        </w:hyperlink>
       </w:r>
       <w:r>
         <w:rPr>

--- a/EXPORTS/DOCX/published/niveau3/Dutch/KoninklijkeDefensieMus.docx
+++ b/EXPORTS/DOCX/published/niveau3/Dutch/KoninklijkeDefensieMus.docx
@@ -1697,25 +1697,7 @@
           <w:color w:val="000000"/>
           <w:sz w:val="24"/>
         </w:rPr>
-        <w:t>zijn. Do</w:t>
-      </w:r>
-      <w:r>
-        <w:rPr>
-          <w:u w:val="single" w:color="0000ff"/>
-          <w:rFonts w:ascii="Charis SIL Regular" w:hAnsi="Charis SIL Regular" w:eastAsia="Charis SIL Regular"/>
-          <w:b w:val="0"/>
-          <w:i w:val="0"/>
-          <w:color w:val="000000"/>
-          <w:sz w:val="24"/>
-        </w:rPr>
-        <w:hyperlink r:id="rId19" w:history="1">
-          <w:r>
-            <w:rPr>
-              <w:rStyle w:val="Hyperlink"/>
-            </w:rPr>
-            <w:t>or de grot</w:t>
-          </w:r>
-        </w:hyperlink>
+        <w:t>zijn. Door de grot</w:t>
       </w:r>
       <w:r>
         <w:rPr>

--- a/EXPORTS/DOCX/published/niveau3/Dutch/KoninklijkeDefensieMus.docx
+++ b/EXPORTS/DOCX/published/niveau3/Dutch/KoninklijkeDefensieMus.docx
@@ -1697,7 +1697,25 @@
           <w:color w:val="000000"/>
           <w:sz w:val="24"/>
         </w:rPr>
-        <w:t>zijn. Door de grot</w:t>
+        <w:t>zijn. Do</w:t>
+      </w:r>
+      <w:r>
+        <w:rPr>
+          <w:u w:val="single" w:color="0000ff"/>
+          <w:rFonts w:ascii="Charis SIL Regular" w:hAnsi="Charis SIL Regular" w:eastAsia="Charis SIL Regular"/>
+          <w:b w:val="0"/>
+          <w:i w:val="0"/>
+          <w:color w:val="000000"/>
+          <w:sz w:val="24"/>
+        </w:rPr>
+        <w:hyperlink r:id="rId19" w:history="1">
+          <w:r>
+            <w:rPr>
+              <w:rStyle w:val="Hyperlink"/>
+            </w:rPr>
+            <w:t>or de grot</w:t>
+          </w:r>
+        </w:hyperlink>
       </w:r>
       <w:r>
         <w:rPr>

--- a/EXPORTS/DOCX/published/niveau3/Dutch/KoninklijkeDefensieMus.docx
+++ b/EXPORTS/DOCX/published/niveau3/Dutch/KoninklijkeDefensieMus.docx
@@ -1198,25 +1198,7 @@
           <w:color w:val="000000"/>
           <w:sz w:val="24"/>
         </w:rPr>
-        <w:t>Luchtvaart Museum werd in 1968 opgericht als officieel m</w:t>
-      </w:r>
-      <w:r>
-        <w:rPr>
-          <w:u w:val="single" w:color="0000ff"/>
-          <w:rFonts w:ascii="Charis SIL Regular" w:hAnsi="Charis SIL Regular" w:eastAsia="Charis SIL Regular"/>
-          <w:b w:val="0"/>
-          <w:i w:val="0"/>
-          <w:color w:val="000000"/>
-          <w:sz w:val="24"/>
-        </w:rPr>
-        <w:hyperlink r:id="rId16" w:history="1">
-          <w:r>
-            <w:rPr>
-              <w:rStyle w:val="Hyperlink"/>
-            </w:rPr>
-            <w:t>use</w:t>
-          </w:r>
-        </w:hyperlink>
+        <w:t>Luchtvaart Museum werd in 1968 opgericht als officieel muse</w:t>
       </w:r>
       <w:r>
         <w:rPr>

--- a/EXPORTS/DOCX/published/niveau3/Dutch/KoninklijkeDefensieMus.docx
+++ b/EXPORTS/DOCX/published/niveau3/Dutch/KoninklijkeDefensieMus.docx
@@ -258,25 +258,7 @@
           <w:color w:val="000000"/>
           <w:sz w:val="24"/>
         </w:rPr>
-        <w:t>onder</w:t>
-      </w:r>
-      <w:r>
-        <w:rPr>
-          <w:u w:val="single" w:color="0000ff"/>
-          <w:rFonts w:ascii="Charis SIL Regular" w:hAnsi="Charis SIL Regular" w:eastAsia="Charis SIL Regular"/>
-          <w:b w:val="0"/>
-          <w:i w:val="0"/>
-          <w:color w:val="000000"/>
-          <w:sz w:val="24"/>
-        </w:rPr>
-        <w:hyperlink r:id="rId9" w:history="1">
-          <w:r>
-            <w:rPr>
-              <w:rStyle w:val="Hyperlink"/>
-            </w:rPr>
-            <w:t xml:space="preserve"> de SKD </w:t>
-          </w:r>
-        </w:hyperlink>
+        <w:t xml:space="preserve">onder de SKD </w:t>
       </w:r>
       <w:r>
         <w:rPr>
@@ -1032,35 +1014,7 @@
           <w:color w:val="000000"/>
           <w:sz w:val="24"/>
         </w:rPr>
-        <w:t xml:space="preserve"> De samenvoegi</w:t>
-      </w:r>
-      <w:r>
-        <w:rPr>
-          <w:u w:val="single" w:color="0000ff"/>
-          <w:rFonts w:ascii="Charis SIL Regular" w:hAnsi="Charis SIL Regular" w:eastAsia="Charis SIL Regular"/>
-          <w:b w:val="0"/>
-          <w:i w:val="0"/>
-          <w:color w:val="000000"/>
-          <w:sz w:val="24"/>
-        </w:rPr>
-        <w:hyperlink r:id="rId15" w:history="1">
-          <w:r>
-            <w:rPr>
-              <w:rStyle w:val="Hyperlink"/>
-            </w:rPr>
-            <w:t xml:space="preserve">ng vond </w:t>
-          </w:r>
-        </w:hyperlink>
-      </w:r>
-      <w:r>
-        <w:rPr>
-          <w:rFonts w:ascii="Charis SIL Regular" w:hAnsi="Charis SIL Regular" w:eastAsia="Charis SIL Regular"/>
-          <w:b w:val="0"/>
-          <w:i w:val="0"/>
-          <w:color w:val="000000"/>
-          <w:sz w:val="24"/>
-        </w:rPr>
-        <w:t xml:space="preserve">plaats in </w:t>
+        <w:t xml:space="preserve"> De samenvoeging vond plaats in </w:t>
       </w:r>
       <w:r>
         <w:rPr>
@@ -1198,7 +1152,25 @@
           <w:color w:val="000000"/>
           <w:sz w:val="24"/>
         </w:rPr>
-        <w:t>Luchtvaart Museum werd in 1968 opgericht als officieel muse</w:t>
+        <w:t>Luchtvaart Museum werd in 1968 opgericht als officieel m</w:t>
+      </w:r>
+      <w:r>
+        <w:rPr>
+          <w:u w:val="single" w:color="0000ff"/>
+          <w:rFonts w:ascii="Charis SIL Regular" w:hAnsi="Charis SIL Regular" w:eastAsia="Charis SIL Regular"/>
+          <w:b w:val="0"/>
+          <w:i w:val="0"/>
+          <w:color w:val="000000"/>
+          <w:sz w:val="24"/>
+        </w:rPr>
+        <w:hyperlink r:id="rId16" w:history="1">
+          <w:r>
+            <w:rPr>
+              <w:rStyle w:val="Hyperlink"/>
+            </w:rPr>
+            <w:t>use</w:t>
+          </w:r>
+        </w:hyperlink>
       </w:r>
       <w:r>
         <w:rPr>

--- a/EXPORTS/DOCX/published/niveau3/Dutch/KoninklijkeDefensieMus.docx
+++ b/EXPORTS/DOCX/published/niveau3/Dutch/KoninklijkeDefensieMus.docx
@@ -258,7 +258,25 @@
           <w:color w:val="000000"/>
           <w:sz w:val="24"/>
         </w:rPr>
-        <w:t xml:space="preserve">onder de SKD </w:t>
+        <w:t>onder</w:t>
+      </w:r>
+      <w:r>
+        <w:rPr>
+          <w:u w:val="single" w:color="0000ff"/>
+          <w:rFonts w:ascii="Charis SIL Regular" w:hAnsi="Charis SIL Regular" w:eastAsia="Charis SIL Regular"/>
+          <w:b w:val="0"/>
+          <w:i w:val="0"/>
+          <w:color w:val="000000"/>
+          <w:sz w:val="24"/>
+        </w:rPr>
+        <w:hyperlink r:id="rId9" w:history="1">
+          <w:r>
+            <w:rPr>
+              <w:rStyle w:val="Hyperlink"/>
+            </w:rPr>
+            <w:t xml:space="preserve"> de SKD </w:t>
+          </w:r>
+        </w:hyperlink>
       </w:r>
       <w:r>
         <w:rPr>
@@ -1014,7 +1032,35 @@
           <w:color w:val="000000"/>
           <w:sz w:val="24"/>
         </w:rPr>
-        <w:t xml:space="preserve"> De samenvoeging vond plaats in </w:t>
+        <w:t xml:space="preserve"> De samenvoegi</w:t>
+      </w:r>
+      <w:r>
+        <w:rPr>
+          <w:u w:val="single" w:color="0000ff"/>
+          <w:rFonts w:ascii="Charis SIL Regular" w:hAnsi="Charis SIL Regular" w:eastAsia="Charis SIL Regular"/>
+          <w:b w:val="0"/>
+          <w:i w:val="0"/>
+          <w:color w:val="000000"/>
+          <w:sz w:val="24"/>
+        </w:rPr>
+        <w:hyperlink r:id="rId15" w:history="1">
+          <w:r>
+            <w:rPr>
+              <w:rStyle w:val="Hyperlink"/>
+            </w:rPr>
+            <w:t xml:space="preserve">ng vond </w:t>
+          </w:r>
+        </w:hyperlink>
+      </w:r>
+      <w:r>
+        <w:rPr>
+          <w:rFonts w:ascii="Charis SIL Regular" w:hAnsi="Charis SIL Regular" w:eastAsia="Charis SIL Regular"/>
+          <w:b w:val="0"/>
+          <w:i w:val="0"/>
+          <w:color w:val="000000"/>
+          <w:sz w:val="24"/>
+        </w:rPr>
+        <w:t xml:space="preserve">plaats in </w:t>
       </w:r>
       <w:r>
         <w:rPr>

--- a/EXPORTS/DOCX/published/niveau3/Dutch/KoninklijkeDefensieMus.docx
+++ b/EXPORTS/DOCX/published/niveau3/Dutch/KoninklijkeDefensieMus.docx
@@ -269,14 +269,7 @@
           <w:color w:val="000000"/>
           <w:sz w:val="24"/>
         </w:rPr>
-        <w:hyperlink r:id="rId9" w:history="1">
-          <w:r>
-            <w:rPr>
-              <w:rStyle w:val="Hyperlink"/>
-            </w:rPr>
-            <w:t xml:space="preserve"> de SKD </w:t>
-          </w:r>
-        </w:hyperlink>
+        <w:t xml:space="preserve"> de SKD </w:t>
       </w:r>
       <w:r>
         <w:rPr>
@@ -1004,63 +997,7 @@
           <w:color w:val="000000"/>
           <w:sz w:val="24"/>
         </w:rPr>
-        <w:t xml:space="preserve"> dat al was gevestigd i</w:t>
-      </w:r>
-      <w:r>
-        <w:rPr>
-          <w:u w:val="single" w:color="0000ff"/>
-          <w:rFonts w:ascii="Charis SIL Regular" w:hAnsi="Charis SIL Regular" w:eastAsia="Charis SIL Regular"/>
-          <w:b w:val="0"/>
-          <w:i w:val="0"/>
-          <w:color w:val="000000"/>
-          <w:sz w:val="24"/>
-        </w:rPr>
-        <w:hyperlink r:id="rId14" w:history="1">
-          <w:r>
-            <w:rPr>
-              <w:rStyle w:val="Hyperlink"/>
-            </w:rPr>
-            <w:t>n Soesterberg.</w:t>
-          </w:r>
-        </w:hyperlink>
-      </w:r>
-      <w:r>
-        <w:rPr>
-          <w:rFonts w:ascii="Charis SIL Regular" w:hAnsi="Charis SIL Regular" w:eastAsia="Charis SIL Regular"/>
-          <w:b w:val="0"/>
-          <w:i w:val="0"/>
-          <w:color w:val="000000"/>
-          <w:sz w:val="24"/>
-        </w:rPr>
-        <w:t xml:space="preserve"> De samenvoegi</w:t>
-      </w:r>
-      <w:r>
-        <w:rPr>
-          <w:u w:val="single" w:color="0000ff"/>
-          <w:rFonts w:ascii="Charis SIL Regular" w:hAnsi="Charis SIL Regular" w:eastAsia="Charis SIL Regular"/>
-          <w:b w:val="0"/>
-          <w:i w:val="0"/>
-          <w:color w:val="000000"/>
-          <w:sz w:val="24"/>
-        </w:rPr>
-        <w:hyperlink r:id="rId15" w:history="1">
-          <w:r>
-            <w:rPr>
-              <w:rStyle w:val="Hyperlink"/>
-            </w:rPr>
-            <w:t xml:space="preserve">ng vond </w:t>
-          </w:r>
-        </w:hyperlink>
-      </w:r>
-      <w:r>
-        <w:rPr>
-          <w:rFonts w:ascii="Charis SIL Regular" w:hAnsi="Charis SIL Regular" w:eastAsia="Charis SIL Regular"/>
-          <w:b w:val="0"/>
-          <w:i w:val="0"/>
-          <w:color w:val="000000"/>
-          <w:sz w:val="24"/>
-        </w:rPr>
-        <w:t xml:space="preserve">plaats in </w:t>
+        <w:t xml:space="preserve"> dat al was gevestigd in Soesterberg. De samenvoeging vond plaats in </w:t>
       </w:r>
       <w:r>
         <w:rPr>

--- a/EXPORTS/DOCX/published/niveau3/Dutch/KoninklijkeDefensieMus.docx
+++ b/EXPORTS/DOCX/published/niveau3/Dutch/KoninklijkeDefensieMus.docx
@@ -269,7 +269,14 @@
           <w:color w:val="000000"/>
           <w:sz w:val="24"/>
         </w:rPr>
-        <w:t xml:space="preserve"> de SKD </w:t>
+        <w:hyperlink r:id="rId9" w:history="1">
+          <w:r>
+            <w:rPr>
+              <w:rStyle w:val="Hyperlink"/>
+            </w:rPr>
+            <w:t xml:space="preserve"> de SKD </w:t>
+          </w:r>
+        </w:hyperlink>
       </w:r>
       <w:r>
         <w:rPr>
@@ -997,7 +1004,63 @@
           <w:color w:val="000000"/>
           <w:sz w:val="24"/>
         </w:rPr>
-        <w:t xml:space="preserve"> dat al was gevestigd in Soesterberg. De samenvoeging vond plaats in </w:t>
+        <w:t xml:space="preserve"> dat al was gevestigd i</w:t>
+      </w:r>
+      <w:r>
+        <w:rPr>
+          <w:u w:val="single" w:color="0000ff"/>
+          <w:rFonts w:ascii="Charis SIL Regular" w:hAnsi="Charis SIL Regular" w:eastAsia="Charis SIL Regular"/>
+          <w:b w:val="0"/>
+          <w:i w:val="0"/>
+          <w:color w:val="000000"/>
+          <w:sz w:val="24"/>
+        </w:rPr>
+        <w:hyperlink r:id="rId14" w:history="1">
+          <w:r>
+            <w:rPr>
+              <w:rStyle w:val="Hyperlink"/>
+            </w:rPr>
+            <w:t>n Soesterberg.</w:t>
+          </w:r>
+        </w:hyperlink>
+      </w:r>
+      <w:r>
+        <w:rPr>
+          <w:rFonts w:ascii="Charis SIL Regular" w:hAnsi="Charis SIL Regular" w:eastAsia="Charis SIL Regular"/>
+          <w:b w:val="0"/>
+          <w:i w:val="0"/>
+          <w:color w:val="000000"/>
+          <w:sz w:val="24"/>
+        </w:rPr>
+        <w:t xml:space="preserve"> De samenvoegi</w:t>
+      </w:r>
+      <w:r>
+        <w:rPr>
+          <w:u w:val="single" w:color="0000ff"/>
+          <w:rFonts w:ascii="Charis SIL Regular" w:hAnsi="Charis SIL Regular" w:eastAsia="Charis SIL Regular"/>
+          <w:b w:val="0"/>
+          <w:i w:val="0"/>
+          <w:color w:val="000000"/>
+          <w:sz w:val="24"/>
+        </w:rPr>
+        <w:hyperlink r:id="rId15" w:history="1">
+          <w:r>
+            <w:rPr>
+              <w:rStyle w:val="Hyperlink"/>
+            </w:rPr>
+            <w:t xml:space="preserve">ng vond </w:t>
+          </w:r>
+        </w:hyperlink>
+      </w:r>
+      <w:r>
+        <w:rPr>
+          <w:rFonts w:ascii="Charis SIL Regular" w:hAnsi="Charis SIL Regular" w:eastAsia="Charis SIL Regular"/>
+          <w:b w:val="0"/>
+          <w:i w:val="0"/>
+          <w:color w:val="000000"/>
+          <w:sz w:val="24"/>
+        </w:rPr>
+        <w:t xml:space="preserve">plaats in </w:t>
       </w:r>
       <w:r>
         <w:rPr>

--- a/EXPORTS/DOCX/published/niveau3/Dutch/KoninklijkeDefensieMus.docx
+++ b/EXPORTS/DOCX/published/niveau3/Dutch/KoninklijkeDefensieMus.docx
@@ -269,14 +269,7 @@
           <w:color w:val="000000"/>
           <w:sz w:val="24"/>
         </w:rPr>
-        <w:hyperlink r:id="rId9" w:history="1">
-          <w:r>
-            <w:rPr>
-              <w:rStyle w:val="Hyperlink"/>
-            </w:rPr>
-            <w:t xml:space="preserve"> de SKD </w:t>
-          </w:r>
-        </w:hyperlink>
+        <w:t xml:space="preserve"> de SKD </w:t>
       </w:r>
       <w:r>
         <w:rPr>
@@ -532,14 +525,7 @@
           <w:color w:val="000000"/>
           <w:sz w:val="24"/>
         </w:rPr>
-        <w:hyperlink r:id="rId11" w:history="1">
-          <w:r>
-            <w:rPr>
-              <w:rStyle w:val="Hyperlink"/>
-            </w:rPr>
-            <w:t>te voren co</w:t>
-          </w:r>
-        </w:hyperlink>
+        <w:t>te voren co</w:t>
       </w:r>
       <w:r>
         <w:rPr>
@@ -1043,14 +1029,7 @@
           <w:color w:val="000000"/>
           <w:sz w:val="24"/>
         </w:rPr>
-        <w:hyperlink r:id="rId15" w:history="1">
-          <w:r>
-            <w:rPr>
-              <w:rStyle w:val="Hyperlink"/>
-            </w:rPr>
-            <w:t xml:space="preserve">ng vond </w:t>
-          </w:r>
-        </w:hyperlink>
+        <w:t xml:space="preserve">ng vond </w:t>
       </w:r>
       <w:r>
         <w:rPr>
@@ -1198,25 +1177,7 @@
           <w:color w:val="000000"/>
           <w:sz w:val="24"/>
         </w:rPr>
-        <w:t>Luchtvaart Museum werd in 1968 opgericht als officieel m</w:t>
-      </w:r>
-      <w:r>
-        <w:rPr>
-          <w:u w:val="single" w:color="0000ff"/>
-          <w:rFonts w:ascii="Charis SIL Regular" w:hAnsi="Charis SIL Regular" w:eastAsia="Charis SIL Regular"/>
-          <w:b w:val="0"/>
-          <w:i w:val="0"/>
-          <w:color w:val="000000"/>
-          <w:sz w:val="24"/>
-        </w:rPr>
-        <w:hyperlink r:id="rId16" w:history="1">
-          <w:r>
-            <w:rPr>
-              <w:rStyle w:val="Hyperlink"/>
-            </w:rPr>
-            <w:t>use</w:t>
-          </w:r>
-        </w:hyperlink>
+        <w:t>Luchtvaart Museum werd in 1968 opgericht als officieel muse</w:t>
       </w:r>
       <w:r>
         <w:rPr>

--- a/EXPORTS/DOCX/published/niveau3/Dutch/KoninklijkeDefensieMus.docx
+++ b/EXPORTS/DOCX/published/niveau3/Dutch/KoninklijkeDefensieMus.docx
@@ -269,7 +269,14 @@
           <w:color w:val="000000"/>
           <w:sz w:val="24"/>
         </w:rPr>
-        <w:t xml:space="preserve"> de SKD </w:t>
+        <w:hyperlink r:id="rId9" w:history="1">
+          <w:r>
+            <w:rPr>
+              <w:rStyle w:val="Hyperlink"/>
+            </w:rPr>
+            <w:t xml:space="preserve"> de SKD </w:t>
+          </w:r>
+        </w:hyperlink>
       </w:r>
       <w:r>
         <w:rPr>
@@ -688,25 +695,7 @@
           <w:color w:val="000000"/>
           <w:sz w:val="24"/>
         </w:rPr>
-        <w:t>collectie online beschi</w:t>
-      </w:r>
-      <w:r>
-        <w:rPr>
-          <w:u w:val="single" w:color="0000ff"/>
-          <w:rFonts w:ascii="Charis SIL Regular" w:hAnsi="Charis SIL Regular" w:eastAsia="Charis SIL Regular"/>
-          <w:b w:val="0"/>
-          <w:i w:val="0"/>
-          <w:color w:val="000000"/>
-          <w:sz w:val="24"/>
-        </w:rPr>
-        <w:hyperlink r:id="rId12" w:history="1">
-          <w:r>
-            <w:rPr>
-              <w:rStyle w:val="Hyperlink"/>
-            </w:rPr>
-            <w:t>kbaar gemaak</w:t>
-          </w:r>
-        </w:hyperlink>
+        <w:t>collectie online beschikbaar gemaak</w:t>
       </w:r>
       <w:r>
         <w:rPr>
@@ -990,56 +979,7 @@
           <w:color w:val="000000"/>
           <w:sz w:val="24"/>
         </w:rPr>
-        <w:t xml:space="preserve"> dat al was gevestigd i</w:t>
-      </w:r>
-      <w:r>
-        <w:rPr>
-          <w:u w:val="single" w:color="0000ff"/>
-          <w:rFonts w:ascii="Charis SIL Regular" w:hAnsi="Charis SIL Regular" w:eastAsia="Charis SIL Regular"/>
-          <w:b w:val="0"/>
-          <w:i w:val="0"/>
-          <w:color w:val="000000"/>
-          <w:sz w:val="24"/>
-        </w:rPr>
-        <w:hyperlink r:id="rId14" w:history="1">
-          <w:r>
-            <w:rPr>
-              <w:rStyle w:val="Hyperlink"/>
-            </w:rPr>
-            <w:t>n Soesterberg.</w:t>
-          </w:r>
-        </w:hyperlink>
-      </w:r>
-      <w:r>
-        <w:rPr>
-          <w:rFonts w:ascii="Charis SIL Regular" w:hAnsi="Charis SIL Regular" w:eastAsia="Charis SIL Regular"/>
-          <w:b w:val="0"/>
-          <w:i w:val="0"/>
-          <w:color w:val="000000"/>
-          <w:sz w:val="24"/>
-        </w:rPr>
-        <w:t xml:space="preserve"> De samenvoegi</w:t>
-      </w:r>
-      <w:r>
-        <w:rPr>
-          <w:u w:val="single" w:color="0000ff"/>
-          <w:rFonts w:ascii="Charis SIL Regular" w:hAnsi="Charis SIL Regular" w:eastAsia="Charis SIL Regular"/>
-          <w:b w:val="0"/>
-          <w:i w:val="0"/>
-          <w:color w:val="000000"/>
-          <w:sz w:val="24"/>
-        </w:rPr>
-        <w:t xml:space="preserve">ng vond </w:t>
-      </w:r>
-      <w:r>
-        <w:rPr>
-          <w:rFonts w:ascii="Charis SIL Regular" w:hAnsi="Charis SIL Regular" w:eastAsia="Charis SIL Regular"/>
-          <w:b w:val="0"/>
-          <w:i w:val="0"/>
-          <w:color w:val="000000"/>
-          <w:sz w:val="24"/>
-        </w:rPr>
-        <w:t xml:space="preserve">plaats in </w:t>
+        <w:t xml:space="preserve"> dat al was gevestigd in Soesterberg. De samenvoeging vond plaats in </w:t>
       </w:r>
       <w:r>
         <w:rPr>
@@ -1177,7 +1117,25 @@
           <w:color w:val="000000"/>
           <w:sz w:val="24"/>
         </w:rPr>
-        <w:t>Luchtvaart Museum werd in 1968 opgericht als officieel muse</w:t>
+        <w:t>Luchtvaart Museum werd in 1968 opgericht als officieel m</w:t>
+      </w:r>
+      <w:r>
+        <w:rPr>
+          <w:u w:val="single" w:color="0000ff"/>
+          <w:rFonts w:ascii="Charis SIL Regular" w:hAnsi="Charis SIL Regular" w:eastAsia="Charis SIL Regular"/>
+          <w:b w:val="0"/>
+          <w:i w:val="0"/>
+          <w:color w:val="000000"/>
+          <w:sz w:val="24"/>
+        </w:rPr>
+        <w:hyperlink r:id="rId16" w:history="1">
+          <w:r>
+            <w:rPr>
+              <w:rStyle w:val="Hyperlink"/>
+            </w:rPr>
+            <w:t>use</w:t>
+          </w:r>
+        </w:hyperlink>
       </w:r>
       <w:r>
         <w:rPr>

--- a/EXPORTS/DOCX/published/niveau3/Dutch/KoninklijkeDefensieMus.docx
+++ b/EXPORTS/DOCX/published/niveau3/Dutch/KoninklijkeDefensieMus.docx
@@ -521,18 +521,7 @@
           <w:color w:val="000000"/>
           <w:sz w:val="24"/>
         </w:rPr>
-        <w:t xml:space="preserve">traditiekamers. Om de traditiekamers te bezoeken dien je van </w:t>
-      </w:r>
-      <w:r>
-        <w:rPr>
-          <w:u w:val="single" w:color="0000ff"/>
-          <w:rFonts w:ascii="Charis SIL Regular" w:hAnsi="Charis SIL Regular" w:eastAsia="Charis SIL Regular"/>
-          <w:b w:val="0"/>
-          <w:i w:val="0"/>
-          <w:color w:val="000000"/>
-          <w:sz w:val="24"/>
-        </w:rPr>
-        <w:t>te voren co</w:t>
+        <w:t>traditiekamers. Om de traditiekamers te bezoeken dien je van te voren co</w:t>
       </w:r>
       <w:r>
         <w:rPr>
@@ -695,7 +684,25 @@
           <w:color w:val="000000"/>
           <w:sz w:val="24"/>
         </w:rPr>
-        <w:t>collectie online beschikbaar gemaak</w:t>
+        <w:t>collectie online beschi</w:t>
+      </w:r>
+      <w:r>
+        <w:rPr>
+          <w:u w:val="single" w:color="0000ff"/>
+          <w:rFonts w:ascii="Charis SIL Regular" w:hAnsi="Charis SIL Regular" w:eastAsia="Charis SIL Regular"/>
+          <w:b w:val="0"/>
+          <w:i w:val="0"/>
+          <w:color w:val="000000"/>
+          <w:sz w:val="24"/>
+        </w:rPr>
+        <w:hyperlink r:id="rId12" w:history="1">
+          <w:r>
+            <w:rPr>
+              <w:rStyle w:val="Hyperlink"/>
+            </w:rPr>
+            <w:t>kbaar gemaak</w:t>
+          </w:r>
+        </w:hyperlink>
       </w:r>
       <w:r>
         <w:rPr>
@@ -979,7 +986,63 @@
           <w:color w:val="000000"/>
           <w:sz w:val="24"/>
         </w:rPr>
-        <w:t xml:space="preserve"> dat al was gevestigd in Soesterberg. De samenvoeging vond plaats in </w:t>
+        <w:t xml:space="preserve"> dat al was gevestigd i</w:t>
+      </w:r>
+      <w:r>
+        <w:rPr>
+          <w:u w:val="single" w:color="0000ff"/>
+          <w:rFonts w:ascii="Charis SIL Regular" w:hAnsi="Charis SIL Regular" w:eastAsia="Charis SIL Regular"/>
+          <w:b w:val="0"/>
+          <w:i w:val="0"/>
+          <w:color w:val="000000"/>
+          <w:sz w:val="24"/>
+        </w:rPr>
+        <w:hyperlink r:id="rId14" w:history="1">
+          <w:r>
+            <w:rPr>
+              <w:rStyle w:val="Hyperlink"/>
+            </w:rPr>
+            <w:t>n Soesterberg.</w:t>
+          </w:r>
+        </w:hyperlink>
+      </w:r>
+      <w:r>
+        <w:rPr>
+          <w:rFonts w:ascii="Charis SIL Regular" w:hAnsi="Charis SIL Regular" w:eastAsia="Charis SIL Regular"/>
+          <w:b w:val="0"/>
+          <w:i w:val="0"/>
+          <w:color w:val="000000"/>
+          <w:sz w:val="24"/>
+        </w:rPr>
+        <w:t xml:space="preserve"> De samenvoegi</w:t>
+      </w:r>
+      <w:r>
+        <w:rPr>
+          <w:u w:val="single" w:color="0000ff"/>
+          <w:rFonts w:ascii="Charis SIL Regular" w:hAnsi="Charis SIL Regular" w:eastAsia="Charis SIL Regular"/>
+          <w:b w:val="0"/>
+          <w:i w:val="0"/>
+          <w:color w:val="000000"/>
+          <w:sz w:val="24"/>
+        </w:rPr>
+        <w:hyperlink r:id="rId15" w:history="1">
+          <w:r>
+            <w:rPr>
+              <w:rStyle w:val="Hyperlink"/>
+            </w:rPr>
+            <w:t xml:space="preserve">ng vond </w:t>
+          </w:r>
+        </w:hyperlink>
+      </w:r>
+      <w:r>
+        <w:rPr>
+          <w:rFonts w:ascii="Charis SIL Regular" w:hAnsi="Charis SIL Regular" w:eastAsia="Charis SIL Regular"/>
+          <w:b w:val="0"/>
+          <w:i w:val="0"/>
+          <w:color w:val="000000"/>
+          <w:sz w:val="24"/>
+        </w:rPr>
+        <w:t xml:space="preserve">plaats in </w:t>
       </w:r>
       <w:r>
         <w:rPr>
@@ -1616,25 +1679,7 @@
           <w:color w:val="000000"/>
           <w:sz w:val="24"/>
         </w:rPr>
-        <w:t>zijn. Do</w:t>
-      </w:r>
-      <w:r>
-        <w:rPr>
-          <w:u w:val="single" w:color="0000ff"/>
-          <w:rFonts w:ascii="Charis SIL Regular" w:hAnsi="Charis SIL Regular" w:eastAsia="Charis SIL Regular"/>
-          <w:b w:val="0"/>
-          <w:i w:val="0"/>
-          <w:color w:val="000000"/>
-          <w:sz w:val="24"/>
-        </w:rPr>
-        <w:hyperlink r:id="rId19" w:history="1">
-          <w:r>
-            <w:rPr>
-              <w:rStyle w:val="Hyperlink"/>
-            </w:rPr>
-            <w:t>or de grot</w:t>
-          </w:r>
-        </w:hyperlink>
+        <w:t>zijn. Door de grot</w:t>
       </w:r>
       <w:r>
         <w:rPr>

--- a/EXPORTS/DOCX/published/niveau3/Dutch/KoninklijkeDefensieMus.docx
+++ b/EXPORTS/DOCX/published/niveau3/Dutch/KoninklijkeDefensieMus.docx
@@ -521,7 +521,25 @@
           <w:color w:val="000000"/>
           <w:sz w:val="24"/>
         </w:rPr>
-        <w:t>traditiekamers. Om de traditiekamers te bezoeken dien je van te voren co</w:t>
+        <w:t xml:space="preserve">traditiekamers. Om de traditiekamers te bezoeken dien je van </w:t>
+      </w:r>
+      <w:r>
+        <w:rPr>
+          <w:u w:val="single" w:color="0000ff"/>
+          <w:rFonts w:ascii="Charis SIL Regular" w:hAnsi="Charis SIL Regular" w:eastAsia="Charis SIL Regular"/>
+          <w:b w:val="0"/>
+          <w:i w:val="0"/>
+          <w:color w:val="000000"/>
+          <w:sz w:val="24"/>
+        </w:rPr>
+        <w:hyperlink r:id="rId11" w:history="1">
+          <w:r>
+            <w:rPr>
+              <w:rStyle w:val="Hyperlink"/>
+            </w:rPr>
+            <w:t>te voren co</w:t>
+          </w:r>
+        </w:hyperlink>
       </w:r>
       <w:r>
         <w:rPr>
@@ -1679,7 +1697,25 @@
           <w:color w:val="000000"/>
           <w:sz w:val="24"/>
         </w:rPr>
-        <w:t>zijn. Door de grot</w:t>
+        <w:t>zijn. Do</w:t>
+      </w:r>
+      <w:r>
+        <w:rPr>
+          <w:u w:val="single" w:color="0000ff"/>
+          <w:rFonts w:ascii="Charis SIL Regular" w:hAnsi="Charis SIL Regular" w:eastAsia="Charis SIL Regular"/>
+          <w:b w:val="0"/>
+          <w:i w:val="0"/>
+          <w:color w:val="000000"/>
+          <w:sz w:val="24"/>
+        </w:rPr>
+        <w:hyperlink r:id="rId19" w:history="1">
+          <w:r>
+            <w:rPr>
+              <w:rStyle w:val="Hyperlink"/>
+            </w:rPr>
+            <w:t>or de grot</w:t>
+          </w:r>
+        </w:hyperlink>
       </w:r>
       <w:r>
         <w:rPr>

--- a/EXPORTS/DOCX/published/niveau3/Dutch/KoninklijkeDefensieMus.docx
+++ b/EXPORTS/DOCX/published/niveau3/Dutch/KoninklijkeDefensieMus.docx
@@ -702,25 +702,7 @@
           <w:color w:val="000000"/>
           <w:sz w:val="24"/>
         </w:rPr>
-        <w:t>collectie online beschi</w:t>
-      </w:r>
-      <w:r>
-        <w:rPr>
-          <w:u w:val="single" w:color="0000ff"/>
-          <w:rFonts w:ascii="Charis SIL Regular" w:hAnsi="Charis SIL Regular" w:eastAsia="Charis SIL Regular"/>
-          <w:b w:val="0"/>
-          <w:i w:val="0"/>
-          <w:color w:val="000000"/>
-          <w:sz w:val="24"/>
-        </w:rPr>
-        <w:hyperlink r:id="rId12" w:history="1">
-          <w:r>
-            <w:rPr>
-              <w:rStyle w:val="Hyperlink"/>
-            </w:rPr>
-            <w:t>kbaar gemaak</w:t>
-          </w:r>
-        </w:hyperlink>
+        <w:t>collectie online beschikbaar gemaak</w:t>
       </w:r>
       <w:r>
         <w:rPr>

--- a/EXPORTS/DOCX/published/niveau3/Dutch/KoninklijkeDefensieMus.docx
+++ b/EXPORTS/DOCX/published/niveau3/Dutch/KoninklijkeDefensieMus.docx
@@ -532,14 +532,7 @@
           <w:color w:val="000000"/>
           <w:sz w:val="24"/>
         </w:rPr>
-        <w:hyperlink r:id="rId11" w:history="1">
-          <w:r>
-            <w:rPr>
-              <w:rStyle w:val="Hyperlink"/>
-            </w:rPr>
-            <w:t>te voren co</w:t>
-          </w:r>
-        </w:hyperlink>
+        <w:t>te voren co</w:t>
       </w:r>
       <w:r>
         <w:rPr>
@@ -702,7 +695,25 @@
           <w:color w:val="000000"/>
           <w:sz w:val="24"/>
         </w:rPr>
-        <w:t>collectie online beschikbaar gemaak</w:t>
+        <w:t>collectie online beschi</w:t>
+      </w:r>
+      <w:r>
+        <w:rPr>
+          <w:u w:val="single" w:color="0000ff"/>
+          <w:rFonts w:ascii="Charis SIL Regular" w:hAnsi="Charis SIL Regular" w:eastAsia="Charis SIL Regular"/>
+          <w:b w:val="0"/>
+          <w:i w:val="0"/>
+          <w:color w:val="000000"/>
+          <w:sz w:val="24"/>
+        </w:rPr>
+        <w:hyperlink r:id="rId12" w:history="1">
+          <w:r>
+            <w:rPr>
+              <w:rStyle w:val="Hyperlink"/>
+            </w:rPr>
+            <w:t>kbaar gemaak</w:t>
+          </w:r>
+        </w:hyperlink>
       </w:r>
       <w:r>
         <w:rPr>
@@ -1025,14 +1036,7 @@
           <w:color w:val="000000"/>
           <w:sz w:val="24"/>
         </w:rPr>
-        <w:hyperlink r:id="rId15" w:history="1">
-          <w:r>
-            <w:rPr>
-              <w:rStyle w:val="Hyperlink"/>
-            </w:rPr>
-            <w:t xml:space="preserve">ng vond </w:t>
-          </w:r>
-        </w:hyperlink>
+        <w:t xml:space="preserve">ng vond </w:t>
       </w:r>
       <w:r>
         <w:rPr>
@@ -1180,25 +1184,7 @@
           <w:color w:val="000000"/>
           <w:sz w:val="24"/>
         </w:rPr>
-        <w:t>Luchtvaart Museum werd in 1968 opgericht als officieel m</w:t>
-      </w:r>
-      <w:r>
-        <w:rPr>
-          <w:u w:val="single" w:color="0000ff"/>
-          <w:rFonts w:ascii="Charis SIL Regular" w:hAnsi="Charis SIL Regular" w:eastAsia="Charis SIL Regular"/>
-          <w:b w:val="0"/>
-          <w:i w:val="0"/>
-          <w:color w:val="000000"/>
-          <w:sz w:val="24"/>
-        </w:rPr>
-        <w:hyperlink r:id="rId16" w:history="1">
-          <w:r>
-            <w:rPr>
-              <w:rStyle w:val="Hyperlink"/>
-            </w:rPr>
-            <w:t>use</w:t>
-          </w:r>
-        </w:hyperlink>
+        <w:t>Luchtvaart Museum werd in 1968 opgericht als officieel muse</w:t>
       </w:r>
       <w:r>
         <w:rPr>

--- a/EXPORTS/DOCX/published/niveau3/Dutch/KoninklijkeDefensieMus.docx
+++ b/EXPORTS/DOCX/published/niveau3/Dutch/KoninklijkeDefensieMus.docx
@@ -532,7 +532,14 @@
           <w:color w:val="000000"/>
           <w:sz w:val="24"/>
         </w:rPr>
-        <w:t>te voren co</w:t>
+        <w:hyperlink r:id="rId11" w:history="1">
+          <w:r>
+            <w:rPr>
+              <w:rStyle w:val="Hyperlink"/>
+            </w:rPr>
+            <w:t>te voren co</w:t>
+          </w:r>
+        </w:hyperlink>
       </w:r>
       <w:r>
         <w:rPr>
@@ -695,25 +702,7 @@
           <w:color w:val="000000"/>
           <w:sz w:val="24"/>
         </w:rPr>
-        <w:t>collectie online beschi</w:t>
-      </w:r>
-      <w:r>
-        <w:rPr>
-          <w:u w:val="single" w:color="0000ff"/>
-          <w:rFonts w:ascii="Charis SIL Regular" w:hAnsi="Charis SIL Regular" w:eastAsia="Charis SIL Regular"/>
-          <w:b w:val="0"/>
-          <w:i w:val="0"/>
-          <w:color w:val="000000"/>
-          <w:sz w:val="24"/>
-        </w:rPr>
-        <w:hyperlink r:id="rId12" w:history="1">
-          <w:r>
-            <w:rPr>
-              <w:rStyle w:val="Hyperlink"/>
-            </w:rPr>
-            <w:t>kbaar gemaak</w:t>
-          </w:r>
-        </w:hyperlink>
+        <w:t>collectie online beschikbaar gemaak</w:t>
       </w:r>
       <w:r>
         <w:rPr>
@@ -1036,7 +1025,14 @@
           <w:color w:val="000000"/>
           <w:sz w:val="24"/>
         </w:rPr>
-        <w:t xml:space="preserve">ng vond </w:t>
+        <w:hyperlink r:id="rId15" w:history="1">
+          <w:r>
+            <w:rPr>
+              <w:rStyle w:val="Hyperlink"/>
+            </w:rPr>
+            <w:t xml:space="preserve">ng vond </w:t>
+          </w:r>
+        </w:hyperlink>
       </w:r>
       <w:r>
         <w:rPr>
@@ -1184,7 +1180,25 @@
           <w:color w:val="000000"/>
           <w:sz w:val="24"/>
         </w:rPr>
-        <w:t>Luchtvaart Museum werd in 1968 opgericht als officieel muse</w:t>
+        <w:t>Luchtvaart Museum werd in 1968 opgericht als officieel m</w:t>
+      </w:r>
+      <w:r>
+        <w:rPr>
+          <w:u w:val="single" w:color="0000ff"/>
+          <w:rFonts w:ascii="Charis SIL Regular" w:hAnsi="Charis SIL Regular" w:eastAsia="Charis SIL Regular"/>
+          <w:b w:val="0"/>
+          <w:i w:val="0"/>
+          <w:color w:val="000000"/>
+          <w:sz w:val="24"/>
+        </w:rPr>
+        <w:hyperlink r:id="rId16" w:history="1">
+          <w:r>
+            <w:rPr>
+              <w:rStyle w:val="Hyperlink"/>
+            </w:rPr>
+            <w:t>use</w:t>
+          </w:r>
+        </w:hyperlink>
       </w:r>
       <w:r>
         <w:rPr>

--- a/EXPORTS/DOCX/published/niveau3/Dutch/KoninklijkeDefensieMus.docx
+++ b/EXPORTS/DOCX/published/niveau3/Dutch/KoninklijkeDefensieMus.docx
@@ -702,7 +702,25 @@
           <w:color w:val="000000"/>
           <w:sz w:val="24"/>
         </w:rPr>
-        <w:t>collectie online beschikbaar gemaak</w:t>
+        <w:t>collectie online beschi</w:t>
+      </w:r>
+      <w:r>
+        <w:rPr>
+          <w:u w:val="single" w:color="0000ff"/>
+          <w:rFonts w:ascii="Charis SIL Regular" w:hAnsi="Charis SIL Regular" w:eastAsia="Charis SIL Regular"/>
+          <w:b w:val="0"/>
+          <w:i w:val="0"/>
+          <w:color w:val="000000"/>
+          <w:sz w:val="24"/>
+        </w:rPr>
+        <w:hyperlink r:id="rId12" w:history="1">
+          <w:r>
+            <w:rPr>
+              <w:rStyle w:val="Hyperlink"/>
+            </w:rPr>
+            <w:t>kbaar gemaak</w:t>
+          </w:r>
+        </w:hyperlink>
       </w:r>
       <w:r>
         <w:rPr>

--- a/EXPORTS/DOCX/published/niveau3/Dutch/KoninklijkeDefensieMus.docx
+++ b/EXPORTS/DOCX/published/niveau3/Dutch/KoninklijkeDefensieMus.docx
@@ -269,14 +269,7 @@
           <w:color w:val="000000"/>
           <w:sz w:val="24"/>
         </w:rPr>
-        <w:hyperlink r:id="rId9" w:history="1">
-          <w:r>
-            <w:rPr>
-              <w:rStyle w:val="Hyperlink"/>
-            </w:rPr>
-            <w:t xml:space="preserve"> de SKD </w:t>
-          </w:r>
-        </w:hyperlink>
+        <w:t xml:space="preserve"> de SKD </w:t>
       </w:r>
       <w:r>
         <w:rPr>

--- a/EXPORTS/DOCX/published/niveau3/Dutch/KoninklijkeDefensieMus.docx
+++ b/EXPORTS/DOCX/published/niveau3/Dutch/KoninklijkeDefensieMus.docx
@@ -269,7 +269,14 @@
           <w:color w:val="000000"/>
           <w:sz w:val="24"/>
         </w:rPr>
-        <w:t xml:space="preserve"> de SKD </w:t>
+        <w:hyperlink r:id="rId9" w:history="1">
+          <w:r>
+            <w:rPr>
+              <w:rStyle w:val="Hyperlink"/>
+            </w:rPr>
+            <w:t xml:space="preserve"> de SKD </w:t>
+          </w:r>
+        </w:hyperlink>
       </w:r>
       <w:r>
         <w:rPr>
@@ -514,25 +521,7 @@
           <w:color w:val="000000"/>
           <w:sz w:val="24"/>
         </w:rPr>
-        <w:t xml:space="preserve">traditiekamers. Om de traditiekamers te bezoeken dien je van </w:t>
-      </w:r>
-      <w:r>
-        <w:rPr>
-          <w:u w:val="single" w:color="0000ff"/>
-          <w:rFonts w:ascii="Charis SIL Regular" w:hAnsi="Charis SIL Regular" w:eastAsia="Charis SIL Regular"/>
-          <w:b w:val="0"/>
-          <w:i w:val="0"/>
-          <w:color w:val="000000"/>
-          <w:sz w:val="24"/>
-        </w:rPr>
-        <w:hyperlink r:id="rId11" w:history="1">
-          <w:r>
-            <w:rPr>
-              <w:rStyle w:val="Hyperlink"/>
-            </w:rPr>
-            <w:t>te voren co</w:t>
-          </w:r>
-        </w:hyperlink>
+        <w:t>traditiekamers. Om de traditiekamers te bezoeken dien je van te voren co</w:t>
       </w:r>
       <w:r>
         <w:rPr>

--- a/EXPORTS/DOCX/published/niveau3/Dutch/KoninklijkeDefensieMus.docx
+++ b/EXPORTS/DOCX/published/niveau3/Dutch/KoninklijkeDefensieMus.docx
@@ -1004,7 +1004,63 @@
           <w:color w:val="000000"/>
           <w:sz w:val="24"/>
         </w:rPr>
-        <w:t xml:space="preserve"> dat al was gevestigd in Soesterberg. De samenvoeging vond plaats in </w:t>
+        <w:t xml:space="preserve"> dat al was gevestigd i</w:t>
+      </w:r>
+      <w:r>
+        <w:rPr>
+          <w:u w:val="single" w:color="0000ff"/>
+          <w:rFonts w:ascii="Charis SIL Regular" w:hAnsi="Charis SIL Regular" w:eastAsia="Charis SIL Regular"/>
+          <w:b w:val="0"/>
+          <w:i w:val="0"/>
+          <w:color w:val="000000"/>
+          <w:sz w:val="24"/>
+        </w:rPr>
+        <w:hyperlink r:id="rId14" w:history="1">
+          <w:r>
+            <w:rPr>
+              <w:rStyle w:val="Hyperlink"/>
+            </w:rPr>
+            <w:t>n Soesterberg.</w:t>
+          </w:r>
+        </w:hyperlink>
+      </w:r>
+      <w:r>
+        <w:rPr>
+          <w:rFonts w:ascii="Charis SIL Regular" w:hAnsi="Charis SIL Regular" w:eastAsia="Charis SIL Regular"/>
+          <w:b w:val="0"/>
+          <w:i w:val="0"/>
+          <w:color w:val="000000"/>
+          <w:sz w:val="24"/>
+        </w:rPr>
+        <w:t xml:space="preserve"> De samenvoegi</w:t>
+      </w:r>
+      <w:r>
+        <w:rPr>
+          <w:u w:val="single" w:color="0000ff"/>
+          <w:rFonts w:ascii="Charis SIL Regular" w:hAnsi="Charis SIL Regular" w:eastAsia="Charis SIL Regular"/>
+          <w:b w:val="0"/>
+          <w:i w:val="0"/>
+          <w:color w:val="000000"/>
+          <w:sz w:val="24"/>
+        </w:rPr>
+        <w:hyperlink r:id="rId15" w:history="1">
+          <w:r>
+            <w:rPr>
+              <w:rStyle w:val="Hyperlink"/>
+            </w:rPr>
+            <w:t xml:space="preserve">ng vond </w:t>
+          </w:r>
+        </w:hyperlink>
+      </w:r>
+      <w:r>
+        <w:rPr>
+          <w:rFonts w:ascii="Charis SIL Regular" w:hAnsi="Charis SIL Regular" w:eastAsia="Charis SIL Regular"/>
+          <w:b w:val="0"/>
+          <w:i w:val="0"/>
+          <w:color w:val="000000"/>
+          <w:sz w:val="24"/>
+        </w:rPr>
+        <w:t xml:space="preserve">plaats in </w:t>
       </w:r>
       <w:r>
         <w:rPr>
@@ -1641,7 +1697,25 @@
           <w:color w:val="000000"/>
           <w:sz w:val="24"/>
         </w:rPr>
-        <w:t>zijn. Door de grot</w:t>
+        <w:t>zijn. Do</w:t>
+      </w:r>
+      <w:r>
+        <w:rPr>
+          <w:u w:val="single" w:color="0000ff"/>
+          <w:rFonts w:ascii="Charis SIL Regular" w:hAnsi="Charis SIL Regular" w:eastAsia="Charis SIL Regular"/>
+          <w:b w:val="0"/>
+          <w:i w:val="0"/>
+          <w:color w:val="000000"/>
+          <w:sz w:val="24"/>
+        </w:rPr>
+        <w:hyperlink r:id="rId19" w:history="1">
+          <w:r>
+            <w:rPr>
+              <w:rStyle w:val="Hyperlink"/>
+            </w:rPr>
+            <w:t>or de grot</w:t>
+          </w:r>
+        </w:hyperlink>
       </w:r>
       <w:r>
         <w:rPr>

--- a/EXPORTS/DOCX/published/niveau3/Dutch/KoninklijkeDefensieMus.docx
+++ b/EXPORTS/DOCX/published/niveau3/Dutch/KoninklijkeDefensieMus.docx
@@ -269,14 +269,7 @@
           <w:color w:val="000000"/>
           <w:sz w:val="24"/>
         </w:rPr>
-        <w:hyperlink r:id="rId9" w:history="1">
-          <w:r>
-            <w:rPr>
-              <w:rStyle w:val="Hyperlink"/>
-            </w:rPr>
-            <w:t xml:space="preserve"> de SKD </w:t>
-          </w:r>
-        </w:hyperlink>
+        <w:t xml:space="preserve"> de SKD </w:t>
       </w:r>
       <w:r>
         <w:rPr>
@@ -702,25 +695,7 @@
           <w:color w:val="000000"/>
           <w:sz w:val="24"/>
         </w:rPr>
-        <w:t>collectie online beschi</w:t>
-      </w:r>
-      <w:r>
-        <w:rPr>
-          <w:u w:val="single" w:color="0000ff"/>
-          <w:rFonts w:ascii="Charis SIL Regular" w:hAnsi="Charis SIL Regular" w:eastAsia="Charis SIL Regular"/>
-          <w:b w:val="0"/>
-          <w:i w:val="0"/>
-          <w:color w:val="000000"/>
-          <w:sz w:val="24"/>
-        </w:rPr>
-        <w:hyperlink r:id="rId12" w:history="1">
-          <w:r>
-            <w:rPr>
-              <w:rStyle w:val="Hyperlink"/>
-            </w:rPr>
-            <w:t>kbaar gemaak</w:t>
-          </w:r>
-        </w:hyperlink>
+        <w:t>collectie online beschikbaar gemaak</w:t>
       </w:r>
       <w:r>
         <w:rPr>
@@ -1043,14 +1018,7 @@
           <w:color w:val="000000"/>
           <w:sz w:val="24"/>
         </w:rPr>
-        <w:hyperlink r:id="rId15" w:history="1">
-          <w:r>
-            <w:rPr>
-              <w:rStyle w:val="Hyperlink"/>
-            </w:rPr>
-            <w:t xml:space="preserve">ng vond </w:t>
-          </w:r>
-        </w:hyperlink>
+        <w:t xml:space="preserve">ng vond </w:t>
       </w:r>
       <w:r>
         <w:rPr>
@@ -1209,14 +1177,7 @@
           <w:color w:val="000000"/>
           <w:sz w:val="24"/>
         </w:rPr>
-        <w:hyperlink r:id="rId16" w:history="1">
-          <w:r>
-            <w:rPr>
-              <w:rStyle w:val="Hyperlink"/>
-            </w:rPr>
-            <w:t>use</w:t>
-          </w:r>
-        </w:hyperlink>
+        <w:t>use</w:t>
       </w:r>
       <w:r>
         <w:rPr>

--- a/EXPORTS/DOCX/published/niveau3/Dutch/KoninklijkeDefensieMus.docx
+++ b/EXPORTS/DOCX/published/niveau3/Dutch/KoninklijkeDefensieMus.docx
@@ -269,7 +269,14 @@
           <w:color w:val="000000"/>
           <w:sz w:val="24"/>
         </w:rPr>
-        <w:t xml:space="preserve"> de SKD </w:t>
+        <w:hyperlink r:id="rId9" w:history="1">
+          <w:r>
+            <w:rPr>
+              <w:rStyle w:val="Hyperlink"/>
+            </w:rPr>
+            <w:t xml:space="preserve"> de SKD </w:t>
+          </w:r>
+        </w:hyperlink>
       </w:r>
       <w:r>
         <w:rPr>
@@ -695,7 +702,25 @@
           <w:color w:val="000000"/>
           <w:sz w:val="24"/>
         </w:rPr>
-        <w:t>collectie online beschikbaar gemaak</w:t>
+        <w:t>collectie online beschi</w:t>
+      </w:r>
+      <w:r>
+        <w:rPr>
+          <w:u w:val="single" w:color="0000ff"/>
+          <w:rFonts w:ascii="Charis SIL Regular" w:hAnsi="Charis SIL Regular" w:eastAsia="Charis SIL Regular"/>
+          <w:b w:val="0"/>
+          <w:i w:val="0"/>
+          <w:color w:val="000000"/>
+          <w:sz w:val="24"/>
+        </w:rPr>
+        <w:hyperlink r:id="rId12" w:history="1">
+          <w:r>
+            <w:rPr>
+              <w:rStyle w:val="Hyperlink"/>
+            </w:rPr>
+            <w:t>kbaar gemaak</w:t>
+          </w:r>
+        </w:hyperlink>
       </w:r>
       <w:r>
         <w:rPr>
@@ -979,56 +1004,7 @@
           <w:color w:val="000000"/>
           <w:sz w:val="24"/>
         </w:rPr>
-        <w:t xml:space="preserve"> dat al was gevestigd i</w:t>
-      </w:r>
-      <w:r>
-        <w:rPr>
-          <w:u w:val="single" w:color="0000ff"/>
-          <w:rFonts w:ascii="Charis SIL Regular" w:hAnsi="Charis SIL Regular" w:eastAsia="Charis SIL Regular"/>
-          <w:b w:val="0"/>
-          <w:i w:val="0"/>
-          <w:color w:val="000000"/>
-          <w:sz w:val="24"/>
-        </w:rPr>
-        <w:hyperlink r:id="rId14" w:history="1">
-          <w:r>
-            <w:rPr>
-              <w:rStyle w:val="Hyperlink"/>
-            </w:rPr>
-            <w:t>n Soesterberg.</w:t>
-          </w:r>
-        </w:hyperlink>
-      </w:r>
-      <w:r>
-        <w:rPr>
-          <w:rFonts w:ascii="Charis SIL Regular" w:hAnsi="Charis SIL Regular" w:eastAsia="Charis SIL Regular"/>
-          <w:b w:val="0"/>
-          <w:i w:val="0"/>
-          <w:color w:val="000000"/>
-          <w:sz w:val="24"/>
-        </w:rPr>
-        <w:t xml:space="preserve"> De samenvoegi</w:t>
-      </w:r>
-      <w:r>
-        <w:rPr>
-          <w:u w:val="single" w:color="0000ff"/>
-          <w:rFonts w:ascii="Charis SIL Regular" w:hAnsi="Charis SIL Regular" w:eastAsia="Charis SIL Regular"/>
-          <w:b w:val="0"/>
-          <w:i w:val="0"/>
-          <w:color w:val="000000"/>
-          <w:sz w:val="24"/>
-        </w:rPr>
-        <w:t xml:space="preserve">ng vond </w:t>
-      </w:r>
-      <w:r>
-        <w:rPr>
-          <w:rFonts w:ascii="Charis SIL Regular" w:hAnsi="Charis SIL Regular" w:eastAsia="Charis SIL Regular"/>
-          <w:b w:val="0"/>
-          <w:i w:val="0"/>
-          <w:color w:val="000000"/>
-          <w:sz w:val="24"/>
-        </w:rPr>
-        <w:t xml:space="preserve">plaats in </w:t>
+        <w:t xml:space="preserve"> dat al was gevestigd in Soesterberg. De samenvoeging vond plaats in </w:t>
       </w:r>
       <w:r>
         <w:rPr>
@@ -1177,7 +1153,14 @@
           <w:color w:val="000000"/>
           <w:sz w:val="24"/>
         </w:rPr>
-        <w:t>use</w:t>
+        <w:hyperlink r:id="rId16" w:history="1">
+          <w:r>
+            <w:rPr>
+              <w:rStyle w:val="Hyperlink"/>
+            </w:rPr>
+            <w:t>use</w:t>
+          </w:r>
+        </w:hyperlink>
       </w:r>
       <w:r>
         <w:rPr>

--- a/EXPORTS/DOCX/published/niveau3/Dutch/KoninklijkeDefensieMus.docx
+++ b/EXPORTS/DOCX/published/niveau3/Dutch/KoninklijkeDefensieMus.docx
@@ -521,25 +521,7 @@
           <w:color w:val="000000"/>
           <w:sz w:val="24"/>
         </w:rPr>
-        <w:t xml:space="preserve">traditiekamers. Om de traditiekamers te bezoeken dien je van </w:t>
-      </w:r>
-      <w:r>
-        <w:rPr>
-          <w:u w:val="single" w:color="0000ff"/>
-          <w:rFonts w:ascii="Charis SIL Regular" w:hAnsi="Charis SIL Regular" w:eastAsia="Charis SIL Regular"/>
-          <w:b w:val="0"/>
-          <w:i w:val="0"/>
-          <w:color w:val="000000"/>
-          <w:sz w:val="24"/>
-        </w:rPr>
-        <w:hyperlink r:id="rId11" w:history="1">
-          <w:r>
-            <w:rPr>
-              <w:rStyle w:val="Hyperlink"/>
-            </w:rPr>
-            <w:t>te voren co</w:t>
-          </w:r>
-        </w:hyperlink>
+        <w:t>traditiekamers. Om de traditiekamers te bezoeken dien je van te voren co</w:t>
       </w:r>
       <w:r>
         <w:rPr>
@@ -713,14 +695,7 @@
           <w:color w:val="000000"/>
           <w:sz w:val="24"/>
         </w:rPr>
-        <w:hyperlink r:id="rId12" w:history="1">
-          <w:r>
-            <w:rPr>
-              <w:rStyle w:val="Hyperlink"/>
-            </w:rPr>
-            <w:t>kbaar gemaak</w:t>
-          </w:r>
-        </w:hyperlink>
+        <w:t>kbaar gemaak</w:t>
       </w:r>
       <w:r>
         <w:rPr>
@@ -1004,7 +979,63 @@
           <w:color w:val="000000"/>
           <w:sz w:val="24"/>
         </w:rPr>
-        <w:t xml:space="preserve"> dat al was gevestigd in Soesterberg. De samenvoeging vond plaats in </w:t>
+        <w:t xml:space="preserve"> dat al was gevestigd i</w:t>
+      </w:r>
+      <w:r>
+        <w:rPr>
+          <w:u w:val="single" w:color="0000ff"/>
+          <w:rFonts w:ascii="Charis SIL Regular" w:hAnsi="Charis SIL Regular" w:eastAsia="Charis SIL Regular"/>
+          <w:b w:val="0"/>
+          <w:i w:val="0"/>
+          <w:color w:val="000000"/>
+          <w:sz w:val="24"/>
+        </w:rPr>
+        <w:hyperlink r:id="rId14" w:history="1">
+          <w:r>
+            <w:rPr>
+              <w:rStyle w:val="Hyperlink"/>
+            </w:rPr>
+            <w:t>n Soesterberg.</w:t>
+          </w:r>
+        </w:hyperlink>
+      </w:r>
+      <w:r>
+        <w:rPr>
+          <w:rFonts w:ascii="Charis SIL Regular" w:hAnsi="Charis SIL Regular" w:eastAsia="Charis SIL Regular"/>
+          <w:b w:val="0"/>
+          <w:i w:val="0"/>
+          <w:color w:val="000000"/>
+          <w:sz w:val="24"/>
+        </w:rPr>
+        <w:t xml:space="preserve"> De samenvoegi</w:t>
+      </w:r>
+      <w:r>
+        <w:rPr>
+          <w:u w:val="single" w:color="0000ff"/>
+          <w:rFonts w:ascii="Charis SIL Regular" w:hAnsi="Charis SIL Regular" w:eastAsia="Charis SIL Regular"/>
+          <w:b w:val="0"/>
+          <w:i w:val="0"/>
+          <w:color w:val="000000"/>
+          <w:sz w:val="24"/>
+        </w:rPr>
+        <w:hyperlink r:id="rId15" w:history="1">
+          <w:r>
+            <w:rPr>
+              <w:rStyle w:val="Hyperlink"/>
+            </w:rPr>
+            <w:t xml:space="preserve">ng vond </w:t>
+          </w:r>
+        </w:hyperlink>
+      </w:r>
+      <w:r>
+        <w:rPr>
+          <w:rFonts w:ascii="Charis SIL Regular" w:hAnsi="Charis SIL Regular" w:eastAsia="Charis SIL Regular"/>
+          <w:b w:val="0"/>
+          <w:i w:val="0"/>
+          <w:color w:val="000000"/>
+          <w:sz w:val="24"/>
+        </w:rPr>
+        <w:t xml:space="preserve">plaats in </w:t>
       </w:r>
       <w:r>
         <w:rPr>

--- a/EXPORTS/DOCX/published/niveau3/Dutch/KoninklijkeDefensieMus.docx
+++ b/EXPORTS/DOCX/published/niveau3/Dutch/KoninklijkeDefensieMus.docx
@@ -521,7 +521,18 @@
           <w:color w:val="000000"/>
           <w:sz w:val="24"/>
         </w:rPr>
-        <w:t>traditiekamers. Om de traditiekamers te bezoeken dien je van te voren co</w:t>
+        <w:t xml:space="preserve">traditiekamers. Om de traditiekamers te bezoeken dien je van </w:t>
+      </w:r>
+      <w:r>
+        <w:rPr>
+          <w:u w:val="single" w:color="0000ff"/>
+          <w:rFonts w:ascii="Charis SIL Regular" w:hAnsi="Charis SIL Regular" w:eastAsia="Charis SIL Regular"/>
+          <w:b w:val="0"/>
+          <w:i w:val="0"/>
+          <w:color w:val="000000"/>
+          <w:sz w:val="24"/>
+        </w:rPr>
+        <w:t>te voren co</w:t>
       </w:r>
       <w:r>
         <w:rPr>
@@ -1672,25 +1683,7 @@
           <w:color w:val="000000"/>
           <w:sz w:val="24"/>
         </w:rPr>
-        <w:t>zijn. Do</w:t>
-      </w:r>
-      <w:r>
-        <w:rPr>
-          <w:u w:val="single" w:color="0000ff"/>
-          <w:rFonts w:ascii="Charis SIL Regular" w:hAnsi="Charis SIL Regular" w:eastAsia="Charis SIL Regular"/>
-          <w:b w:val="0"/>
-          <w:i w:val="0"/>
-          <w:color w:val="000000"/>
-          <w:sz w:val="24"/>
-        </w:rPr>
-        <w:hyperlink r:id="rId19" w:history="1">
-          <w:r>
-            <w:rPr>
-              <w:rStyle w:val="Hyperlink"/>
-            </w:rPr>
-            <w:t>or de grot</w:t>
-          </w:r>
-        </w:hyperlink>
+        <w:t>zijn. Door de grot</w:t>
       </w:r>
       <w:r>
         <w:rPr>

--- a/EXPORTS/DOCX/published/niveau3/Dutch/KoninklijkeDefensieMus.docx
+++ b/EXPORTS/DOCX/published/niveau3/Dutch/KoninklijkeDefensieMus.docx
@@ -258,25 +258,7 @@
           <w:color w:val="000000"/>
           <w:sz w:val="24"/>
         </w:rPr>
-        <w:t>onder</w:t>
-      </w:r>
-      <w:r>
-        <w:rPr>
-          <w:u w:val="single" w:color="0000ff"/>
-          <w:rFonts w:ascii="Charis SIL Regular" w:hAnsi="Charis SIL Regular" w:eastAsia="Charis SIL Regular"/>
-          <w:b w:val="0"/>
-          <w:i w:val="0"/>
-          <w:color w:val="000000"/>
-          <w:sz w:val="24"/>
-        </w:rPr>
-        <w:hyperlink r:id="rId9" w:history="1">
-          <w:r>
-            <w:rPr>
-              <w:rStyle w:val="Hyperlink"/>
-            </w:rPr>
-            <w:t xml:space="preserve"> de SKD </w:t>
-          </w:r>
-        </w:hyperlink>
+        <w:t xml:space="preserve">onder de SKD </w:t>
       </w:r>
       <w:r>
         <w:rPr>
@@ -532,7 +514,14 @@
           <w:color w:val="000000"/>
           <w:sz w:val="24"/>
         </w:rPr>
-        <w:t>te voren co</w:t>
+        <w:hyperlink r:id="rId11" w:history="1">
+          <w:r>
+            <w:rPr>
+              <w:rStyle w:val="Hyperlink"/>
+            </w:rPr>
+            <w:t>te voren co</w:t>
+          </w:r>
+        </w:hyperlink>
       </w:r>
       <w:r>
         <w:rPr>
@@ -1029,14 +1018,7 @@
           <w:color w:val="000000"/>
           <w:sz w:val="24"/>
         </w:rPr>
-        <w:hyperlink r:id="rId15" w:history="1">
-          <w:r>
-            <w:rPr>
-              <w:rStyle w:val="Hyperlink"/>
-            </w:rPr>
-            <w:t xml:space="preserve">ng vond </w:t>
-          </w:r>
-        </w:hyperlink>
+        <w:t xml:space="preserve">ng vond </w:t>
       </w:r>
       <w:r>
         <w:rPr>
@@ -1184,25 +1166,7 @@
           <w:color w:val="000000"/>
           <w:sz w:val="24"/>
         </w:rPr>
-        <w:t>Luchtvaart Museum werd in 1968 opgericht als officieel m</w:t>
-      </w:r>
-      <w:r>
-        <w:rPr>
-          <w:u w:val="single" w:color="0000ff"/>
-          <w:rFonts w:ascii="Charis SIL Regular" w:hAnsi="Charis SIL Regular" w:eastAsia="Charis SIL Regular"/>
-          <w:b w:val="0"/>
-          <w:i w:val="0"/>
-          <w:color w:val="000000"/>
-          <w:sz w:val="24"/>
-        </w:rPr>
-        <w:hyperlink r:id="rId16" w:history="1">
-          <w:r>
-            <w:rPr>
-              <w:rStyle w:val="Hyperlink"/>
-            </w:rPr>
-            <w:t>use</w:t>
-          </w:r>
-        </w:hyperlink>
+        <w:t>Luchtvaart Museum werd in 1968 opgericht als officieel muse</w:t>
       </w:r>
       <w:r>
         <w:rPr>
@@ -1683,7 +1647,18 @@
           <w:color w:val="000000"/>
           <w:sz w:val="24"/>
         </w:rPr>
-        <w:t>zijn. Door de grot</w:t>
+        <w:t>zijn. Do</w:t>
+      </w:r>
+      <w:r>
+        <w:rPr>
+          <w:u w:val="single" w:color="0000ff"/>
+          <w:rFonts w:ascii="Charis SIL Regular" w:hAnsi="Charis SIL Regular" w:eastAsia="Charis SIL Regular"/>
+          <w:b w:val="0"/>
+          <w:i w:val="0"/>
+          <w:color w:val="000000"/>
+          <w:sz w:val="24"/>
+        </w:rPr>
+        <w:t>or de grot</w:t>
       </w:r>
       <w:r>
         <w:rPr>

--- a/EXPORTS/DOCX/published/niveau3/Dutch/KoninklijkeDefensieMus.docx
+++ b/EXPORTS/DOCX/published/niveau3/Dutch/KoninklijkeDefensieMus.docx
@@ -258,7 +258,25 @@
           <w:color w:val="000000"/>
           <w:sz w:val="24"/>
         </w:rPr>
-        <w:t xml:space="preserve">onder de SKD </w:t>
+        <w:t>onder</w:t>
+      </w:r>
+      <w:r>
+        <w:rPr>
+          <w:u w:val="single" w:color="0000ff"/>
+          <w:rFonts w:ascii="Charis SIL Regular" w:hAnsi="Charis SIL Regular" w:eastAsia="Charis SIL Regular"/>
+          <w:b w:val="0"/>
+          <w:i w:val="0"/>
+          <w:color w:val="000000"/>
+          <w:sz w:val="24"/>
+        </w:rPr>
+        <w:hyperlink r:id="rId9" w:history="1">
+          <w:r>
+            <w:rPr>
+              <w:rStyle w:val="Hyperlink"/>
+            </w:rPr>
+            <w:t xml:space="preserve"> de SKD </w:t>
+          </w:r>
+        </w:hyperlink>
       </w:r>
       <w:r>
         <w:rPr>
@@ -514,14 +532,7 @@
           <w:color w:val="000000"/>
           <w:sz w:val="24"/>
         </w:rPr>
-        <w:hyperlink r:id="rId11" w:history="1">
-          <w:r>
-            <w:rPr>
-              <w:rStyle w:val="Hyperlink"/>
-            </w:rPr>
-            <w:t>te voren co</w:t>
-          </w:r>
-        </w:hyperlink>
+        <w:t>te voren co</w:t>
       </w:r>
       <w:r>
         <w:rPr>
@@ -695,7 +706,14 @@
           <w:color w:val="000000"/>
           <w:sz w:val="24"/>
         </w:rPr>
-        <w:t>kbaar gemaak</w:t>
+        <w:hyperlink r:id="rId12" w:history="1">
+          <w:r>
+            <w:rPr>
+              <w:rStyle w:val="Hyperlink"/>
+            </w:rPr>
+            <w:t>kbaar gemaak</w:t>
+          </w:r>
+        </w:hyperlink>
       </w:r>
       <w:r>
         <w:rPr>
@@ -1018,7 +1036,14 @@
           <w:color w:val="000000"/>
           <w:sz w:val="24"/>
         </w:rPr>
-        <w:t xml:space="preserve">ng vond </w:t>
+        <w:hyperlink r:id="rId15" w:history="1">
+          <w:r>
+            <w:rPr>
+              <w:rStyle w:val="Hyperlink"/>
+            </w:rPr>
+            <w:t xml:space="preserve">ng vond </w:t>
+          </w:r>
+        </w:hyperlink>
       </w:r>
       <w:r>
         <w:rPr>
@@ -1166,7 +1191,25 @@
           <w:color w:val="000000"/>
           <w:sz w:val="24"/>
         </w:rPr>
-        <w:t>Luchtvaart Museum werd in 1968 opgericht als officieel muse</w:t>
+        <w:t>Luchtvaart Museum werd in 1968 opgericht als officieel m</w:t>
+      </w:r>
+      <w:r>
+        <w:rPr>
+          <w:u w:val="single" w:color="0000ff"/>
+          <w:rFonts w:ascii="Charis SIL Regular" w:hAnsi="Charis SIL Regular" w:eastAsia="Charis SIL Regular"/>
+          <w:b w:val="0"/>
+          <w:i w:val="0"/>
+          <w:color w:val="000000"/>
+          <w:sz w:val="24"/>
+        </w:rPr>
+        <w:hyperlink r:id="rId16" w:history="1">
+          <w:r>
+            <w:rPr>
+              <w:rStyle w:val="Hyperlink"/>
+            </w:rPr>
+            <w:t>use</w:t>
+          </w:r>
+        </w:hyperlink>
       </w:r>
       <w:r>
         <w:rPr>
@@ -1658,7 +1701,14 @@
           <w:color w:val="000000"/>
           <w:sz w:val="24"/>
         </w:rPr>
-        <w:t>or de grot</w:t>
+        <w:hyperlink r:id="rId19" w:history="1">
+          <w:r>
+            <w:rPr>
+              <w:rStyle w:val="Hyperlink"/>
+            </w:rPr>
+            <w:t>or de grot</w:t>
+          </w:r>
+        </w:hyperlink>
       </w:r>
       <w:r>
         <w:rPr>

--- a/EXPORTS/DOCX/published/niveau3/Dutch/KoninklijkeDefensieMus.docx
+++ b/EXPORTS/DOCX/published/niveau3/Dutch/KoninklijkeDefensieMus.docx
@@ -258,25 +258,7 @@
           <w:color w:val="000000"/>
           <w:sz w:val="24"/>
         </w:rPr>
-        <w:t>onder</w:t>
-      </w:r>
-      <w:r>
-        <w:rPr>
-          <w:u w:val="single" w:color="0000ff"/>
-          <w:rFonts w:ascii="Charis SIL Regular" w:hAnsi="Charis SIL Regular" w:eastAsia="Charis SIL Regular"/>
-          <w:b w:val="0"/>
-          <w:i w:val="0"/>
-          <w:color w:val="000000"/>
-          <w:sz w:val="24"/>
-        </w:rPr>
-        <w:hyperlink r:id="rId9" w:history="1">
-          <w:r>
-            <w:rPr>
-              <w:rStyle w:val="Hyperlink"/>
-            </w:rPr>
-            <w:t xml:space="preserve"> de SKD </w:t>
-          </w:r>
-        </w:hyperlink>
+        <w:t xml:space="preserve">onder de SKD </w:t>
       </w:r>
       <w:r>
         <w:rPr>
@@ -532,7 +514,14 @@
           <w:color w:val="000000"/>
           <w:sz w:val="24"/>
         </w:rPr>
-        <w:t>te voren co</w:t>
+        <w:hyperlink r:id="rId11" w:history="1">
+          <w:r>
+            <w:rPr>
+              <w:rStyle w:val="Hyperlink"/>
+            </w:rPr>
+            <w:t>te voren co</w:t>
+          </w:r>
+        </w:hyperlink>
       </w:r>
       <w:r>
         <w:rPr>
@@ -1690,25 +1679,7 @@
           <w:color w:val="000000"/>
           <w:sz w:val="24"/>
         </w:rPr>
-        <w:t>zijn. Do</w:t>
-      </w:r>
-      <w:r>
-        <w:rPr>
-          <w:u w:val="single" w:color="0000ff"/>
-          <w:rFonts w:ascii="Charis SIL Regular" w:hAnsi="Charis SIL Regular" w:eastAsia="Charis SIL Regular"/>
-          <w:b w:val="0"/>
-          <w:i w:val="0"/>
-          <w:color w:val="000000"/>
-          <w:sz w:val="24"/>
-        </w:rPr>
-        <w:hyperlink r:id="rId19" w:history="1">
-          <w:r>
-            <w:rPr>
-              <w:rStyle w:val="Hyperlink"/>
-            </w:rPr>
-            <w:t>or de grot</w:t>
-          </w:r>
-        </w:hyperlink>
+        <w:t>zijn. Door de grot</w:t>
       </w:r>
       <w:r>
         <w:rPr>

--- a/EXPORTS/DOCX/published/niveau3/Dutch/KoninklijkeDefensieMus.docx
+++ b/EXPORTS/DOCX/published/niveau3/Dutch/KoninklijkeDefensieMus.docx
@@ -258,7 +258,25 @@
           <w:color w:val="000000"/>
           <w:sz w:val="24"/>
         </w:rPr>
-        <w:t xml:space="preserve">onder de SKD </w:t>
+        <w:t>onder</w:t>
+      </w:r>
+      <w:r>
+        <w:rPr>
+          <w:u w:val="single" w:color="0000ff"/>
+          <w:rFonts w:ascii="Charis SIL Regular" w:hAnsi="Charis SIL Regular" w:eastAsia="Charis SIL Regular"/>
+          <w:b w:val="0"/>
+          <w:i w:val="0"/>
+          <w:color w:val="000000"/>
+          <w:sz w:val="24"/>
+        </w:rPr>
+        <w:hyperlink r:id="rId9" w:history="1">
+          <w:r>
+            <w:rPr>
+              <w:rStyle w:val="Hyperlink"/>
+            </w:rPr>
+            <w:t xml:space="preserve"> de SKD </w:t>
+          </w:r>
+        </w:hyperlink>
       </w:r>
       <w:r>
         <w:rPr>
@@ -1679,7 +1697,25 @@
           <w:color w:val="000000"/>
           <w:sz w:val="24"/>
         </w:rPr>
-        <w:t>zijn. Door de grot</w:t>
+        <w:t>zijn. Do</w:t>
+      </w:r>
+      <w:r>
+        <w:rPr>
+          <w:u w:val="single" w:color="0000ff"/>
+          <w:rFonts w:ascii="Charis SIL Regular" w:hAnsi="Charis SIL Regular" w:eastAsia="Charis SIL Regular"/>
+          <w:b w:val="0"/>
+          <w:i w:val="0"/>
+          <w:color w:val="000000"/>
+          <w:sz w:val="24"/>
+        </w:rPr>
+        <w:hyperlink r:id="rId19" w:history="1">
+          <w:r>
+            <w:rPr>
+              <w:rStyle w:val="Hyperlink"/>
+            </w:rPr>
+            <w:t>or de grot</w:t>
+          </w:r>
+        </w:hyperlink>
       </w:r>
       <w:r>
         <w:rPr>

--- a/EXPORTS/DOCX/published/niveau3/Dutch/KoninklijkeDefensieMus.docx
+++ b/EXPORTS/DOCX/published/niveau3/Dutch/KoninklijkeDefensieMus.docx
@@ -532,14 +532,7 @@
           <w:color w:val="000000"/>
           <w:sz w:val="24"/>
         </w:rPr>
-        <w:hyperlink r:id="rId11" w:history="1">
-          <w:r>
-            <w:rPr>
-              <w:rStyle w:val="Hyperlink"/>
-            </w:rPr>
-            <w:t>te voren co</w:t>
-          </w:r>
-        </w:hyperlink>
+        <w:t>te voren co</w:t>
       </w:r>
       <w:r>
         <w:rPr>
@@ -702,25 +695,7 @@
           <w:color w:val="000000"/>
           <w:sz w:val="24"/>
         </w:rPr>
-        <w:t>collectie online beschi</w:t>
-      </w:r>
-      <w:r>
-        <w:rPr>
-          <w:u w:val="single" w:color="0000ff"/>
-          <w:rFonts w:ascii="Charis SIL Regular" w:hAnsi="Charis SIL Regular" w:eastAsia="Charis SIL Regular"/>
-          <w:b w:val="0"/>
-          <w:i w:val="0"/>
-          <w:color w:val="000000"/>
-          <w:sz w:val="24"/>
-        </w:rPr>
-        <w:hyperlink r:id="rId12" w:history="1">
-          <w:r>
-            <w:rPr>
-              <w:rStyle w:val="Hyperlink"/>
-            </w:rPr>
-            <w:t>kbaar gemaak</w:t>
-          </w:r>
-        </w:hyperlink>
+        <w:t>collectie online beschikbaar gemaak</w:t>
       </w:r>
       <w:r>
         <w:rPr>
@@ -1043,14 +1018,7 @@
           <w:color w:val="000000"/>
           <w:sz w:val="24"/>
         </w:rPr>
-        <w:hyperlink r:id="rId15" w:history="1">
-          <w:r>
-            <w:rPr>
-              <w:rStyle w:val="Hyperlink"/>
-            </w:rPr>
-            <w:t xml:space="preserve">ng vond </w:t>
-          </w:r>
-        </w:hyperlink>
+        <w:t xml:space="preserve">ng vond </w:t>
       </w:r>
       <w:r>
         <w:rPr>

--- a/EXPORTS/DOCX/published/niveau3/Dutch/KoninklijkeDefensieMus.docx
+++ b/EXPORTS/DOCX/published/niveau3/Dutch/KoninklijkeDefensieMus.docx
@@ -695,7 +695,25 @@
           <w:color w:val="000000"/>
           <w:sz w:val="24"/>
         </w:rPr>
-        <w:t>collectie online beschikbaar gemaak</w:t>
+        <w:t>collectie online beschi</w:t>
+      </w:r>
+      <w:r>
+        <w:rPr>
+          <w:u w:val="single" w:color="0000ff"/>
+          <w:rFonts w:ascii="Charis SIL Regular" w:hAnsi="Charis SIL Regular" w:eastAsia="Charis SIL Regular"/>
+          <w:b w:val="0"/>
+          <w:i w:val="0"/>
+          <w:color w:val="000000"/>
+          <w:sz w:val="24"/>
+        </w:rPr>
+        <w:hyperlink r:id="rId12" w:history="1">
+          <w:r>
+            <w:rPr>
+              <w:rStyle w:val="Hyperlink"/>
+            </w:rPr>
+            <w:t>kbaar gemaak</w:t>
+          </w:r>
+        </w:hyperlink>
       </w:r>
       <w:r>
         <w:rPr>
@@ -979,56 +997,7 @@
           <w:color w:val="000000"/>
           <w:sz w:val="24"/>
         </w:rPr>
-        <w:t xml:space="preserve"> dat al was gevestigd i</w:t>
-      </w:r>
-      <w:r>
-        <w:rPr>
-          <w:u w:val="single" w:color="0000ff"/>
-          <w:rFonts w:ascii="Charis SIL Regular" w:hAnsi="Charis SIL Regular" w:eastAsia="Charis SIL Regular"/>
-          <w:b w:val="0"/>
-          <w:i w:val="0"/>
-          <w:color w:val="000000"/>
-          <w:sz w:val="24"/>
-        </w:rPr>
-        <w:hyperlink r:id="rId14" w:history="1">
-          <w:r>
-            <w:rPr>
-              <w:rStyle w:val="Hyperlink"/>
-            </w:rPr>
-            <w:t>n Soesterberg.</w:t>
-          </w:r>
-        </w:hyperlink>
-      </w:r>
-      <w:r>
-        <w:rPr>
-          <w:rFonts w:ascii="Charis SIL Regular" w:hAnsi="Charis SIL Regular" w:eastAsia="Charis SIL Regular"/>
-          <w:b w:val="0"/>
-          <w:i w:val="0"/>
-          <w:color w:val="000000"/>
-          <w:sz w:val="24"/>
-        </w:rPr>
-        <w:t xml:space="preserve"> De samenvoegi</w:t>
-      </w:r>
-      <w:r>
-        <w:rPr>
-          <w:u w:val="single" w:color="0000ff"/>
-          <w:rFonts w:ascii="Charis SIL Regular" w:hAnsi="Charis SIL Regular" w:eastAsia="Charis SIL Regular"/>
-          <w:b w:val="0"/>
-          <w:i w:val="0"/>
-          <w:color w:val="000000"/>
-          <w:sz w:val="24"/>
-        </w:rPr>
-        <w:t xml:space="preserve">ng vond </w:t>
-      </w:r>
-      <w:r>
-        <w:rPr>
-          <w:rFonts w:ascii="Charis SIL Regular" w:hAnsi="Charis SIL Regular" w:eastAsia="Charis SIL Regular"/>
-          <w:b w:val="0"/>
-          <w:i w:val="0"/>
-          <w:color w:val="000000"/>
-          <w:sz w:val="24"/>
-        </w:rPr>
-        <w:t xml:space="preserve">plaats in </w:t>
+        <w:t xml:space="preserve"> dat al was gevestigd in Soesterberg. De samenvoeging vond plaats in </w:t>
       </w:r>
       <w:r>
         <w:rPr>
@@ -1177,14 +1146,7 @@
           <w:color w:val="000000"/>
           <w:sz w:val="24"/>
         </w:rPr>
-        <w:hyperlink r:id="rId16" w:history="1">
-          <w:r>
-            <w:rPr>
-              <w:rStyle w:val="Hyperlink"/>
-            </w:rPr>
-            <w:t>use</w:t>
-          </w:r>
-        </w:hyperlink>
+        <w:t>use</w:t>
       </w:r>
       <w:r>
         <w:rPr>
@@ -1665,25 +1627,7 @@
           <w:color w:val="000000"/>
           <w:sz w:val="24"/>
         </w:rPr>
-        <w:t>zijn. Do</w:t>
-      </w:r>
-      <w:r>
-        <w:rPr>
-          <w:u w:val="single" w:color="0000ff"/>
-          <w:rFonts w:ascii="Charis SIL Regular" w:hAnsi="Charis SIL Regular" w:eastAsia="Charis SIL Regular"/>
-          <w:b w:val="0"/>
-          <w:i w:val="0"/>
-          <w:color w:val="000000"/>
-          <w:sz w:val="24"/>
-        </w:rPr>
-        <w:hyperlink r:id="rId19" w:history="1">
-          <w:r>
-            <w:rPr>
-              <w:rStyle w:val="Hyperlink"/>
-            </w:rPr>
-            <w:t>or de grot</w:t>
-          </w:r>
-        </w:hyperlink>
+        <w:t>zijn. Door de grot</w:t>
       </w:r>
       <w:r>
         <w:rPr>

--- a/EXPORTS/DOCX/published/niveau3/Dutch/KoninklijkeDefensieMus.docx
+++ b/EXPORTS/DOCX/published/niveau3/Dutch/KoninklijkeDefensieMus.docx
@@ -521,18 +521,7 @@
           <w:color w:val="000000"/>
           <w:sz w:val="24"/>
         </w:rPr>
-        <w:t xml:space="preserve">traditiekamers. Om de traditiekamers te bezoeken dien je van </w:t>
-      </w:r>
-      <w:r>
-        <w:rPr>
-          <w:u w:val="single" w:color="0000ff"/>
-          <w:rFonts w:ascii="Charis SIL Regular" w:hAnsi="Charis SIL Regular" w:eastAsia="Charis SIL Regular"/>
-          <w:b w:val="0"/>
-          <w:i w:val="0"/>
-          <w:color w:val="000000"/>
-          <w:sz w:val="24"/>
-        </w:rPr>
-        <w:t>te voren co</w:t>
+        <w:t>traditiekamers. Om de traditiekamers te bezoeken dien je van te voren co</w:t>
       </w:r>
       <w:r>
         <w:rPr>
@@ -706,14 +695,7 @@
           <w:color w:val="000000"/>
           <w:sz w:val="24"/>
         </w:rPr>
-        <w:hyperlink r:id="rId12" w:history="1">
-          <w:r>
-            <w:rPr>
-              <w:rStyle w:val="Hyperlink"/>
-            </w:rPr>
-            <w:t>kbaar gemaak</w:t>
-          </w:r>
-        </w:hyperlink>
+        <w:t>kbaar gemaak</w:t>
       </w:r>
       <w:r>
         <w:rPr>
@@ -997,7 +979,56 @@
           <w:color w:val="000000"/>
           <w:sz w:val="24"/>
         </w:rPr>
-        <w:t xml:space="preserve"> dat al was gevestigd in Soesterberg. De samenvoeging vond plaats in </w:t>
+        <w:t xml:space="preserve"> dat al was gevestigd i</w:t>
+      </w:r>
+      <w:r>
+        <w:rPr>
+          <w:u w:val="single" w:color="0000ff"/>
+          <w:rFonts w:ascii="Charis SIL Regular" w:hAnsi="Charis SIL Regular" w:eastAsia="Charis SIL Regular"/>
+          <w:b w:val="0"/>
+          <w:i w:val="0"/>
+          <w:color w:val="000000"/>
+          <w:sz w:val="24"/>
+        </w:rPr>
+        <w:hyperlink r:id="rId14" w:history="1">
+          <w:r>
+            <w:rPr>
+              <w:rStyle w:val="Hyperlink"/>
+            </w:rPr>
+            <w:t>n Soesterberg.</w:t>
+          </w:r>
+        </w:hyperlink>
+      </w:r>
+      <w:r>
+        <w:rPr>
+          <w:rFonts w:ascii="Charis SIL Regular" w:hAnsi="Charis SIL Regular" w:eastAsia="Charis SIL Regular"/>
+          <w:b w:val="0"/>
+          <w:i w:val="0"/>
+          <w:color w:val="000000"/>
+          <w:sz w:val="24"/>
+        </w:rPr>
+        <w:t xml:space="preserve"> De samenvoegi</w:t>
+      </w:r>
+      <w:r>
+        <w:rPr>
+          <w:u w:val="single" w:color="0000ff"/>
+          <w:rFonts w:ascii="Charis SIL Regular" w:hAnsi="Charis SIL Regular" w:eastAsia="Charis SIL Regular"/>
+          <w:b w:val="0"/>
+          <w:i w:val="0"/>
+          <w:color w:val="000000"/>
+          <w:sz w:val="24"/>
+        </w:rPr>
+        <w:t xml:space="preserve">ng vond </w:t>
+      </w:r>
+      <w:r>
+        <w:rPr>
+          <w:rFonts w:ascii="Charis SIL Regular" w:hAnsi="Charis SIL Regular" w:eastAsia="Charis SIL Regular"/>
+          <w:b w:val="0"/>
+          <w:i w:val="0"/>
+          <w:color w:val="000000"/>
+          <w:sz w:val="24"/>
+        </w:rPr>
+        <w:t xml:space="preserve">plaats in </w:t>
       </w:r>
       <w:r>
         <w:rPr>
@@ -1135,18 +1166,7 @@
           <w:color w:val="000000"/>
           <w:sz w:val="24"/>
         </w:rPr>
-        <w:t>Luchtvaart Museum werd in 1968 opgericht als officieel m</w:t>
-      </w:r>
-      <w:r>
-        <w:rPr>
-          <w:u w:val="single" w:color="0000ff"/>
-          <w:rFonts w:ascii="Charis SIL Regular" w:hAnsi="Charis SIL Regular" w:eastAsia="Charis SIL Regular"/>
-          <w:b w:val="0"/>
-          <w:i w:val="0"/>
-          <w:color w:val="000000"/>
-          <w:sz w:val="24"/>
-        </w:rPr>
-        <w:t>use</w:t>
+        <w:t>Luchtvaart Museum werd in 1968 opgericht als officieel muse</w:t>
       </w:r>
       <w:r>
         <w:rPr>
@@ -1627,7 +1647,25 @@
           <w:color w:val="000000"/>
           <w:sz w:val="24"/>
         </w:rPr>
-        <w:t>zijn. Door de grot</w:t>
+        <w:t>zijn. Do</w:t>
+      </w:r>
+      <w:r>
+        <w:rPr>
+          <w:u w:val="single" w:color="0000ff"/>
+          <w:rFonts w:ascii="Charis SIL Regular" w:hAnsi="Charis SIL Regular" w:eastAsia="Charis SIL Regular"/>
+          <w:b w:val="0"/>
+          <w:i w:val="0"/>
+          <w:color w:val="000000"/>
+          <w:sz w:val="24"/>
+        </w:rPr>
+        <w:hyperlink r:id="rId19" w:history="1">
+          <w:r>
+            <w:rPr>
+              <w:rStyle w:val="Hyperlink"/>
+            </w:rPr>
+            <w:t>or de grot</w:t>
+          </w:r>
+        </w:hyperlink>
       </w:r>
       <w:r>
         <w:rPr>

--- a/EXPORTS/DOCX/published/niveau3/Dutch/KoninklijkeDefensieMus.docx
+++ b/EXPORTS/DOCX/published/niveau3/Dutch/KoninklijkeDefensieMus.docx
@@ -258,25 +258,7 @@
           <w:color w:val="000000"/>
           <w:sz w:val="24"/>
         </w:rPr>
-        <w:t>onder</w:t>
-      </w:r>
-      <w:r>
-        <w:rPr>
-          <w:u w:val="single" w:color="0000ff"/>
-          <w:rFonts w:ascii="Charis SIL Regular" w:hAnsi="Charis SIL Regular" w:eastAsia="Charis SIL Regular"/>
-          <w:b w:val="0"/>
-          <w:i w:val="0"/>
-          <w:color w:val="000000"/>
-          <w:sz w:val="24"/>
-        </w:rPr>
-        <w:hyperlink r:id="rId9" w:history="1">
-          <w:r>
-            <w:rPr>
-              <w:rStyle w:val="Hyperlink"/>
-            </w:rPr>
-            <w:t xml:space="preserve"> de SKD </w:t>
-          </w:r>
-        </w:hyperlink>
+        <w:t xml:space="preserve">onder de SKD </w:t>
       </w:r>
       <w:r>
         <w:rPr>
@@ -521,7 +503,25 @@
           <w:color w:val="000000"/>
           <w:sz w:val="24"/>
         </w:rPr>
-        <w:t>traditiekamers. Om de traditiekamers te bezoeken dien je van te voren co</w:t>
+        <w:t xml:space="preserve">traditiekamers. Om de traditiekamers te bezoeken dien je van </w:t>
+      </w:r>
+      <w:r>
+        <w:rPr>
+          <w:u w:val="single" w:color="0000ff"/>
+          <w:rFonts w:ascii="Charis SIL Regular" w:hAnsi="Charis SIL Regular" w:eastAsia="Charis SIL Regular"/>
+          <w:b w:val="0"/>
+          <w:i w:val="0"/>
+          <w:color w:val="000000"/>
+          <w:sz w:val="24"/>
+        </w:rPr>
+        <w:hyperlink r:id="rId11" w:history="1">
+          <w:r>
+            <w:rPr>
+              <w:rStyle w:val="Hyperlink"/>
+            </w:rPr>
+            <w:t>te voren co</w:t>
+          </w:r>
+        </w:hyperlink>
       </w:r>
       <w:r>
         <w:rPr>
@@ -695,7 +695,14 @@
           <w:color w:val="000000"/>
           <w:sz w:val="24"/>
         </w:rPr>
-        <w:t>kbaar gemaak</w:t>
+        <w:hyperlink r:id="rId12" w:history="1">
+          <w:r>
+            <w:rPr>
+              <w:rStyle w:val="Hyperlink"/>
+            </w:rPr>
+            <w:t>kbaar gemaak</w:t>
+          </w:r>
+        </w:hyperlink>
       </w:r>
       <w:r>
         <w:rPr>
@@ -1018,7 +1025,14 @@
           <w:color w:val="000000"/>
           <w:sz w:val="24"/>
         </w:rPr>
-        <w:t xml:space="preserve">ng vond </w:t>
+        <w:hyperlink r:id="rId15" w:history="1">
+          <w:r>
+            <w:rPr>
+              <w:rStyle w:val="Hyperlink"/>
+            </w:rPr>
+            <w:t xml:space="preserve">ng vond </w:t>
+          </w:r>
+        </w:hyperlink>
       </w:r>
       <w:r>
         <w:rPr>
@@ -1166,7 +1180,25 @@
           <w:color w:val="000000"/>
           <w:sz w:val="24"/>
         </w:rPr>
-        <w:t>Luchtvaart Museum werd in 1968 opgericht als officieel muse</w:t>
+        <w:t>Luchtvaart Museum werd in 1968 opgericht als officieel m</w:t>
+      </w:r>
+      <w:r>
+        <w:rPr>
+          <w:u w:val="single" w:color="0000ff"/>
+          <w:rFonts w:ascii="Charis SIL Regular" w:hAnsi="Charis SIL Regular" w:eastAsia="Charis SIL Regular"/>
+          <w:b w:val="0"/>
+          <w:i w:val="0"/>
+          <w:color w:val="000000"/>
+          <w:sz w:val="24"/>
+        </w:rPr>
+        <w:hyperlink r:id="rId16" w:history="1">
+          <w:r>
+            <w:rPr>
+              <w:rStyle w:val="Hyperlink"/>
+            </w:rPr>
+            <w:t>use</w:t>
+          </w:r>
+        </w:hyperlink>
       </w:r>
       <w:r>
         <w:rPr>
@@ -1647,25 +1679,7 @@
           <w:color w:val="000000"/>
           <w:sz w:val="24"/>
         </w:rPr>
-        <w:t>zijn. Do</w:t>
-      </w:r>
-      <w:r>
-        <w:rPr>
-          <w:u w:val="single" w:color="0000ff"/>
-          <w:rFonts w:ascii="Charis SIL Regular" w:hAnsi="Charis SIL Regular" w:eastAsia="Charis SIL Regular"/>
-          <w:b w:val="0"/>
-          <w:i w:val="0"/>
-          <w:color w:val="000000"/>
-          <w:sz w:val="24"/>
-        </w:rPr>
-        <w:hyperlink r:id="rId19" w:history="1">
-          <w:r>
-            <w:rPr>
-              <w:rStyle w:val="Hyperlink"/>
-            </w:rPr>
-            <w:t>or de grot</w:t>
-          </w:r>
-        </w:hyperlink>
+        <w:t>zijn. Door de grot</w:t>
       </w:r>
       <w:r>
         <w:rPr>

--- a/EXPORTS/DOCX/published/niveau3/Dutch/KoninklijkeDefensieMus.docx
+++ b/EXPORTS/DOCX/published/niveau3/Dutch/KoninklijkeDefensieMus.docx
@@ -684,25 +684,7 @@
           <w:color w:val="000000"/>
           <w:sz w:val="24"/>
         </w:rPr>
-        <w:t>collectie online beschi</w:t>
-      </w:r>
-      <w:r>
-        <w:rPr>
-          <w:u w:val="single" w:color="0000ff"/>
-          <w:rFonts w:ascii="Charis SIL Regular" w:hAnsi="Charis SIL Regular" w:eastAsia="Charis SIL Regular"/>
-          <w:b w:val="0"/>
-          <w:i w:val="0"/>
-          <w:color w:val="000000"/>
-          <w:sz w:val="24"/>
-        </w:rPr>
-        <w:hyperlink r:id="rId12" w:history="1">
-          <w:r>
-            <w:rPr>
-              <w:rStyle w:val="Hyperlink"/>
-            </w:rPr>
-            <w:t>kbaar gemaak</w:t>
-          </w:r>
-        </w:hyperlink>
+        <w:t>collectie online beschikbaar gemaak</w:t>
       </w:r>
       <w:r>
         <w:rPr>
@@ -1679,7 +1661,25 @@
           <w:color w:val="000000"/>
           <w:sz w:val="24"/>
         </w:rPr>
-        <w:t>zijn. Door de grot</w:t>
+        <w:t>zijn. Do</w:t>
+      </w:r>
+      <w:r>
+        <w:rPr>
+          <w:u w:val="single" w:color="0000ff"/>
+          <w:rFonts w:ascii="Charis SIL Regular" w:hAnsi="Charis SIL Regular" w:eastAsia="Charis SIL Regular"/>
+          <w:b w:val="0"/>
+          <w:i w:val="0"/>
+          <w:color w:val="000000"/>
+          <w:sz w:val="24"/>
+        </w:rPr>
+        <w:hyperlink r:id="rId19" w:history="1">
+          <w:r>
+            <w:rPr>
+              <w:rStyle w:val="Hyperlink"/>
+            </w:rPr>
+            <w:t>or de grot</w:t>
+          </w:r>
+        </w:hyperlink>
       </w:r>
       <w:r>
         <w:rPr>

--- a/EXPORTS/DOCX/published/niveau3/Dutch/KoninklijkeDefensieMus.docx
+++ b/EXPORTS/DOCX/published/niveau3/Dutch/KoninklijkeDefensieMus.docx
@@ -258,7 +258,25 @@
           <w:color w:val="000000"/>
           <w:sz w:val="24"/>
         </w:rPr>
-        <w:t xml:space="preserve">onder de SKD </w:t>
+        <w:t>onder</w:t>
+      </w:r>
+      <w:r>
+        <w:rPr>
+          <w:u w:val="single" w:color="0000ff"/>
+          <w:rFonts w:ascii="Charis SIL Regular" w:hAnsi="Charis SIL Regular" w:eastAsia="Charis SIL Regular"/>
+          <w:b w:val="0"/>
+          <w:i w:val="0"/>
+          <w:color w:val="000000"/>
+          <w:sz w:val="24"/>
+        </w:rPr>
+        <w:hyperlink r:id="rId9" w:history="1">
+          <w:r>
+            <w:rPr>
+              <w:rStyle w:val="Hyperlink"/>
+            </w:rPr>
+            <w:t xml:space="preserve"> de SKD </w:t>
+          </w:r>
+        </w:hyperlink>
       </w:r>
       <w:r>
         <w:rPr>
@@ -684,7 +702,25 @@
           <w:color w:val="000000"/>
           <w:sz w:val="24"/>
         </w:rPr>
-        <w:t>collectie online beschikbaar gemaak</w:t>
+        <w:t>collectie online beschi</w:t>
+      </w:r>
+      <w:r>
+        <w:rPr>
+          <w:u w:val="single" w:color="0000ff"/>
+          <w:rFonts w:ascii="Charis SIL Regular" w:hAnsi="Charis SIL Regular" w:eastAsia="Charis SIL Regular"/>
+          <w:b w:val="0"/>
+          <w:i w:val="0"/>
+          <w:color w:val="000000"/>
+          <w:sz w:val="24"/>
+        </w:rPr>
+        <w:hyperlink r:id="rId12" w:history="1">
+          <w:r>
+            <w:rPr>
+              <w:rStyle w:val="Hyperlink"/>
+            </w:rPr>
+            <w:t>kbaar gemaak</w:t>
+          </w:r>
+        </w:hyperlink>
       </w:r>
       <w:r>
         <w:rPr>
@@ -968,63 +1004,7 @@
           <w:color w:val="000000"/>
           <w:sz w:val="24"/>
         </w:rPr>
-        <w:t xml:space="preserve"> dat al was gevestigd i</w:t>
-      </w:r>
-      <w:r>
-        <w:rPr>
-          <w:u w:val="single" w:color="0000ff"/>
-          <w:rFonts w:ascii="Charis SIL Regular" w:hAnsi="Charis SIL Regular" w:eastAsia="Charis SIL Regular"/>
-          <w:b w:val="0"/>
-          <w:i w:val="0"/>
-          <w:color w:val="000000"/>
-          <w:sz w:val="24"/>
-        </w:rPr>
-        <w:hyperlink r:id="rId14" w:history="1">
-          <w:r>
-            <w:rPr>
-              <w:rStyle w:val="Hyperlink"/>
-            </w:rPr>
-            <w:t>n Soesterberg.</w:t>
-          </w:r>
-        </w:hyperlink>
-      </w:r>
-      <w:r>
-        <w:rPr>
-          <w:rFonts w:ascii="Charis SIL Regular" w:hAnsi="Charis SIL Regular" w:eastAsia="Charis SIL Regular"/>
-          <w:b w:val="0"/>
-          <w:i w:val="0"/>
-          <w:color w:val="000000"/>
-          <w:sz w:val="24"/>
-        </w:rPr>
-        <w:t xml:space="preserve"> De samenvoegi</w:t>
-      </w:r>
-      <w:r>
-        <w:rPr>
-          <w:u w:val="single" w:color="0000ff"/>
-          <w:rFonts w:ascii="Charis SIL Regular" w:hAnsi="Charis SIL Regular" w:eastAsia="Charis SIL Regular"/>
-          <w:b w:val="0"/>
-          <w:i w:val="0"/>
-          <w:color w:val="000000"/>
-          <w:sz w:val="24"/>
-        </w:rPr>
-        <w:hyperlink r:id="rId15" w:history="1">
-          <w:r>
-            <w:rPr>
-              <w:rStyle w:val="Hyperlink"/>
-            </w:rPr>
-            <w:t xml:space="preserve">ng vond </w:t>
-          </w:r>
-        </w:hyperlink>
-      </w:r>
-      <w:r>
-        <w:rPr>
-          <w:rFonts w:ascii="Charis SIL Regular" w:hAnsi="Charis SIL Regular" w:eastAsia="Charis SIL Regular"/>
-          <w:b w:val="0"/>
-          <w:i w:val="0"/>
-          <w:color w:val="000000"/>
-          <w:sz w:val="24"/>
-        </w:rPr>
-        <w:t xml:space="preserve">plaats in </w:t>
+        <w:t xml:space="preserve"> dat al was gevestigd in Soesterberg. De samenvoeging vond plaats in </w:t>
       </w:r>
       <w:r>
         <w:rPr>

--- a/EXPORTS/DOCX/published/niveau3/Dutch/KoninklijkeDefensieMus.docx
+++ b/EXPORTS/DOCX/published/niveau3/Dutch/KoninklijkeDefensieMus.docx
@@ -1004,7 +1004,63 @@
           <w:color w:val="000000"/>
           <w:sz w:val="24"/>
         </w:rPr>
-        <w:t xml:space="preserve"> dat al was gevestigd in Soesterberg. De samenvoeging vond plaats in </w:t>
+        <w:t xml:space="preserve"> dat al was gevestigd i</w:t>
+      </w:r>
+      <w:r>
+        <w:rPr>
+          <w:u w:val="single" w:color="0000ff"/>
+          <w:rFonts w:ascii="Charis SIL Regular" w:hAnsi="Charis SIL Regular" w:eastAsia="Charis SIL Regular"/>
+          <w:b w:val="0"/>
+          <w:i w:val="0"/>
+          <w:color w:val="000000"/>
+          <w:sz w:val="24"/>
+        </w:rPr>
+        <w:hyperlink r:id="rId14" w:history="1">
+          <w:r>
+            <w:rPr>
+              <w:rStyle w:val="Hyperlink"/>
+            </w:rPr>
+            <w:t>n Soesterberg.</w:t>
+          </w:r>
+        </w:hyperlink>
+      </w:r>
+      <w:r>
+        <w:rPr>
+          <w:rFonts w:ascii="Charis SIL Regular" w:hAnsi="Charis SIL Regular" w:eastAsia="Charis SIL Regular"/>
+          <w:b w:val="0"/>
+          <w:i w:val="0"/>
+          <w:color w:val="000000"/>
+          <w:sz w:val="24"/>
+        </w:rPr>
+        <w:t xml:space="preserve"> De samenvoegi</w:t>
+      </w:r>
+      <w:r>
+        <w:rPr>
+          <w:u w:val="single" w:color="0000ff"/>
+          <w:rFonts w:ascii="Charis SIL Regular" w:hAnsi="Charis SIL Regular" w:eastAsia="Charis SIL Regular"/>
+          <w:b w:val="0"/>
+          <w:i w:val="0"/>
+          <w:color w:val="000000"/>
+          <w:sz w:val="24"/>
+        </w:rPr>
+        <w:hyperlink r:id="rId15" w:history="1">
+          <w:r>
+            <w:rPr>
+              <w:rStyle w:val="Hyperlink"/>
+            </w:rPr>
+            <w:t xml:space="preserve">ng vond </w:t>
+          </w:r>
+        </w:hyperlink>
+      </w:r>
+      <w:r>
+        <w:rPr>
+          <w:rFonts w:ascii="Charis SIL Regular" w:hAnsi="Charis SIL Regular" w:eastAsia="Charis SIL Regular"/>
+          <w:b w:val="0"/>
+          <w:i w:val="0"/>
+          <w:color w:val="000000"/>
+          <w:sz w:val="24"/>
+        </w:rPr>
+        <w:t xml:space="preserve">plaats in </w:t>
       </w:r>
       <w:r>
         <w:rPr>

--- a/EXPORTS/DOCX/published/niveau3/Dutch/KoninklijkeDefensieMus.docx
+++ b/EXPORTS/DOCX/published/niveau3/Dutch/KoninklijkeDefensieMus.docx
@@ -258,25 +258,7 @@
           <w:color w:val="000000"/>
           <w:sz w:val="24"/>
         </w:rPr>
-        <w:t>onder</w:t>
-      </w:r>
-      <w:r>
-        <w:rPr>
-          <w:u w:val="single" w:color="0000ff"/>
-          <w:rFonts w:ascii="Charis SIL Regular" w:hAnsi="Charis SIL Regular" w:eastAsia="Charis SIL Regular"/>
-          <w:b w:val="0"/>
-          <w:i w:val="0"/>
-          <w:color w:val="000000"/>
-          <w:sz w:val="24"/>
-        </w:rPr>
-        <w:hyperlink r:id="rId9" w:history="1">
-          <w:r>
-            <w:rPr>
-              <w:rStyle w:val="Hyperlink"/>
-            </w:rPr>
-            <w:t xml:space="preserve"> de SKD </w:t>
-          </w:r>
-        </w:hyperlink>
+        <w:t xml:space="preserve">onder de SKD </w:t>
       </w:r>
       <w:r>
         <w:rPr>

--- a/EXPORTS/DOCX/published/niveau3/Dutch/KoninklijkeDefensieMus.docx
+++ b/EXPORTS/DOCX/published/niveau3/Dutch/KoninklijkeDefensieMus.docx
@@ -258,7 +258,25 @@
           <w:color w:val="000000"/>
           <w:sz w:val="24"/>
         </w:rPr>
-        <w:t xml:space="preserve">onder de SKD </w:t>
+        <w:t>onder</w:t>
+      </w:r>
+      <w:r>
+        <w:rPr>
+          <w:u w:val="single" w:color="0000ff"/>
+          <w:rFonts w:ascii="Charis SIL Regular" w:hAnsi="Charis SIL Regular" w:eastAsia="Charis SIL Regular"/>
+          <w:b w:val="0"/>
+          <w:i w:val="0"/>
+          <w:color w:val="000000"/>
+          <w:sz w:val="24"/>
+        </w:rPr>
+        <w:hyperlink r:id="rId9" w:history="1">
+          <w:r>
+            <w:rPr>
+              <w:rStyle w:val="Hyperlink"/>
+            </w:rPr>
+            <w:t xml:space="preserve"> de SKD </w:t>
+          </w:r>
+        </w:hyperlink>
       </w:r>
       <w:r>
         <w:rPr>
@@ -695,14 +713,7 @@
           <w:color w:val="000000"/>
           <w:sz w:val="24"/>
         </w:rPr>
-        <w:hyperlink r:id="rId12" w:history="1">
-          <w:r>
-            <w:rPr>
-              <w:rStyle w:val="Hyperlink"/>
-            </w:rPr>
-            <w:t>kbaar gemaak</w:t>
-          </w:r>
-        </w:hyperlink>
+        <w:t>kbaar gemaak</w:t>
       </w:r>
       <w:r>
         <w:rPr>

--- a/EXPORTS/DOCX/published/niveau3/Dutch/KoninklijkeDefensieMus.docx
+++ b/EXPORTS/DOCX/published/niveau3/Dutch/KoninklijkeDefensieMus.docx
@@ -713,7 +713,14 @@
           <w:color w:val="000000"/>
           <w:sz w:val="24"/>
         </w:rPr>
-        <w:t>kbaar gemaak</w:t>
+        <w:hyperlink r:id="rId12" w:history="1">
+          <w:r>
+            <w:rPr>
+              <w:rStyle w:val="Hyperlink"/>
+            </w:rPr>
+            <w:t>kbaar gemaak</w:t>
+          </w:r>
+        </w:hyperlink>
       </w:r>
       <w:r>
         <w:rPr>

--- a/EXPORTS/DOCX/published/niveau3/Dutch/KoninklijkeDefensieMus.docx
+++ b/EXPORTS/DOCX/published/niveau3/Dutch/KoninklijkeDefensieMus.docx
@@ -532,7 +532,14 @@
           <w:color w:val="000000"/>
           <w:sz w:val="24"/>
         </w:rPr>
-        <w:t>te voren co</w:t>
+        <w:hyperlink r:id="rId11" w:history="1">
+          <w:r>
+            <w:rPr>
+              <w:rStyle w:val="Hyperlink"/>
+            </w:rPr>
+            <w:t>te voren co</w:t>
+          </w:r>
+        </w:hyperlink>
       </w:r>
       <w:r>
         <w:rPr>
@@ -706,7 +713,14 @@
           <w:color w:val="000000"/>
           <w:sz w:val="24"/>
         </w:rPr>
-        <w:t>kbaar gemaak</w:t>
+        <w:hyperlink r:id="rId12" w:history="1">
+          <w:r>
+            <w:rPr>
+              <w:rStyle w:val="Hyperlink"/>
+            </w:rPr>
+            <w:t>kbaar gemaak</w:t>
+          </w:r>
+        </w:hyperlink>
       </w:r>
       <w:r>
         <w:rPr>

--- a/EXPORTS/DOCX/published/niveau3/Dutch/KoninklijkeDefensieMus.docx
+++ b/EXPORTS/DOCX/published/niveau3/Dutch/KoninklijkeDefensieMus.docx
@@ -258,18 +258,7 @@
           <w:color w:val="000000"/>
           <w:sz w:val="24"/>
         </w:rPr>
-        <w:t>onder</w:t>
-      </w:r>
-      <w:r>
-        <w:rPr>
-          <w:u w:val="single" w:color="0000ff"/>
-          <w:rFonts w:ascii="Charis SIL Regular" w:hAnsi="Charis SIL Regular" w:eastAsia="Charis SIL Regular"/>
-          <w:b w:val="0"/>
-          <w:i w:val="0"/>
-          <w:color w:val="000000"/>
-          <w:sz w:val="24"/>
-        </w:rPr>
-        <w:t xml:space="preserve"> de SKD </w:t>
+        <w:t xml:space="preserve">onder de SKD </w:t>
       </w:r>
       <w:r>
         <w:rPr>
@@ -1025,7 +1014,35 @@
           <w:color w:val="000000"/>
           <w:sz w:val="24"/>
         </w:rPr>
-        <w:t xml:space="preserve"> De samenvoeging vond plaats in </w:t>
+        <w:t xml:space="preserve"> De samenvoegi</w:t>
+      </w:r>
+      <w:r>
+        <w:rPr>
+          <w:u w:val="single" w:color="0000ff"/>
+          <w:rFonts w:ascii="Charis SIL Regular" w:hAnsi="Charis SIL Regular" w:eastAsia="Charis SIL Regular"/>
+          <w:b w:val="0"/>
+          <w:i w:val="0"/>
+          <w:color w:val="000000"/>
+          <w:sz w:val="24"/>
+        </w:rPr>
+        <w:hyperlink r:id="rId15" w:history="1">
+          <w:r>
+            <w:rPr>
+              <w:rStyle w:val="Hyperlink"/>
+            </w:rPr>
+            <w:t xml:space="preserve">ng vond </w:t>
+          </w:r>
+        </w:hyperlink>
+      </w:r>
+      <w:r>
+        <w:rPr>
+          <w:rFonts w:ascii="Charis SIL Regular" w:hAnsi="Charis SIL Regular" w:eastAsia="Charis SIL Regular"/>
+          <w:b w:val="0"/>
+          <w:i w:val="0"/>
+          <w:color w:val="000000"/>
+          <w:sz w:val="24"/>
+        </w:rPr>
+        <w:t xml:space="preserve">plaats in </w:t>
       </w:r>
       <w:r>
         <w:rPr>
@@ -1163,7 +1180,25 @@
           <w:color w:val="000000"/>
           <w:sz w:val="24"/>
         </w:rPr>
-        <w:t>Luchtvaart Museum werd in 1968 opgericht als officieel muse</w:t>
+        <w:t>Luchtvaart Museum werd in 1968 opgericht als officieel m</w:t>
+      </w:r>
+      <w:r>
+        <w:rPr>
+          <w:u w:val="single" w:color="0000ff"/>
+          <w:rFonts w:ascii="Charis SIL Regular" w:hAnsi="Charis SIL Regular" w:eastAsia="Charis SIL Regular"/>
+          <w:b w:val="0"/>
+          <w:i w:val="0"/>
+          <w:color w:val="000000"/>
+          <w:sz w:val="24"/>
+        </w:rPr>
+        <w:hyperlink r:id="rId16" w:history="1">
+          <w:r>
+            <w:rPr>
+              <w:rStyle w:val="Hyperlink"/>
+            </w:rPr>
+            <w:t>use</w:t>
+          </w:r>
+        </w:hyperlink>
       </w:r>
       <w:r>
         <w:rPr>

--- a/EXPORTS/DOCX/published/niveau3/Dutch/KoninklijkeDefensieMus.docx
+++ b/EXPORTS/DOCX/published/niveau3/Dutch/KoninklijkeDefensieMus.docx
@@ -258,7 +258,25 @@
           <w:color w:val="000000"/>
           <w:sz w:val="24"/>
         </w:rPr>
-        <w:t xml:space="preserve">onder de SKD </w:t>
+        <w:t>onder</w:t>
+      </w:r>
+      <w:r>
+        <w:rPr>
+          <w:u w:val="single" w:color="0000ff"/>
+          <w:rFonts w:ascii="Charis SIL Regular" w:hAnsi="Charis SIL Regular" w:eastAsia="Charis SIL Regular"/>
+          <w:b w:val="0"/>
+          <w:i w:val="0"/>
+          <w:color w:val="000000"/>
+          <w:sz w:val="24"/>
+        </w:rPr>
+        <w:hyperlink r:id="rId9" w:history="1">
+          <w:r>
+            <w:rPr>
+              <w:rStyle w:val="Hyperlink"/>
+            </w:rPr>
+            <w:t xml:space="preserve"> de SKD </w:t>
+          </w:r>
+        </w:hyperlink>
       </w:r>
       <w:r>
         <w:rPr>
@@ -2542,7 +2560,7 @@
         <w:autoSpaceDN w:val="0"/>
         <w:autoSpaceDE w:val="0"/>
         <w:widowControl/>
-        <w:spacing w:line="554" w:lineRule="exact" w:before="0" w:after="0"/>
+        <w:spacing w:line="550" w:lineRule="exact" w:before="0" w:after="0"/>
         <w:ind w:left="0" w:right="2304" w:firstLine="800"/>
         <w:jc w:val="left"/>
       </w:pPr>

--- a/EXPORTS/DOCX/published/niveau3/Dutch/KoninklijkeDefensieMus.docx
+++ b/EXPORTS/DOCX/published/niveau3/Dutch/KoninklijkeDefensieMus.docx
@@ -1209,14 +1209,7 @@
           <w:color w:val="000000"/>
           <w:sz w:val="24"/>
         </w:rPr>
-        <w:hyperlink r:id="rId16" w:history="1">
-          <w:r>
-            <w:rPr>
-              <w:rStyle w:val="Hyperlink"/>
-            </w:rPr>
-            <w:t>use</w:t>
-          </w:r>
-        </w:hyperlink>
+        <w:t>use</w:t>
       </w:r>
       <w:r>
         <w:rPr>

--- a/EXPORTS/DOCX/published/niveau3/Dutch/KoninklijkeDefensieMus.docx
+++ b/EXPORTS/DOCX/published/niveau3/Dutch/KoninklijkeDefensieMus.docx
@@ -1209,7 +1209,14 @@
           <w:color w:val="000000"/>
           <w:sz w:val="24"/>
         </w:rPr>
-        <w:t>use</w:t>
+        <w:hyperlink r:id="rId16" w:history="1">
+          <w:r>
+            <w:rPr>
+              <w:rStyle w:val="Hyperlink"/>
+            </w:rPr>
+            <w:t>use</w:t>
+          </w:r>
+        </w:hyperlink>
       </w:r>
       <w:r>
         <w:rPr>

--- a/EXPORTS/DOCX/published/niveau3/Dutch/KoninklijkeDefensieMus.docx
+++ b/EXPORTS/DOCX/published/niveau3/Dutch/KoninklijkeDefensieMus.docx
@@ -258,7 +258,25 @@
           <w:color w:val="000000"/>
           <w:sz w:val="24"/>
         </w:rPr>
-        <w:t xml:space="preserve">onder de SKD </w:t>
+        <w:t>onder</w:t>
+      </w:r>
+      <w:r>
+        <w:rPr>
+          <w:u w:val="single" w:color="0000ff"/>
+          <w:rFonts w:ascii="Charis SIL Regular" w:hAnsi="Charis SIL Regular" w:eastAsia="Charis SIL Regular"/>
+          <w:b w:val="0"/>
+          <w:i w:val="0"/>
+          <w:color w:val="000000"/>
+          <w:sz w:val="24"/>
+        </w:rPr>
+        <w:hyperlink r:id="rId9" w:history="1">
+          <w:r>
+            <w:rPr>
+              <w:rStyle w:val="Hyperlink"/>
+            </w:rPr>
+            <w:t xml:space="preserve"> de SKD </w:t>
+          </w:r>
+        </w:hyperlink>
       </w:r>
       <w:r>
         <w:rPr>

--- a/EXPORTS/DOCX/published/niveau3/Dutch/KoninklijkeDefensieMus.docx
+++ b/EXPORTS/DOCX/published/niveau3/Dutch/KoninklijkeDefensieMus.docx
@@ -269,7 +269,14 @@
           <w:color w:val="000000"/>
           <w:sz w:val="24"/>
         </w:rPr>
-        <w:t xml:space="preserve"> de SKD </w:t>
+        <w:hyperlink r:id="rId9" w:history="1">
+          <w:r>
+            <w:rPr>
+              <w:rStyle w:val="Hyperlink"/>
+            </w:rPr>
+            <w:t xml:space="preserve"> de SKD </w:t>
+          </w:r>
+        </w:hyperlink>
       </w:r>
       <w:r>
         <w:rPr>
@@ -997,7 +1004,63 @@
           <w:color w:val="000000"/>
           <w:sz w:val="24"/>
         </w:rPr>
-        <w:t xml:space="preserve"> dat al was gevestigd in Soesterberg. De samenvoeging vond plaats in </w:t>
+        <w:t xml:space="preserve"> dat al was gevestigd i</w:t>
+      </w:r>
+      <w:r>
+        <w:rPr>
+          <w:u w:val="single" w:color="0000ff"/>
+          <w:rFonts w:ascii="Charis SIL Regular" w:hAnsi="Charis SIL Regular" w:eastAsia="Charis SIL Regular"/>
+          <w:b w:val="0"/>
+          <w:i w:val="0"/>
+          <w:color w:val="000000"/>
+          <w:sz w:val="24"/>
+        </w:rPr>
+        <w:hyperlink r:id="rId14" w:history="1">
+          <w:r>
+            <w:rPr>
+              <w:rStyle w:val="Hyperlink"/>
+            </w:rPr>
+            <w:t>n Soesterberg.</w:t>
+          </w:r>
+        </w:hyperlink>
+      </w:r>
+      <w:r>
+        <w:rPr>
+          <w:rFonts w:ascii="Charis SIL Regular" w:hAnsi="Charis SIL Regular" w:eastAsia="Charis SIL Regular"/>
+          <w:b w:val="0"/>
+          <w:i w:val="0"/>
+          <w:color w:val="000000"/>
+          <w:sz w:val="24"/>
+        </w:rPr>
+        <w:t xml:space="preserve"> De samenvoegi</w:t>
+      </w:r>
+      <w:r>
+        <w:rPr>
+          <w:u w:val="single" w:color="0000ff"/>
+          <w:rFonts w:ascii="Charis SIL Regular" w:hAnsi="Charis SIL Regular" w:eastAsia="Charis SIL Regular"/>
+          <w:b w:val="0"/>
+          <w:i w:val="0"/>
+          <w:color w:val="000000"/>
+          <w:sz w:val="24"/>
+        </w:rPr>
+        <w:hyperlink r:id="rId15" w:history="1">
+          <w:r>
+            <w:rPr>
+              <w:rStyle w:val="Hyperlink"/>
+            </w:rPr>
+            <w:t xml:space="preserve">ng vond </w:t>
+          </w:r>
+        </w:hyperlink>
+      </w:r>
+      <w:r>
+        <w:rPr>
+          <w:rFonts w:ascii="Charis SIL Regular" w:hAnsi="Charis SIL Regular" w:eastAsia="Charis SIL Regular"/>
+          <w:b w:val="0"/>
+          <w:i w:val="0"/>
+          <w:color w:val="000000"/>
+          <w:sz w:val="24"/>
+        </w:rPr>
+        <w:t xml:space="preserve">plaats in </w:t>
       </w:r>
       <w:r>
         <w:rPr>
@@ -1135,25 +1198,7 @@
           <w:color w:val="000000"/>
           <w:sz w:val="24"/>
         </w:rPr>
-        <w:t>Luchtvaart Museum werd in 1968 opgericht als officieel m</w:t>
-      </w:r>
-      <w:r>
-        <w:rPr>
-          <w:u w:val="single" w:color="0000ff"/>
-          <w:rFonts w:ascii="Charis SIL Regular" w:hAnsi="Charis SIL Regular" w:eastAsia="Charis SIL Regular"/>
-          <w:b w:val="0"/>
-          <w:i w:val="0"/>
-          <w:color w:val="000000"/>
-          <w:sz w:val="24"/>
-        </w:rPr>
-        <w:hyperlink r:id="rId16" w:history="1">
-          <w:r>
-            <w:rPr>
-              <w:rStyle w:val="Hyperlink"/>
-            </w:rPr>
-            <w:t>use</w:t>
-          </w:r>
-        </w:hyperlink>
+        <w:t>Luchtvaart Museum werd in 1968 opgericht als officieel muse</w:t>
       </w:r>
       <w:r>
         <w:rPr>
@@ -1634,25 +1679,7 @@
           <w:color w:val="000000"/>
           <w:sz w:val="24"/>
         </w:rPr>
-        <w:t>zijn. Do</w:t>
-      </w:r>
-      <w:r>
-        <w:rPr>
-          <w:u w:val="single" w:color="0000ff"/>
-          <w:rFonts w:ascii="Charis SIL Regular" w:hAnsi="Charis SIL Regular" w:eastAsia="Charis SIL Regular"/>
-          <w:b w:val="0"/>
-          <w:i w:val="0"/>
-          <w:color w:val="000000"/>
-          <w:sz w:val="24"/>
-        </w:rPr>
-        <w:hyperlink r:id="rId19" w:history="1">
-          <w:r>
-            <w:rPr>
-              <w:rStyle w:val="Hyperlink"/>
-            </w:rPr>
-            <w:t>or de grot</w:t>
-          </w:r>
-        </w:hyperlink>
+        <w:t>zijn. Door de grot</w:t>
       </w:r>
       <w:r>
         <w:rPr>

--- a/EXPORTS/DOCX/published/niveau3/Dutch/KoninklijkeDefensieMus.docx
+++ b/EXPORTS/DOCX/published/niveau3/Dutch/KoninklijkeDefensieMus.docx
@@ -1198,7 +1198,25 @@
           <w:color w:val="000000"/>
           <w:sz w:val="24"/>
         </w:rPr>
-        <w:t>Luchtvaart Museum werd in 1968 opgericht als officieel muse</w:t>
+        <w:t>Luchtvaart Museum werd in 1968 opgericht als officieel m</w:t>
+      </w:r>
+      <w:r>
+        <w:rPr>
+          <w:u w:val="single" w:color="0000ff"/>
+          <w:rFonts w:ascii="Charis SIL Regular" w:hAnsi="Charis SIL Regular" w:eastAsia="Charis SIL Regular"/>
+          <w:b w:val="0"/>
+          <w:i w:val="0"/>
+          <w:color w:val="000000"/>
+          <w:sz w:val="24"/>
+        </w:rPr>
+        <w:hyperlink r:id="rId16" w:history="1">
+          <w:r>
+            <w:rPr>
+              <w:rStyle w:val="Hyperlink"/>
+            </w:rPr>
+            <w:t>use</w:t>
+          </w:r>
+        </w:hyperlink>
       </w:r>
       <w:r>
         <w:rPr>
@@ -1679,7 +1697,25 @@
           <w:color w:val="000000"/>
           <w:sz w:val="24"/>
         </w:rPr>
-        <w:t>zijn. Door de grot</w:t>
+        <w:t>zijn. Do</w:t>
+      </w:r>
+      <w:r>
+        <w:rPr>
+          <w:u w:val="single" w:color="0000ff"/>
+          <w:rFonts w:ascii="Charis SIL Regular" w:hAnsi="Charis SIL Regular" w:eastAsia="Charis SIL Regular"/>
+          <w:b w:val="0"/>
+          <w:i w:val="0"/>
+          <w:color w:val="000000"/>
+          <w:sz w:val="24"/>
+        </w:rPr>
+        <w:hyperlink r:id="rId19" w:history="1">
+          <w:r>
+            <w:rPr>
+              <w:rStyle w:val="Hyperlink"/>
+            </w:rPr>
+            <w:t>or de grot</w:t>
+          </w:r>
+        </w:hyperlink>
       </w:r>
       <w:r>
         <w:rPr>

--- a/EXPORTS/DOCX/published/niveau3/Dutch/KoninklijkeDefensieMus.docx
+++ b/EXPORTS/DOCX/published/niveau3/Dutch/KoninklijkeDefensieMus.docx
@@ -258,7 +258,25 @@
           <w:color w:val="000000"/>
           <w:sz w:val="24"/>
         </w:rPr>
-        <w:t xml:space="preserve">onder de SKD </w:t>
+        <w:t>onder</w:t>
+      </w:r>
+      <w:r>
+        <w:rPr>
+          <w:u w:val="single" w:color="0000ff"/>
+          <w:rFonts w:ascii="Charis SIL Regular" w:hAnsi="Charis SIL Regular" w:eastAsia="Charis SIL Regular"/>
+          <w:b w:val="0"/>
+          <w:i w:val="0"/>
+          <w:color w:val="000000"/>
+          <w:sz w:val="24"/>
+        </w:rPr>
+        <w:hyperlink r:id="rId9" w:history="1">
+          <w:r>
+            <w:rPr>
+              <w:rStyle w:val="Hyperlink"/>
+            </w:rPr>
+            <w:t xml:space="preserve"> de SKD </w:t>
+          </w:r>
+        </w:hyperlink>
       </w:r>
       <w:r>
         <w:rPr>
@@ -1679,25 +1697,7 @@
           <w:color w:val="000000"/>
           <w:sz w:val="24"/>
         </w:rPr>
-        <w:t>zijn. Do</w:t>
-      </w:r>
-      <w:r>
-        <w:rPr>
-          <w:u w:val="single" w:color="0000ff"/>
-          <w:rFonts w:ascii="Charis SIL Regular" w:hAnsi="Charis SIL Regular" w:eastAsia="Charis SIL Regular"/>
-          <w:b w:val="0"/>
-          <w:i w:val="0"/>
-          <w:color w:val="000000"/>
-          <w:sz w:val="24"/>
-        </w:rPr>
-        <w:hyperlink r:id="rId19" w:history="1">
-          <w:r>
-            <w:rPr>
-              <w:rStyle w:val="Hyperlink"/>
-            </w:rPr>
-            <w:t>or de grot</w:t>
-          </w:r>
-        </w:hyperlink>
+        <w:t>zijn. Door de grot</w:t>
       </w:r>
       <w:r>
         <w:rPr>

--- a/EXPORTS/DOCX/published/niveau3/Dutch/KoninklijkeDefensieMus.docx
+++ b/EXPORTS/DOCX/published/niveau3/Dutch/KoninklijkeDefensieMus.docx
@@ -258,25 +258,7 @@
           <w:color w:val="000000"/>
           <w:sz w:val="24"/>
         </w:rPr>
-        <w:t>onder</w:t>
-      </w:r>
-      <w:r>
-        <w:rPr>
-          <w:u w:val="single" w:color="0000ff"/>
-          <w:rFonts w:ascii="Charis SIL Regular" w:hAnsi="Charis SIL Regular" w:eastAsia="Charis SIL Regular"/>
-          <w:b w:val="0"/>
-          <w:i w:val="0"/>
-          <w:color w:val="000000"/>
-          <w:sz w:val="24"/>
-        </w:rPr>
-        <w:hyperlink r:id="rId9" w:history="1">
-          <w:r>
-            <w:rPr>
-              <w:rStyle w:val="Hyperlink"/>
-            </w:rPr>
-            <w:t xml:space="preserve"> de SKD </w:t>
-          </w:r>
-        </w:hyperlink>
+        <w:t xml:space="preserve">onder de SKD </w:t>
       </w:r>
       <w:r>
         <w:rPr>
@@ -713,14 +695,7 @@
           <w:color w:val="000000"/>
           <w:sz w:val="24"/>
         </w:rPr>
-        <w:hyperlink r:id="rId12" w:history="1">
-          <w:r>
-            <w:rPr>
-              <w:rStyle w:val="Hyperlink"/>
-            </w:rPr>
-            <w:t>kbaar gemaak</w:t>
-          </w:r>
-        </w:hyperlink>
+        <w:t>kbaar gemaak</w:t>
       </w:r>
       <w:r>
         <w:rPr>
@@ -1004,35 +979,7 @@
           <w:color w:val="000000"/>
           <w:sz w:val="24"/>
         </w:rPr>
-        <w:t xml:space="preserve"> dat al was gevestigd i</w:t>
-      </w:r>
-      <w:r>
-        <w:rPr>
-          <w:u w:val="single" w:color="0000ff"/>
-          <w:rFonts w:ascii="Charis SIL Regular" w:hAnsi="Charis SIL Regular" w:eastAsia="Charis SIL Regular"/>
-          <w:b w:val="0"/>
-          <w:i w:val="0"/>
-          <w:color w:val="000000"/>
-          <w:sz w:val="24"/>
-        </w:rPr>
-        <w:hyperlink r:id="rId14" w:history="1">
-          <w:r>
-            <w:rPr>
-              <w:rStyle w:val="Hyperlink"/>
-            </w:rPr>
-            <w:t>n Soesterberg.</w:t>
-          </w:r>
-        </w:hyperlink>
-      </w:r>
-      <w:r>
-        <w:rPr>
-          <w:rFonts w:ascii="Charis SIL Regular" w:hAnsi="Charis SIL Regular" w:eastAsia="Charis SIL Regular"/>
-          <w:b w:val="0"/>
-          <w:i w:val="0"/>
-          <w:color w:val="000000"/>
-          <w:sz w:val="24"/>
-        </w:rPr>
-        <w:t xml:space="preserve"> De samenvoegi</w:t>
+        <w:t xml:space="preserve"> dat al was gevestigd in Soesterberg. De samenvoegi</w:t>
       </w:r>
       <w:r>
         <w:rPr>
@@ -1198,25 +1145,7 @@
           <w:color w:val="000000"/>
           <w:sz w:val="24"/>
         </w:rPr>
-        <w:t>Luchtvaart Museum werd in 1968 opgericht als officieel m</w:t>
-      </w:r>
-      <w:r>
-        <w:rPr>
-          <w:u w:val="single" w:color="0000ff"/>
-          <w:rFonts w:ascii="Charis SIL Regular" w:hAnsi="Charis SIL Regular" w:eastAsia="Charis SIL Regular"/>
-          <w:b w:val="0"/>
-          <w:i w:val="0"/>
-          <w:color w:val="000000"/>
-          <w:sz w:val="24"/>
-        </w:rPr>
-        <w:hyperlink r:id="rId16" w:history="1">
-          <w:r>
-            <w:rPr>
-              <w:rStyle w:val="Hyperlink"/>
-            </w:rPr>
-            <w:t>use</w:t>
-          </w:r>
-        </w:hyperlink>
+        <w:t>Luchtvaart Museum werd in 1968 opgericht als officieel muse</w:t>
       </w:r>
       <w:r>
         <w:rPr>

--- a/EXPORTS/DOCX/published/niveau3/Dutch/KoninklijkeDefensieMus.docx
+++ b/EXPORTS/DOCX/published/niveau3/Dutch/KoninklijkeDefensieMus.docx
@@ -258,7 +258,25 @@
           <w:color w:val="000000"/>
           <w:sz w:val="24"/>
         </w:rPr>
-        <w:t xml:space="preserve">onder de SKD </w:t>
+        <w:t>onder</w:t>
+      </w:r>
+      <w:r>
+        <w:rPr>
+          <w:u w:val="single" w:color="0000ff"/>
+          <w:rFonts w:ascii="Charis SIL Regular" w:hAnsi="Charis SIL Regular" w:eastAsia="Charis SIL Regular"/>
+          <w:b w:val="0"/>
+          <w:i w:val="0"/>
+          <w:color w:val="000000"/>
+          <w:sz w:val="24"/>
+        </w:rPr>
+        <w:hyperlink r:id="rId9" w:history="1">
+          <w:r>
+            <w:rPr>
+              <w:rStyle w:val="Hyperlink"/>
+            </w:rPr>
+            <w:t xml:space="preserve"> de SKD </w:t>
+          </w:r>
+        </w:hyperlink>
       </w:r>
       <w:r>
         <w:rPr>
@@ -684,18 +702,7 @@
           <w:color w:val="000000"/>
           <w:sz w:val="24"/>
         </w:rPr>
-        <w:t>collectie online beschi</w:t>
-      </w:r>
-      <w:r>
-        <w:rPr>
-          <w:u w:val="single" w:color="0000ff"/>
-          <w:rFonts w:ascii="Charis SIL Regular" w:hAnsi="Charis SIL Regular" w:eastAsia="Charis SIL Regular"/>
-          <w:b w:val="0"/>
-          <w:i w:val="0"/>
-          <w:color w:val="000000"/>
-          <w:sz w:val="24"/>
-        </w:rPr>
-        <w:t>kbaar gemaak</w:t>
+        <w:t>collectie online beschikbaar gemaak</w:t>
       </w:r>
       <w:r>
         <w:rPr>
@@ -979,7 +986,35 @@
           <w:color w:val="000000"/>
           <w:sz w:val="24"/>
         </w:rPr>
-        <w:t xml:space="preserve"> dat al was gevestigd in Soesterberg. De samenvoegi</w:t>
+        <w:t xml:space="preserve"> dat al was gevestigd i</w:t>
+      </w:r>
+      <w:r>
+        <w:rPr>
+          <w:u w:val="single" w:color="0000ff"/>
+          <w:rFonts w:ascii="Charis SIL Regular" w:hAnsi="Charis SIL Regular" w:eastAsia="Charis SIL Regular"/>
+          <w:b w:val="0"/>
+          <w:i w:val="0"/>
+          <w:color w:val="000000"/>
+          <w:sz w:val="24"/>
+        </w:rPr>
+        <w:hyperlink r:id="rId14" w:history="1">
+          <w:r>
+            <w:rPr>
+              <w:rStyle w:val="Hyperlink"/>
+            </w:rPr>
+            <w:t>n Soesterberg.</w:t>
+          </w:r>
+        </w:hyperlink>
+      </w:r>
+      <w:r>
+        <w:rPr>
+          <w:rFonts w:ascii="Charis SIL Regular" w:hAnsi="Charis SIL Regular" w:eastAsia="Charis SIL Regular"/>
+          <w:b w:val="0"/>
+          <w:i w:val="0"/>
+          <w:color w:val="000000"/>
+          <w:sz w:val="24"/>
+        </w:rPr>
+        <w:t xml:space="preserve"> De samenvoegi</w:t>
       </w:r>
       <w:r>
         <w:rPr>
@@ -1145,7 +1180,25 @@
           <w:color w:val="000000"/>
           <w:sz w:val="24"/>
         </w:rPr>
-        <w:t>Luchtvaart Museum werd in 1968 opgericht als officieel muse</w:t>
+        <w:t>Luchtvaart Museum werd in 1968 opgericht als officieel m</w:t>
+      </w:r>
+      <w:r>
+        <w:rPr>
+          <w:u w:val="single" w:color="0000ff"/>
+          <w:rFonts w:ascii="Charis SIL Regular" w:hAnsi="Charis SIL Regular" w:eastAsia="Charis SIL Regular"/>
+          <w:b w:val="0"/>
+          <w:i w:val="0"/>
+          <w:color w:val="000000"/>
+          <w:sz w:val="24"/>
+        </w:rPr>
+        <w:hyperlink r:id="rId16" w:history="1">
+          <w:r>
+            <w:rPr>
+              <w:rStyle w:val="Hyperlink"/>
+            </w:rPr>
+            <w:t>use</w:t>
+          </w:r>
+        </w:hyperlink>
       </w:r>
       <w:r>
         <w:rPr>
@@ -1626,25 +1679,7 @@
           <w:color w:val="000000"/>
           <w:sz w:val="24"/>
         </w:rPr>
-        <w:t>zijn. Do</w:t>
-      </w:r>
-      <w:r>
-        <w:rPr>
-          <w:u w:val="single" w:color="0000ff"/>
-          <w:rFonts w:ascii="Charis SIL Regular" w:hAnsi="Charis SIL Regular" w:eastAsia="Charis SIL Regular"/>
-          <w:b w:val="0"/>
-          <w:i w:val="0"/>
-          <w:color w:val="000000"/>
-          <w:sz w:val="24"/>
-        </w:rPr>
-        <w:hyperlink r:id="rId19" w:history="1">
-          <w:r>
-            <w:rPr>
-              <w:rStyle w:val="Hyperlink"/>
-            </w:rPr>
-            <w:t>or de grot</w:t>
-          </w:r>
-        </w:hyperlink>
+        <w:t>zijn. Door de grot</w:t>
       </w:r>
       <w:r>
         <w:rPr>

--- a/EXPORTS/DOCX/published/niveau3/Dutch/KoninklijkeDefensieMus.docx
+++ b/EXPORTS/DOCX/published/niveau3/Dutch/KoninklijkeDefensieMus.docx
@@ -521,25 +521,7 @@
           <w:color w:val="000000"/>
           <w:sz w:val="24"/>
         </w:rPr>
-        <w:t xml:space="preserve">traditiekamers. Om de traditiekamers te bezoeken dien je van </w:t>
-      </w:r>
-      <w:r>
-        <w:rPr>
-          <w:u w:val="single" w:color="0000ff"/>
-          <w:rFonts w:ascii="Charis SIL Regular" w:hAnsi="Charis SIL Regular" w:eastAsia="Charis SIL Regular"/>
-          <w:b w:val="0"/>
-          <w:i w:val="0"/>
-          <w:color w:val="000000"/>
-          <w:sz w:val="24"/>
-        </w:rPr>
-        <w:hyperlink r:id="rId11" w:history="1">
-          <w:r>
-            <w:rPr>
-              <w:rStyle w:val="Hyperlink"/>
-            </w:rPr>
-            <w:t>te voren co</w:t>
-          </w:r>
-        </w:hyperlink>
+        <w:t>traditiekamers. Om de traditiekamers te bezoeken dien je van te voren co</w:t>
       </w:r>
       <w:r>
         <w:rPr>
@@ -1191,14 +1173,7 @@
           <w:color w:val="000000"/>
           <w:sz w:val="24"/>
         </w:rPr>
-        <w:hyperlink r:id="rId16" w:history="1">
-          <w:r>
-            <w:rPr>
-              <w:rStyle w:val="Hyperlink"/>
-            </w:rPr>
-            <w:t>use</w:t>
-          </w:r>
-        </w:hyperlink>
+        <w:t>use</w:t>
       </w:r>
       <w:r>
         <w:rPr>

--- a/EXPORTS/DOCX/published/niveau3/Dutch/KoninklijkeDefensieMus.docx
+++ b/EXPORTS/DOCX/published/niveau3/Dutch/KoninklijkeDefensieMus.docx
@@ -258,25 +258,7 @@
           <w:color w:val="000000"/>
           <w:sz w:val="24"/>
         </w:rPr>
-        <w:t>onder</w:t>
-      </w:r>
-      <w:r>
-        <w:rPr>
-          <w:u w:val="single" w:color="0000ff"/>
-          <w:rFonts w:ascii="Charis SIL Regular" w:hAnsi="Charis SIL Regular" w:eastAsia="Charis SIL Regular"/>
-          <w:b w:val="0"/>
-          <w:i w:val="0"/>
-          <w:color w:val="000000"/>
-          <w:sz w:val="24"/>
-        </w:rPr>
-        <w:hyperlink r:id="rId9" w:history="1">
-          <w:r>
-            <w:rPr>
-              <w:rStyle w:val="Hyperlink"/>
-            </w:rPr>
-            <w:t xml:space="preserve"> de SKD </w:t>
-          </w:r>
-        </w:hyperlink>
+        <w:t xml:space="preserve">onder de SKD </w:t>
       </w:r>
       <w:r>
         <w:rPr>
@@ -521,7 +503,25 @@
           <w:color w:val="000000"/>
           <w:sz w:val="24"/>
         </w:rPr>
-        <w:t>traditiekamers. Om de traditiekamers te bezoeken dien je van te voren co</w:t>
+        <w:t xml:space="preserve">traditiekamers. Om de traditiekamers te bezoeken dien je van </w:t>
+      </w:r>
+      <w:r>
+        <w:rPr>
+          <w:u w:val="single" w:color="0000ff"/>
+          <w:rFonts w:ascii="Charis SIL Regular" w:hAnsi="Charis SIL Regular" w:eastAsia="Charis SIL Regular"/>
+          <w:b w:val="0"/>
+          <w:i w:val="0"/>
+          <w:color w:val="000000"/>
+          <w:sz w:val="24"/>
+        </w:rPr>
+        <w:hyperlink r:id="rId11" w:history="1">
+          <w:r>
+            <w:rPr>
+              <w:rStyle w:val="Hyperlink"/>
+            </w:rPr>
+            <w:t>te voren co</w:t>
+          </w:r>
+        </w:hyperlink>
       </w:r>
       <w:r>
         <w:rPr>
@@ -684,7 +684,25 @@
           <w:color w:val="000000"/>
           <w:sz w:val="24"/>
         </w:rPr>
-        <w:t>collectie online beschikbaar gemaak</w:t>
+        <w:t>collectie online beschi</w:t>
+      </w:r>
+      <w:r>
+        <w:rPr>
+          <w:u w:val="single" w:color="0000ff"/>
+          <w:rFonts w:ascii="Charis SIL Regular" w:hAnsi="Charis SIL Regular" w:eastAsia="Charis SIL Regular"/>
+          <w:b w:val="0"/>
+          <w:i w:val="0"/>
+          <w:color w:val="000000"/>
+          <w:sz w:val="24"/>
+        </w:rPr>
+        <w:hyperlink r:id="rId12" w:history="1">
+          <w:r>
+            <w:rPr>
+              <w:rStyle w:val="Hyperlink"/>
+            </w:rPr>
+            <w:t>kbaar gemaak</w:t>
+          </w:r>
+        </w:hyperlink>
       </w:r>
       <w:r>
         <w:rPr>
@@ -1173,7 +1191,14 @@
           <w:color w:val="000000"/>
           <w:sz w:val="24"/>
         </w:rPr>
-        <w:t>use</w:t>
+        <w:hyperlink r:id="rId16" w:history="1">
+          <w:r>
+            <w:rPr>
+              <w:rStyle w:val="Hyperlink"/>
+            </w:rPr>
+            <w:t>use</w:t>
+          </w:r>
+        </w:hyperlink>
       </w:r>
       <w:r>
         <w:rPr>
@@ -1654,7 +1679,25 @@
           <w:color w:val="000000"/>
           <w:sz w:val="24"/>
         </w:rPr>
-        <w:t>zijn. Door de grot</w:t>
+        <w:t>zijn. Do</w:t>
+      </w:r>
+      <w:r>
+        <w:rPr>
+          <w:u w:val="single" w:color="0000ff"/>
+          <w:rFonts w:ascii="Charis SIL Regular" w:hAnsi="Charis SIL Regular" w:eastAsia="Charis SIL Regular"/>
+          <w:b w:val="0"/>
+          <w:i w:val="0"/>
+          <w:color w:val="000000"/>
+          <w:sz w:val="24"/>
+        </w:rPr>
+        <w:hyperlink r:id="rId19" w:history="1">
+          <w:r>
+            <w:rPr>
+              <w:rStyle w:val="Hyperlink"/>
+            </w:rPr>
+            <w:t>or de grot</w:t>
+          </w:r>
+        </w:hyperlink>
       </w:r>
       <w:r>
         <w:rPr>

--- a/EXPORTS/DOCX/published/niveau3/Dutch/KoninklijkeDefensieMus.docx
+++ b/EXPORTS/DOCX/published/niveau3/Dutch/KoninklijkeDefensieMus.docx
@@ -521,25 +521,7 @@
           <w:color w:val="000000"/>
           <w:sz w:val="24"/>
         </w:rPr>
-        <w:t xml:space="preserve">traditiekamers. Om de traditiekamers te bezoeken dien je van </w:t>
-      </w:r>
-      <w:r>
-        <w:rPr>
-          <w:u w:val="single" w:color="0000ff"/>
-          <w:rFonts w:ascii="Charis SIL Regular" w:hAnsi="Charis SIL Regular" w:eastAsia="Charis SIL Regular"/>
-          <w:b w:val="0"/>
-          <w:i w:val="0"/>
-          <w:color w:val="000000"/>
-          <w:sz w:val="24"/>
-        </w:rPr>
-        <w:hyperlink r:id="rId11" w:history="1">
-          <w:r>
-            <w:rPr>
-              <w:rStyle w:val="Hyperlink"/>
-            </w:rPr>
-            <w:t>te voren co</w:t>
-          </w:r>
-        </w:hyperlink>
+        <w:t>traditiekamers. Om de traditiekamers te bezoeken dien je van te voren co</w:t>
       </w:r>
       <w:r>
         <w:rPr>

--- a/EXPORTS/DOCX/published/niveau3/Dutch/KoninklijkeDefensieMus.docx
+++ b/EXPORTS/DOCX/published/niveau3/Dutch/KoninklijkeDefensieMus.docx
@@ -521,7 +521,25 @@
           <w:color w:val="000000"/>
           <w:sz w:val="24"/>
         </w:rPr>
-        <w:t>traditiekamers. Om de traditiekamers te bezoeken dien je van te voren co</w:t>
+        <w:t xml:space="preserve">traditiekamers. Om de traditiekamers te bezoeken dien je van </w:t>
+      </w:r>
+      <w:r>
+        <w:rPr>
+          <w:u w:val="single" w:color="0000ff"/>
+          <w:rFonts w:ascii="Charis SIL Regular" w:hAnsi="Charis SIL Regular" w:eastAsia="Charis SIL Regular"/>
+          <w:b w:val="0"/>
+          <w:i w:val="0"/>
+          <w:color w:val="000000"/>
+          <w:sz w:val="24"/>
+        </w:rPr>
+        <w:hyperlink r:id="rId11" w:history="1">
+          <w:r>
+            <w:rPr>
+              <w:rStyle w:val="Hyperlink"/>
+            </w:rPr>
+            <w:t>te voren co</w:t>
+          </w:r>
+        </w:hyperlink>
       </w:r>
       <w:r>
         <w:rPr>
@@ -1025,14 +1043,7 @@
           <w:color w:val="000000"/>
           <w:sz w:val="24"/>
         </w:rPr>
-        <w:hyperlink r:id="rId15" w:history="1">
-          <w:r>
-            <w:rPr>
-              <w:rStyle w:val="Hyperlink"/>
-            </w:rPr>
-            <w:t xml:space="preserve">ng vond </w:t>
-          </w:r>
-        </w:hyperlink>
+        <w:t xml:space="preserve">ng vond </w:t>
       </w:r>
       <w:r>
         <w:rPr>
@@ -1690,14 +1701,7 @@
           <w:color w:val="000000"/>
           <w:sz w:val="24"/>
         </w:rPr>
-        <w:hyperlink r:id="rId19" w:history="1">
-          <w:r>
-            <w:rPr>
-              <w:rStyle w:val="Hyperlink"/>
-            </w:rPr>
-            <w:t>or de grot</w:t>
-          </w:r>
-        </w:hyperlink>
+        <w:t>or de grot</w:t>
       </w:r>
       <w:r>
         <w:rPr>

--- a/EXPORTS/DOCX/published/niveau3/Dutch/KoninklijkeDefensieMus.docx
+++ b/EXPORTS/DOCX/published/niveau3/Dutch/KoninklijkeDefensieMus.docx
@@ -702,25 +702,7 @@
           <w:color w:val="000000"/>
           <w:sz w:val="24"/>
         </w:rPr>
-        <w:t>collectie online beschi</w:t>
-      </w:r>
-      <w:r>
-        <w:rPr>
-          <w:u w:val="single" w:color="0000ff"/>
-          <w:rFonts w:ascii="Charis SIL Regular" w:hAnsi="Charis SIL Regular" w:eastAsia="Charis SIL Regular"/>
-          <w:b w:val="0"/>
-          <w:i w:val="0"/>
-          <w:color w:val="000000"/>
-          <w:sz w:val="24"/>
-        </w:rPr>
-        <w:hyperlink r:id="rId12" w:history="1">
-          <w:r>
-            <w:rPr>
-              <w:rStyle w:val="Hyperlink"/>
-            </w:rPr>
-            <w:t>kbaar gemaak</w:t>
-          </w:r>
-        </w:hyperlink>
+        <w:t>collectie online beschikbaar gemaak</w:t>
       </w:r>
       <w:r>
         <w:rPr>
@@ -1043,7 +1025,14 @@
           <w:color w:val="000000"/>
           <w:sz w:val="24"/>
         </w:rPr>
-        <w:t xml:space="preserve">ng vond </w:t>
+        <w:hyperlink r:id="rId15" w:history="1">
+          <w:r>
+            <w:rPr>
+              <w:rStyle w:val="Hyperlink"/>
+            </w:rPr>
+            <w:t xml:space="preserve">ng vond </w:t>
+          </w:r>
+        </w:hyperlink>
       </w:r>
       <w:r>
         <w:rPr>
@@ -1202,14 +1191,7 @@
           <w:color w:val="000000"/>
           <w:sz w:val="24"/>
         </w:rPr>
-        <w:hyperlink r:id="rId16" w:history="1">
-          <w:r>
-            <w:rPr>
-              <w:rStyle w:val="Hyperlink"/>
-            </w:rPr>
-            <w:t>use</w:t>
-          </w:r>
-        </w:hyperlink>
+        <w:t>use</w:t>
       </w:r>
       <w:r>
         <w:rPr>
@@ -1701,7 +1683,14 @@
           <w:color w:val="000000"/>
           <w:sz w:val="24"/>
         </w:rPr>
-        <w:t>or de grot</w:t>
+        <w:hyperlink r:id="rId19" w:history="1">
+          <w:r>
+            <w:rPr>
+              <w:rStyle w:val="Hyperlink"/>
+            </w:rPr>
+            <w:t>or de grot</w:t>
+          </w:r>
+        </w:hyperlink>
       </w:r>
       <w:r>
         <w:rPr>

--- a/EXPORTS/DOCX/published/niveau3/Dutch/KoninklijkeDefensieMus.docx
+++ b/EXPORTS/DOCX/published/niveau3/Dutch/KoninklijkeDefensieMus.docx
@@ -702,7 +702,25 @@
           <w:color w:val="000000"/>
           <w:sz w:val="24"/>
         </w:rPr>
-        <w:t>collectie online beschikbaar gemaak</w:t>
+        <w:t>collectie online beschi</w:t>
+      </w:r>
+      <w:r>
+        <w:rPr>
+          <w:u w:val="single" w:color="0000ff"/>
+          <w:rFonts w:ascii="Charis SIL Regular" w:hAnsi="Charis SIL Regular" w:eastAsia="Charis SIL Regular"/>
+          <w:b w:val="0"/>
+          <w:i w:val="0"/>
+          <w:color w:val="000000"/>
+          <w:sz w:val="24"/>
+        </w:rPr>
+        <w:hyperlink r:id="rId12" w:history="1">
+          <w:r>
+            <w:rPr>
+              <w:rStyle w:val="Hyperlink"/>
+            </w:rPr>
+            <w:t>kbaar gemaak</w:t>
+          </w:r>
+        </w:hyperlink>
       </w:r>
       <w:r>
         <w:rPr>
@@ -986,63 +1004,7 @@
           <w:color w:val="000000"/>
           <w:sz w:val="24"/>
         </w:rPr>
-        <w:t xml:space="preserve"> dat al was gevestigd i</w:t>
-      </w:r>
-      <w:r>
-        <w:rPr>
-          <w:u w:val="single" w:color="0000ff"/>
-          <w:rFonts w:ascii="Charis SIL Regular" w:hAnsi="Charis SIL Regular" w:eastAsia="Charis SIL Regular"/>
-          <w:b w:val="0"/>
-          <w:i w:val="0"/>
-          <w:color w:val="000000"/>
-          <w:sz w:val="24"/>
-        </w:rPr>
-        <w:hyperlink r:id="rId14" w:history="1">
-          <w:r>
-            <w:rPr>
-              <w:rStyle w:val="Hyperlink"/>
-            </w:rPr>
-            <w:t>n Soesterberg.</w:t>
-          </w:r>
-        </w:hyperlink>
-      </w:r>
-      <w:r>
-        <w:rPr>
-          <w:rFonts w:ascii="Charis SIL Regular" w:hAnsi="Charis SIL Regular" w:eastAsia="Charis SIL Regular"/>
-          <w:b w:val="0"/>
-          <w:i w:val="0"/>
-          <w:color w:val="000000"/>
-          <w:sz w:val="24"/>
-        </w:rPr>
-        <w:t xml:space="preserve"> De samenvoegi</w:t>
-      </w:r>
-      <w:r>
-        <w:rPr>
-          <w:u w:val="single" w:color="0000ff"/>
-          <w:rFonts w:ascii="Charis SIL Regular" w:hAnsi="Charis SIL Regular" w:eastAsia="Charis SIL Regular"/>
-          <w:b w:val="0"/>
-          <w:i w:val="0"/>
-          <w:color w:val="000000"/>
-          <w:sz w:val="24"/>
-        </w:rPr>
-        <w:hyperlink r:id="rId15" w:history="1">
-          <w:r>
-            <w:rPr>
-              <w:rStyle w:val="Hyperlink"/>
-            </w:rPr>
-            <w:t xml:space="preserve">ng vond </w:t>
-          </w:r>
-        </w:hyperlink>
-      </w:r>
-      <w:r>
-        <w:rPr>
-          <w:rFonts w:ascii="Charis SIL Regular" w:hAnsi="Charis SIL Regular" w:eastAsia="Charis SIL Regular"/>
-          <w:b w:val="0"/>
-          <w:i w:val="0"/>
-          <w:color w:val="000000"/>
-          <w:sz w:val="24"/>
-        </w:rPr>
-        <w:t xml:space="preserve">plaats in </w:t>
+        <w:t xml:space="preserve"> dat al was gevestigd in Soesterberg. De samenvoeging vond plaats in </w:t>
       </w:r>
       <w:r>
         <w:rPr>
@@ -1191,7 +1153,14 @@
           <w:color w:val="000000"/>
           <w:sz w:val="24"/>
         </w:rPr>
-        <w:t>use</w:t>
+        <w:hyperlink r:id="rId16" w:history="1">
+          <w:r>
+            <w:rPr>
+              <w:rStyle w:val="Hyperlink"/>
+            </w:rPr>
+            <w:t>use</w:t>
+          </w:r>
+        </w:hyperlink>
       </w:r>
       <w:r>
         <w:rPr>

--- a/EXPORTS/DOCX/published/niveau3/Dutch/KoninklijkeDefensieMus.docx
+++ b/EXPORTS/DOCX/published/niveau3/Dutch/KoninklijkeDefensieMus.docx
@@ -1004,7 +1004,63 @@
           <w:color w:val="000000"/>
           <w:sz w:val="24"/>
         </w:rPr>
-        <w:t xml:space="preserve"> dat al was gevestigd in Soesterberg. De samenvoeging vond plaats in </w:t>
+        <w:t xml:space="preserve"> dat al was gevestigd i</w:t>
+      </w:r>
+      <w:r>
+        <w:rPr>
+          <w:u w:val="single" w:color="0000ff"/>
+          <w:rFonts w:ascii="Charis SIL Regular" w:hAnsi="Charis SIL Regular" w:eastAsia="Charis SIL Regular"/>
+          <w:b w:val="0"/>
+          <w:i w:val="0"/>
+          <w:color w:val="000000"/>
+          <w:sz w:val="24"/>
+        </w:rPr>
+        <w:hyperlink r:id="rId14" w:history="1">
+          <w:r>
+            <w:rPr>
+              <w:rStyle w:val="Hyperlink"/>
+            </w:rPr>
+            <w:t>n Soesterberg.</w:t>
+          </w:r>
+        </w:hyperlink>
+      </w:r>
+      <w:r>
+        <w:rPr>
+          <w:rFonts w:ascii="Charis SIL Regular" w:hAnsi="Charis SIL Regular" w:eastAsia="Charis SIL Regular"/>
+          <w:b w:val="0"/>
+          <w:i w:val="0"/>
+          <w:color w:val="000000"/>
+          <w:sz w:val="24"/>
+        </w:rPr>
+        <w:t xml:space="preserve"> De samenvoegi</w:t>
+      </w:r>
+      <w:r>
+        <w:rPr>
+          <w:u w:val="single" w:color="0000ff"/>
+          <w:rFonts w:ascii="Charis SIL Regular" w:hAnsi="Charis SIL Regular" w:eastAsia="Charis SIL Regular"/>
+          <w:b w:val="0"/>
+          <w:i w:val="0"/>
+          <w:color w:val="000000"/>
+          <w:sz w:val="24"/>
+        </w:rPr>
+        <w:hyperlink r:id="rId15" w:history="1">
+          <w:r>
+            <w:rPr>
+              <w:rStyle w:val="Hyperlink"/>
+            </w:rPr>
+            <w:t xml:space="preserve">ng vond </w:t>
+          </w:r>
+        </w:hyperlink>
+      </w:r>
+      <w:r>
+        <w:rPr>
+          <w:rFonts w:ascii="Charis SIL Regular" w:hAnsi="Charis SIL Regular" w:eastAsia="Charis SIL Regular"/>
+          <w:b w:val="0"/>
+          <w:i w:val="0"/>
+          <w:color w:val="000000"/>
+          <w:sz w:val="24"/>
+        </w:rPr>
+        <w:t xml:space="preserve">plaats in </w:t>
       </w:r>
       <w:r>
         <w:rPr>
@@ -1652,14 +1708,7 @@
           <w:color w:val="000000"/>
           <w:sz w:val="24"/>
         </w:rPr>
-        <w:hyperlink r:id="rId19" w:history="1">
-          <w:r>
-            <w:rPr>
-              <w:rStyle w:val="Hyperlink"/>
-            </w:rPr>
-            <w:t>or de grot</w:t>
-          </w:r>
-        </w:hyperlink>
+        <w:t>or de grot</w:t>
       </w:r>
       <w:r>
         <w:rPr>
